--- a/02-Lenguaje.docx
+++ b/02-Lenguaje.docx
@@ -2,7 +2,7 @@
 <file path=word/document.xml><?xml version="1.0" encoding="utf-8"?>
 <w:document xmlns:w="http://schemas.openxmlformats.org/wordprocessingml/2006/main" xmlns:m="http://schemas.openxmlformats.org/officeDocument/2006/math" xmlns:r="http://schemas.openxmlformats.org/officeDocument/2006/relationships" xmlns:o="urn:schemas-microsoft-com:office:office" xmlns:v="urn:schemas-microsoft-com:vml" xmlns:w10="urn:schemas-microsoft-com:office:word" xmlns:a="http://schemas.openxmlformats.org/drawingml/2006/main" xmlns:pic="http://schemas.openxmlformats.org/drawingml/2006/picture" xmlns:wp="http://schemas.openxmlformats.org/drawingml/2006/wordprocessingDrawing">
   <w:body>
-    <w:bookmarkStart w:id="37" w:name="guía-2-lenguaje-y-comunicación"/>
+    <w:bookmarkStart w:id="26" w:name="guía-2-lenguaje-y-comunicación"/>
     <w:p>
       <w:pPr>
         <w:pStyle w:val="Heading1"/>
@@ -17,8 +17,8 @@
       </w:pPr>
       <w:r>
         <w:rPr>
+          <w:b/>
           <w:bCs/>
-          <w:b/>
         </w:rPr>
         <w:t xml:space="preserve">Textos literarios, el poema y sus elementos</w:t>
       </w:r>
@@ -28,7 +28,7 @@
         <w:pStyle w:val="BodyText"/>
       </w:pPr>
       <w:r>
-        <w:t xml:space="preserve">Begonia · 5° básico · Repaso 2026</w:t>
+        <w:t xml:space="preserve">Bego · 5° básico · Repaso 2026</w:t>
       </w:r>
     </w:p>
     <w:p>
@@ -37,19 +37,19 @@
       </w:pPr>
       <w:r>
         <w:rPr>
+          <w:b/>
           <w:bCs/>
-          <w:b/>
         </w:rPr>
         <w:t xml:space="preserve">Objetivos de Aprendizaje (Bases Curriculares, Mineduc)</w:t>
       </w:r>
     </w:p>
     <w:p>
       <w:pPr>
+        <w:pStyle w:val="Compact"/>
         <w:numPr>
           <w:ilvl w:val="0"/>
           <w:numId w:val="1001"/>
         </w:numPr>
-        <w:pStyle w:val="Compact"/>
       </w:pPr>
       <w:r>
         <w:t xml:space="preserve">OA 3: Leer y familiarizarse con un amplio repertorio de literatura, incluyendo poemas.</w:t>
@@ -57,11 +57,11 @@
     </w:p>
     <w:p>
       <w:pPr>
+        <w:pStyle w:val="Compact"/>
         <w:numPr>
           <w:ilvl w:val="0"/>
           <w:numId w:val="1001"/>
         </w:numPr>
-        <w:pStyle w:val="Compact"/>
       </w:pPr>
       <w:r>
         <w:t xml:space="preserve">OA 5: Analizar aspectos relevantes de narraciones leídas para profundizar su comprensión.</w:t>
@@ -69,11 +69,11 @@
     </w:p>
     <w:p>
       <w:pPr>
+        <w:pStyle w:val="Compact"/>
         <w:numPr>
           <w:ilvl w:val="0"/>
           <w:numId w:val="1001"/>
         </w:numPr>
-        <w:pStyle w:val="Compact"/>
       </w:pPr>
       <w:r>
         <w:t xml:space="preserve">OA 7: Explicar el sentido de poemas, considerando el lenguaje figurado.</w:t>
@@ -81,11 +81,11 @@
     </w:p>
     <w:p>
       <w:pPr>
+        <w:pStyle w:val="Compact"/>
         <w:numPr>
           <w:ilvl w:val="0"/>
           <w:numId w:val="1001"/>
         </w:numPr>
-        <w:pStyle w:val="Compact"/>
       </w:pPr>
       <w:r>
         <w:t xml:space="preserve">OA 8: Sintetizar y registrar las ideas principales de los textos leídos.</w:t>
@@ -97,8 +97,8 @@
       </w:pPr>
       <w:r>
         <w:rPr>
+          <w:b/>
           <w:bCs/>
-          <w:b/>
         </w:rPr>
         <w:t xml:space="preserve">Tiempo estimado:</w:t>
       </w:r>
@@ -124,7 +124,7 @@
         </w:pict>
       </w:r>
     </w:p>
-    <w:bookmarkStart w:id="20" w:name="diagnóstico-de-entrada"/>
+    <w:bookmarkStart w:id="9" w:name="diagnóstico-de-entrada"/>
     <w:p>
       <w:pPr>
         <w:pStyle w:val="Heading2"/>
@@ -135,11 +135,11 @@
     </w:p>
     <w:p>
       <w:pPr>
+        <w:pStyle w:val="Compact"/>
         <w:numPr>
           <w:ilvl w:val="0"/>
           <w:numId w:val="1002"/>
         </w:numPr>
-        <w:pStyle w:val="Compact"/>
       </w:pPr>
       <w:r>
         <w:t xml:space="preserve">¿Qué diferencia hay entre un texto literario y uno no literario? ____________________</w:t>
@@ -147,11 +147,11 @@
     </w:p>
     <w:p>
       <w:pPr>
+        <w:pStyle w:val="Compact"/>
         <w:numPr>
           <w:ilvl w:val="0"/>
           <w:numId w:val="1002"/>
         </w:numPr>
-        <w:pStyle w:val="Compact"/>
       </w:pPr>
       <w:r>
         <w:t xml:space="preserve">Nombra los tres géneros literarios. ____________________</w:t>
@@ -159,11 +159,11 @@
     </w:p>
     <w:p>
       <w:pPr>
+        <w:pStyle w:val="Compact"/>
         <w:numPr>
           <w:ilvl w:val="0"/>
           <w:numId w:val="1002"/>
         </w:numPr>
-        <w:pStyle w:val="Compact"/>
       </w:pPr>
       <w:r>
         <w:t xml:space="preserve">¿Cómo se llama cada línea de un poema? ____________________</w:t>
@@ -171,11 +171,11 @@
     </w:p>
     <w:p>
       <w:pPr>
+        <w:pStyle w:val="Compact"/>
         <w:numPr>
           <w:ilvl w:val="0"/>
           <w:numId w:val="1002"/>
         </w:numPr>
-        <w:pStyle w:val="Compact"/>
       </w:pPr>
       <w:r>
         <w:t xml:space="preserve">¿Cómo se llama el grupo de versos separado por un espacio? ____________________</w:t>
@@ -183,11 +183,11 @@
     </w:p>
     <w:p>
       <w:pPr>
+        <w:pStyle w:val="Compact"/>
         <w:numPr>
           <w:ilvl w:val="0"/>
           <w:numId w:val="1002"/>
         </w:numPr>
-        <w:pStyle w:val="Compact"/>
       </w:pPr>
       <w:r>
         <w:t xml:space="preserve">¿Qué es la rima? ____________________</w:t>
@@ -195,11 +195,11 @@
     </w:p>
     <w:p>
       <w:pPr>
+        <w:pStyle w:val="Compact"/>
         <w:numPr>
           <w:ilvl w:val="0"/>
           <w:numId w:val="1002"/>
         </w:numPr>
-        <w:pStyle w:val="Compact"/>
       </w:pPr>
       <w:r>
         <w:t xml:space="preserve">En</w:t>
@@ -208,13 +208,7 @@
         <w:t xml:space="preserve"> </w:t>
       </w:r>
       <w:r>
-        <w:t xml:space="preserve">“</w:t>
-      </w:r>
-      <w:r>
-        <w:t xml:space="preserve">el sol me sonríe desde el cerro</w:t>
-      </w:r>
-      <w:r>
-        <w:t xml:space="preserve">”</w:t>
+        <w:t xml:space="preserve">“el sol me sonríe desde el cerro”</w:t>
       </w:r>
       <w:r>
         <w:t xml:space="preserve">, ¿qué figura literaria hay? ____________________</w:t>
@@ -222,11 +216,11 @@
     </w:p>
     <w:p>
       <w:pPr>
+        <w:pStyle w:val="Compact"/>
         <w:numPr>
           <w:ilvl w:val="0"/>
           <w:numId w:val="1002"/>
         </w:numPr>
-        <w:pStyle w:val="Compact"/>
       </w:pPr>
       <w:r>
         <w:t xml:space="preserve">En</w:t>
@@ -235,13 +229,7 @@
         <w:t xml:space="preserve"> </w:t>
       </w:r>
       <w:r>
-        <w:t xml:space="preserve">“</w:t>
-      </w:r>
-      <w:r>
-        <w:t xml:space="preserve">corre más rápido que el viento</w:t>
-      </w:r>
-      <w:r>
-        <w:t xml:space="preserve">”</w:t>
+        <w:t xml:space="preserve">“corre más rápido que el viento”</w:t>
       </w:r>
       <w:r>
         <w:t xml:space="preserve">, ¿qué figura literaria hay? ____________________</w:t>
@@ -249,11 +237,11 @@
     </w:p>
     <w:p>
       <w:pPr>
+        <w:pStyle w:val="Compact"/>
         <w:numPr>
           <w:ilvl w:val="0"/>
           <w:numId w:val="1002"/>
         </w:numPr>
-        <w:pStyle w:val="Compact"/>
       </w:pPr>
       <w:r>
         <w:t xml:space="preserve">¿Quién es el hablante lírico de un poema? ____________________</w:t>
@@ -266,8 +254,8 @@
         </w:pict>
       </w:r>
     </w:p>
-    <w:bookmarkEnd w:id="20"/>
-    <w:bookmarkStart w:id="25" w:name="sección-1-los-textos-literarios"/>
+    <w:bookmarkEnd w:id="9"/>
+    <w:bookmarkStart w:id="14" w:name="sección-1-los-textos-literarios"/>
     <w:p>
       <w:pPr>
         <w:pStyle w:val="Heading2"/>
@@ -276,7 +264,7 @@
         <w:t xml:space="preserve">Sección 1 · Los textos literarios</w:t>
       </w:r>
     </w:p>
-    <w:bookmarkStart w:id="21" w:name="literario-y-no-literario"/>
+    <w:bookmarkStart w:id="10" w:name="literario-y-no-literario"/>
     <w:p>
       <w:pPr>
         <w:pStyle w:val="Heading3"/>
@@ -289,8 +277,8 @@
       <w:tblPr>
         <w:tblStyle w:val="Table"/>
         <w:tblW w:type="pct" w:w="5000"/>
+        <w:tblLayout w:type="fixed"/>
         <w:tblLook w:firstRow="1" w:lastRow="0" w:firstColumn="0" w:lastColumn="0" w:noHBand="0" w:noVBand="0" w:val="0020"/>
-        <w:jc w:val="start"/>
       </w:tblPr>
       <w:tblGrid>
         <w:gridCol w:w="2640"/>
@@ -299,7 +287,7 @@
       </w:tblGrid>
       <w:tr>
         <w:trPr>
-          <w:tblHeader w:val="true"/>
+          <w:tblHeader w:val="on"/>
         </w:trPr>
         <w:tc>
           <w:tcPr/>
@@ -314,7 +302,6 @@
           <w:p>
             <w:pPr>
               <w:pStyle w:val="Compact"/>
-              <w:jc w:val="left"/>
             </w:pPr>
             <w:r>
               <w:t xml:space="preserve">Texto literario</w:t>
@@ -326,7 +313,6 @@
           <w:p>
             <w:pPr>
               <w:pStyle w:val="Compact"/>
-              <w:jc w:val="left"/>
             </w:pPr>
             <w:r>
               <w:t xml:space="preserve">Texto no literario</w:t>
@@ -340,7 +326,6 @@
           <w:p>
             <w:pPr>
               <w:pStyle w:val="Compact"/>
-              <w:jc w:val="left"/>
             </w:pPr>
             <w:r>
               <w:t xml:space="preserve">Para qué sirve</w:t>
@@ -352,7 +337,6 @@
           <w:p>
             <w:pPr>
               <w:pStyle w:val="Compact"/>
-              <w:jc w:val="left"/>
             </w:pPr>
             <w:r>
               <w:t xml:space="preserve">Crear belleza, emocionar, imaginar</w:t>
@@ -364,7 +348,6 @@
           <w:p>
             <w:pPr>
               <w:pStyle w:val="Compact"/>
-              <w:jc w:val="left"/>
             </w:pPr>
             <w:r>
               <w:t xml:space="preserve">Informar, explicar, convencer</w:t>
@@ -378,7 +361,6 @@
           <w:p>
             <w:pPr>
               <w:pStyle w:val="Compact"/>
-              <w:jc w:val="left"/>
             </w:pPr>
             <w:r>
               <w:t xml:space="preserve">Cómo es el mundo que muestra</w:t>
@@ -390,7 +372,6 @@
           <w:p>
             <w:pPr>
               <w:pStyle w:val="Compact"/>
-              <w:jc w:val="left"/>
             </w:pPr>
             <w:r>
               <w:t xml:space="preserve">Ficticio, aunque se parezca al real</w:t>
@@ -402,7 +383,6 @@
           <w:p>
             <w:pPr>
               <w:pStyle w:val="Compact"/>
-              <w:jc w:val="left"/>
             </w:pPr>
             <w:r>
               <w:t xml:space="preserve">Real y comprobable</w:t>
@@ -416,7 +396,6 @@
           <w:p>
             <w:pPr>
               <w:pStyle w:val="Compact"/>
-              <w:jc w:val="left"/>
             </w:pPr>
             <w:r>
               <w:t xml:space="preserve">Cómo usa el lenguaje</w:t>
@@ -428,7 +407,6 @@
           <w:p>
             <w:pPr>
               <w:pStyle w:val="Compact"/>
-              <w:jc w:val="left"/>
             </w:pPr>
             <w:r>
               <w:t xml:space="preserve">Con recursos, imágenes y ritmo</w:t>
@@ -440,7 +418,6 @@
           <w:p>
             <w:pPr>
               <w:pStyle w:val="Compact"/>
-              <w:jc w:val="left"/>
             </w:pPr>
             <w:r>
               <w:t xml:space="preserve">Directo y claro</w:t>
@@ -454,7 +431,6 @@
           <w:p>
             <w:pPr>
               <w:pStyle w:val="Compact"/>
-              <w:jc w:val="left"/>
             </w:pPr>
             <w:r>
               <w:t xml:space="preserve">Ejemplos</w:t>
@@ -466,7 +442,6 @@
           <w:p>
             <w:pPr>
               <w:pStyle w:val="Compact"/>
-              <w:jc w:val="left"/>
             </w:pPr>
             <w:r>
               <w:t xml:space="preserve">Cuento, novela, poema, obra de teatro</w:t>
@@ -478,7 +453,6 @@
           <w:p>
             <w:pPr>
               <w:pStyle w:val="Compact"/>
-              <w:jc w:val="left"/>
             </w:pPr>
             <w:r>
               <w:t xml:space="preserve">Noticia, receta, afiche, biografía</w:t>
@@ -487,8 +461,8 @@
         </w:tc>
       </w:tr>
     </w:tbl>
-    <w:bookmarkEnd w:id="21"/>
-    <w:bookmarkStart w:id="22" w:name="los-tres-géneros-literarios"/>
+    <w:bookmarkEnd w:id="10"/>
+    <w:bookmarkStart w:id="11" w:name="los-tres-géneros-literarios"/>
     <w:p>
       <w:pPr>
         <w:pStyle w:val="Heading3"/>
@@ -503,8 +477,8 @@
       </w:pPr>
       <w:r>
         <w:rPr>
+          <w:b/>
           <w:bCs/>
-          <w:b/>
         </w:rPr>
         <w:t xml:space="preserve">Género narrativo.</w:t>
       </w:r>
@@ -521,8 +495,8 @@
       </w:pPr>
       <w:r>
         <w:rPr>
+          <w:b/>
           <w:bCs/>
-          <w:b/>
         </w:rPr>
         <w:t xml:space="preserve">Género lírico.</w:t>
       </w:r>
@@ -539,8 +513,8 @@
       </w:pPr>
       <w:r>
         <w:rPr>
+          <w:b/>
           <w:bCs/>
-          <w:b/>
         </w:rPr>
         <w:t xml:space="preserve">Género dramático.</w:t>
       </w:r>
@@ -551,8 +525,8 @@
         <w:t xml:space="preserve">La historia se cuenta a través de los diálogos de los personajes, para ser representada. Incluye acotaciones, que indican cómo actuar.</w:t>
       </w:r>
     </w:p>
-    <w:bookmarkEnd w:id="22"/>
-    <w:bookmarkStart w:id="23" w:name="un-fragmento-para-observar"/>
+    <w:bookmarkEnd w:id="11"/>
+    <w:bookmarkStart w:id="12" w:name="un-fragmento-para-observar"/>
     <w:p>
       <w:pPr>
         <w:pStyle w:val="Heading3"/>
@@ -581,8 +555,8 @@
       </w:r>
       <w:r>
         <w:rPr>
+          <w:b/>
           <w:bCs/>
-          <w:b/>
         </w:rPr>
         <w:t xml:space="preserve">narrador</w:t>
       </w:r>
@@ -597,8 +571,8 @@
       </w:r>
       <w:r>
         <w:rPr>
+          <w:b/>
           <w:bCs/>
-          <w:b/>
         </w:rPr>
         <w:t xml:space="preserve">protagonista</w:t>
       </w:r>
@@ -613,8 +587,8 @@
       </w:r>
       <w:r>
         <w:rPr>
+          <w:b/>
           <w:bCs/>
-          <w:b/>
         </w:rPr>
         <w:t xml:space="preserve">espacio</w:t>
       </w:r>
@@ -625,8 +599,8 @@
         <w:t xml:space="preserve">(el faro) y un conflicto que recién empieza.</w:t>
       </w:r>
     </w:p>
-    <w:bookmarkEnd w:id="23"/>
-    <w:bookmarkStart w:id="24" w:name="ahora-tú"/>
+    <w:bookmarkEnd w:id="12"/>
+    <w:bookmarkStart w:id="13" w:name="ahora-tú"/>
     <w:p>
       <w:pPr>
         <w:pStyle w:val="Heading3"/>
@@ -637,11 +611,11 @@
     </w:p>
     <w:p>
       <w:pPr>
+        <w:pStyle w:val="Compact"/>
         <w:numPr>
           <w:ilvl w:val="0"/>
           <w:numId w:val="1003"/>
         </w:numPr>
-        <w:pStyle w:val="Compact"/>
       </w:pPr>
       <w:r>
         <w:t xml:space="preserve">Clasifica cada texto en literario o no literario: una receta de cazuela · una fábula sobre un zorro · un poema sobre la lluvia · el manual de una impresora.</w:t>
@@ -649,11 +623,11 @@
     </w:p>
     <w:p>
       <w:pPr>
+        <w:pStyle w:val="Compact"/>
         <w:numPr>
           <w:ilvl w:val="0"/>
           <w:numId w:val="1003"/>
         </w:numPr>
-        <w:pStyle w:val="Compact"/>
       </w:pPr>
       <w:r>
         <w:t xml:space="preserve">¿A qué género literario pertenece una obra de teatro? ¿Cómo lo sabes?</w:t>
@@ -661,11 +635,11 @@
     </w:p>
     <w:p>
       <w:pPr>
+        <w:pStyle w:val="Compact"/>
         <w:numPr>
           <w:ilvl w:val="0"/>
           <w:numId w:val="1003"/>
         </w:numPr>
-        <w:pStyle w:val="Compact"/>
       </w:pPr>
       <w:r>
         <w:t xml:space="preserve">En el fragmento del faro, ¿quién es la protagonista y dónde ocurre la acción?</w:t>
@@ -673,11 +647,11 @@
     </w:p>
     <w:p>
       <w:pPr>
+        <w:pStyle w:val="Compact"/>
         <w:numPr>
           <w:ilvl w:val="0"/>
           <w:numId w:val="1003"/>
         </w:numPr>
-        <w:pStyle w:val="Compact"/>
       </w:pPr>
       <w:r>
         <w:t xml:space="preserve">¿Qué parte de la estructura narrativa es ese fragmento: inicio, desarrollo o desenlace? Explica por qué.</w:t>
@@ -685,11 +659,11 @@
     </w:p>
     <w:p>
       <w:pPr>
+        <w:pStyle w:val="Compact"/>
         <w:numPr>
           <w:ilvl w:val="0"/>
           <w:numId w:val="1003"/>
         </w:numPr>
-        <w:pStyle w:val="Compact"/>
       </w:pPr>
       <w:r>
         <w:t xml:space="preserve">Escribe en una oración el conflicto que se anuncia al final del fragmento.</w:t>
@@ -702,9 +676,9 @@
         </w:pict>
       </w:r>
     </w:p>
-    <w:bookmarkEnd w:id="24"/>
-    <w:bookmarkEnd w:id="25"/>
-    <w:bookmarkStart w:id="29" w:name="sección-2-el-poema-y-su-estructura"/>
+    <w:bookmarkEnd w:id="13"/>
+    <w:bookmarkEnd w:id="14"/>
+    <w:bookmarkStart w:id="18" w:name="sección-2-el-poema-y-su-estructura"/>
     <w:p>
       <w:pPr>
         <w:pStyle w:val="Heading2"/>
@@ -713,7 +687,7 @@
         <w:t xml:space="preserve">Sección 2 · El poema y su estructura</w:t>
       </w:r>
     </w:p>
-    <w:bookmarkStart w:id="26" w:name="barco-de-papel"/>
+    <w:bookmarkStart w:id="15" w:name="barco-de-papel"/>
     <w:p>
       <w:pPr>
         <w:pStyle w:val="Heading3"/>
@@ -800,8 +774,8 @@
         <w:t xml:space="preserve">mañana lo doblo de nuevo.</w:t>
       </w:r>
     </w:p>
-    <w:bookmarkEnd w:id="26"/>
-    <w:bookmarkStart w:id="27" w:name="las-partes-del-poema"/>
+    <w:bookmarkEnd w:id="15"/>
+    <w:bookmarkStart w:id="16" w:name="las-partes-del-poema"/>
     <w:p>
       <w:pPr>
         <w:pStyle w:val="Heading3"/>
@@ -816,8 +790,8 @@
       </w:pPr>
       <w:r>
         <w:rPr>
+          <w:b/>
           <w:bCs/>
-          <w:b/>
         </w:rPr>
         <w:t xml:space="preserve">Verso.</w:t>
       </w:r>
@@ -831,13 +805,7 @@
         <w:t xml:space="preserve"> </w:t>
       </w:r>
       <w:r>
-        <w:t xml:space="preserve">“</w:t>
-      </w:r>
-      <w:r>
-        <w:t xml:space="preserve">le puse un mástil de sal</w:t>
-      </w:r>
-      <w:r>
-        <w:t xml:space="preserve">”</w:t>
+        <w:t xml:space="preserve">“le puse un mástil de sal”</w:t>
       </w:r>
       <w:r>
         <w:t xml:space="preserve"> </w:t>
@@ -852,8 +820,8 @@
       </w:pPr>
       <w:r>
         <w:rPr>
+          <w:b/>
           <w:bCs/>
-          <w:b/>
         </w:rPr>
         <w:t xml:space="preserve">Estrofa.</w:t>
       </w:r>
@@ -867,13 +835,7 @@
         <w:t xml:space="preserve"> </w:t>
       </w:r>
       <w:r>
-        <w:t xml:space="preserve">“</w:t>
-      </w:r>
-      <w:r>
-        <w:t xml:space="preserve">Barco de papel</w:t>
-      </w:r>
-      <w:r>
-        <w:t xml:space="preserve">”</w:t>
+        <w:t xml:space="preserve">“Barco de papel”</w:t>
       </w:r>
       <w:r>
         <w:t xml:space="preserve"> </w:t>
@@ -886,8 +848,8 @@
       </w:r>
       <w:r>
         <w:rPr>
+          <w:b/>
           <w:bCs/>
-          <w:b/>
         </w:rPr>
         <w:t xml:space="preserve">3 estrofas de 4 versos cada una</w:t>
       </w:r>
@@ -901,8 +863,8 @@
       </w:pPr>
       <w:r>
         <w:rPr>
+          <w:b/>
           <w:bCs/>
-          <w:b/>
         </w:rPr>
         <w:t xml:space="preserve">Rima.</w:t>
       </w:r>
@@ -917,8 +879,8 @@
       <w:tblPr>
         <w:tblStyle w:val="Table"/>
         <w:tblW w:type="pct" w:w="5000"/>
+        <w:tblLayout w:type="fixed"/>
         <w:tblLook w:firstRow="1" w:lastRow="0" w:firstColumn="0" w:lastColumn="0" w:noHBand="0" w:noVBand="0" w:val="0020"/>
-        <w:jc w:val="start"/>
       </w:tblPr>
       <w:tblGrid>
         <w:gridCol w:w="2640"/>
@@ -927,14 +889,13 @@
       </w:tblGrid>
       <w:tr>
         <w:trPr>
-          <w:tblHeader w:val="true"/>
+          <w:tblHeader w:val="on"/>
         </w:trPr>
         <w:tc>
           <w:tcPr/>
           <w:p>
             <w:pPr>
               <w:pStyle w:val="Compact"/>
-              <w:jc w:val="left"/>
             </w:pPr>
             <w:r>
               <w:t xml:space="preserve">Tipo de rima</w:t>
@@ -946,7 +907,6 @@
           <w:p>
             <w:pPr>
               <w:pStyle w:val="Compact"/>
-              <w:jc w:val="left"/>
             </w:pPr>
             <w:r>
               <w:t xml:space="preserve">En qué consiste</w:t>
@@ -958,7 +918,6 @@
           <w:p>
             <w:pPr>
               <w:pStyle w:val="Compact"/>
-              <w:jc w:val="left"/>
             </w:pPr>
             <w:r>
               <w:t xml:space="preserve">Ejemplo del poema</w:t>
@@ -972,7 +931,6 @@
           <w:p>
             <w:pPr>
               <w:pStyle w:val="Compact"/>
-              <w:jc w:val="left"/>
             </w:pPr>
             <w:r>
               <w:t xml:space="preserve">Consonante</w:t>
@@ -984,7 +942,6 @@
           <w:p>
             <w:pPr>
               <w:pStyle w:val="Compact"/>
-              <w:jc w:val="left"/>
             </w:pPr>
             <w:r>
               <w:t xml:space="preserve">Coinciden todos los sonidos, vocales y consonantes</w:t>
@@ -996,7 +953,6 @@
           <w:p>
             <w:pPr>
               <w:pStyle w:val="Compact"/>
-              <w:jc w:val="left"/>
             </w:pPr>
             <w:r>
               <w:t xml:space="preserve">timón / corazón</w:t>
@@ -1010,7 +966,6 @@
           <w:p>
             <w:pPr>
               <w:pStyle w:val="Compact"/>
-              <w:jc w:val="left"/>
             </w:pPr>
             <w:r>
               <w:t xml:space="preserve">Asonante</w:t>
@@ -1022,7 +977,6 @@
           <w:p>
             <w:pPr>
               <w:pStyle w:val="Compact"/>
-              <w:jc w:val="left"/>
             </w:pPr>
             <w:r>
               <w:t xml:space="preserve">Coinciden solo las vocales</w:t>
@@ -1034,7 +988,6 @@
           <w:p>
             <w:pPr>
               <w:pStyle w:val="Compact"/>
-              <w:jc w:val="left"/>
             </w:pPr>
             <w:r>
               <w:t xml:space="preserve">sal / mar · miedo / nuevo</w:t>
@@ -1057,8 +1010,8 @@
       </w:pPr>
       <w:r>
         <w:rPr>
+          <w:b/>
           <w:bCs/>
-          <w:b/>
         </w:rPr>
         <w:t xml:space="preserve">Ritmo.</w:t>
       </w:r>
@@ -1069,8 +1022,8 @@
         <w:t xml:space="preserve">La música que se produce al leer, por la cantidad de sílabas y los acentos. Se escucha mejor leyendo en voz alta.</w:t>
       </w:r>
     </w:p>
-    <w:bookmarkEnd w:id="27"/>
-    <w:bookmarkStart w:id="28" w:name="ahora-tú-1"/>
+    <w:bookmarkEnd w:id="16"/>
+    <w:bookmarkStart w:id="17" w:name="ahora-tú-1"/>
     <w:p>
       <w:pPr>
         <w:pStyle w:val="Heading3"/>
@@ -1081,11 +1034,11 @@
     </w:p>
     <w:p>
       <w:pPr>
+        <w:pStyle w:val="Compact"/>
         <w:numPr>
           <w:ilvl w:val="0"/>
           <w:numId w:val="1004"/>
         </w:numPr>
-        <w:pStyle w:val="Compact"/>
       </w:pPr>
       <w:r>
         <w:t xml:space="preserve">¿Cuántas estrofas y cuántos versos tiene</w:t>
@@ -1094,13 +1047,7 @@
         <w:t xml:space="preserve"> </w:t>
       </w:r>
       <w:r>
-        <w:t xml:space="preserve">“</w:t>
-      </w:r>
-      <w:r>
-        <w:t xml:space="preserve">Barco de papel</w:t>
-      </w:r>
-      <w:r>
-        <w:t xml:space="preserve">”</w:t>
+        <w:t xml:space="preserve">“Barco de papel”</w:t>
       </w:r>
       <w:r>
         <w:t xml:space="preserve">?</w:t>
@@ -1108,11 +1055,11 @@
     </w:p>
     <w:p>
       <w:pPr>
+        <w:pStyle w:val="Compact"/>
         <w:numPr>
           <w:ilvl w:val="0"/>
           <w:numId w:val="1004"/>
         </w:numPr>
-        <w:pStyle w:val="Compact"/>
       </w:pPr>
       <w:r>
         <w:t xml:space="preserve">Copia el tercer verso de la segunda estrofa.</w:t>
@@ -1120,11 +1067,11 @@
     </w:p>
     <w:p>
       <w:pPr>
+        <w:pStyle w:val="Compact"/>
         <w:numPr>
           <w:ilvl w:val="0"/>
           <w:numId w:val="1004"/>
         </w:numPr>
-        <w:pStyle w:val="Compact"/>
       </w:pPr>
       <w:r>
         <w:t xml:space="preserve">¿Qué palabras riman en la primera estrofa? ¿La rima es consonante o asonante?</w:t>
@@ -1132,11 +1079,11 @@
     </w:p>
     <w:p>
       <w:pPr>
+        <w:pStyle w:val="Compact"/>
         <w:numPr>
           <w:ilvl w:val="0"/>
           <w:numId w:val="1004"/>
         </w:numPr>
-        <w:pStyle w:val="Compact"/>
       </w:pPr>
       <w:r>
         <w:t xml:space="preserve">¿Qué palabras riman en la segunda estrofa? ¿Y qué tipo de rima es?</w:t>
@@ -1144,11 +1091,11 @@
     </w:p>
     <w:p>
       <w:pPr>
+        <w:pStyle w:val="Compact"/>
         <w:numPr>
           <w:ilvl w:val="0"/>
           <w:numId w:val="1004"/>
         </w:numPr>
-        <w:pStyle w:val="Compact"/>
       </w:pPr>
       <w:r>
         <w:t xml:space="preserve">Lee el poema en voz alta dos veces. ¿En qué verso te dan ganas de bajar la voz? Explica por qué.</w:t>
@@ -1161,9 +1108,9 @@
         </w:pict>
       </w:r>
     </w:p>
-    <w:bookmarkEnd w:id="28"/>
-    <w:bookmarkEnd w:id="29"/>
-    <w:bookmarkStart w:id="31" w:name="X028159949f257200d720ed252ad420113a16c41"/>
+    <w:bookmarkEnd w:id="17"/>
+    <w:bookmarkEnd w:id="18"/>
+    <w:bookmarkStart w:id="20" w:name="X028159949f257200d720ed252ad420113a16c41"/>
     <w:p>
       <w:pPr>
         <w:pStyle w:val="Heading2"/>
@@ -1178,8 +1125,8 @@
       </w:pPr>
       <w:r>
         <w:rPr>
+          <w:b/>
           <w:bCs/>
-          <w:b/>
         </w:rPr>
         <w:t xml:space="preserve">Hablante lírico.</w:t>
       </w:r>
@@ -1193,13 +1140,7 @@
         <w:t xml:space="preserve"> </w:t>
       </w:r>
       <w:r>
-        <w:t xml:space="preserve">“</w:t>
-      </w:r>
-      <w:r>
-        <w:t xml:space="preserve">Barco de papel</w:t>
-      </w:r>
-      <w:r>
-        <w:t xml:space="preserve">”</w:t>
+        <w:t xml:space="preserve">“Barco de papel”</w:t>
       </w:r>
       <w:r>
         <w:t xml:space="preserve"> </w:t>
@@ -1214,8 +1155,8 @@
       </w:pPr>
       <w:r>
         <w:rPr>
+          <w:b/>
           <w:bCs/>
-          <w:b/>
         </w:rPr>
         <w:t xml:space="preserve">Objeto lírico.</w:t>
       </w:r>
@@ -1232,8 +1173,8 @@
       </w:pPr>
       <w:r>
         <w:rPr>
+          <w:b/>
           <w:bCs/>
-          <w:b/>
         </w:rPr>
         <w:t xml:space="preserve">Motivo lírico.</w:t>
       </w:r>
@@ -1248,8 +1189,8 @@
       </w:r>
       <w:r>
         <w:rPr>
+          <w:b/>
           <w:bCs/>
-          <w:b/>
         </w:rPr>
         <w:t xml:space="preserve">imaginación que convierte lo pequeño en enorme</w:t>
       </w:r>
@@ -1269,13 +1210,13 @@
       </w:r>
       <w:r>
         <w:rPr>
+          <w:i/>
           <w:iCs/>
-          <w:i/>
         </w:rPr>
         <w:t xml:space="preserve">si el poema tuviera que resumirse en un sentimiento, ¿cuál sería?</w:t>
       </w:r>
     </w:p>
-    <w:bookmarkStart w:id="30" w:name="ahora-tú-2"/>
+    <w:bookmarkStart w:id="19" w:name="ahora-tú-2"/>
     <w:p>
       <w:pPr>
         <w:pStyle w:val="Heading3"/>
@@ -1286,11 +1227,11 @@
     </w:p>
     <w:p>
       <w:pPr>
+        <w:pStyle w:val="Compact"/>
         <w:numPr>
           <w:ilvl w:val="0"/>
           <w:numId w:val="1005"/>
         </w:numPr>
-        <w:pStyle w:val="Compact"/>
       </w:pPr>
       <w:r>
         <w:t xml:space="preserve">¿Quién es el hablante lírico de</w:t>
@@ -1299,13 +1240,7 @@
         <w:t xml:space="preserve"> </w:t>
       </w:r>
       <w:r>
-        <w:t xml:space="preserve">“</w:t>
-      </w:r>
-      <w:r>
-        <w:t xml:space="preserve">Barco de papel</w:t>
-      </w:r>
-      <w:r>
-        <w:t xml:space="preserve">”</w:t>
+        <w:t xml:space="preserve">“Barco de papel”</w:t>
       </w:r>
       <w:r>
         <w:t xml:space="preserve">? Descríbelo en dos líneas.</w:t>
@@ -1313,11 +1248,11 @@
     </w:p>
     <w:p>
       <w:pPr>
+        <w:pStyle w:val="Compact"/>
         <w:numPr>
           <w:ilvl w:val="0"/>
           <w:numId w:val="1005"/>
         </w:numPr>
-        <w:pStyle w:val="Compact"/>
       </w:pPr>
       <w:r>
         <w:t xml:space="preserve">¿Cuál es el objeto lírico?</w:t>
@@ -1325,11 +1260,11 @@
     </w:p>
     <w:p>
       <w:pPr>
+        <w:pStyle w:val="Compact"/>
         <w:numPr>
           <w:ilvl w:val="0"/>
           <w:numId w:val="1005"/>
         </w:numPr>
-        <w:pStyle w:val="Compact"/>
       </w:pPr>
       <w:r>
         <w:t xml:space="preserve">¿Cuál es el motivo lírico? Escríbelo en una oración completa.</w:t>
@@ -1337,11 +1272,11 @@
     </w:p>
     <w:p>
       <w:pPr>
+        <w:pStyle w:val="Compact"/>
         <w:numPr>
           <w:ilvl w:val="0"/>
           <w:numId w:val="1005"/>
         </w:numPr>
-        <w:pStyle w:val="Compact"/>
       </w:pPr>
       <w:r>
         <w:t xml:space="preserve">¿Qué siente el hablante hacia su barco: orgullo, pena, cariño, rabia? Justifica con un verso.</w:t>
@@ -1349,11 +1284,11 @@
     </w:p>
     <w:p>
       <w:pPr>
+        <w:pStyle w:val="Compact"/>
         <w:numPr>
           <w:ilvl w:val="0"/>
           <w:numId w:val="1005"/>
         </w:numPr>
-        <w:pStyle w:val="Compact"/>
       </w:pPr>
       <w:r>
         <w:t xml:space="preserve">El último verso dice</w:t>
@@ -1362,13 +1297,7 @@
         <w:t xml:space="preserve"> </w:t>
       </w:r>
       <w:r>
-        <w:t xml:space="preserve">“</w:t>
-      </w:r>
-      <w:r>
-        <w:t xml:space="preserve">mañana lo doblo de nuevo</w:t>
-      </w:r>
-      <w:r>
-        <w:t xml:space="preserve">”</w:t>
+        <w:t xml:space="preserve">“mañana lo doblo de nuevo”</w:t>
       </w:r>
       <w:r>
         <w:t xml:space="preserve">. ¿Qué nos dice eso sobre el hablante?</w:t>
@@ -1381,9 +1310,9 @@
         </w:pict>
       </w:r>
     </w:p>
-    <w:bookmarkEnd w:id="30"/>
-    <w:bookmarkEnd w:id="31"/>
-    <w:bookmarkStart w:id="34" w:name="sección-4-el-lenguaje-figurado"/>
+    <w:bookmarkEnd w:id="19"/>
+    <w:bookmarkEnd w:id="20"/>
+    <w:bookmarkStart w:id="23" w:name="sección-4-el-lenguaje-figurado"/>
     <w:p>
       <w:pPr>
         <w:pStyle w:val="Heading2"/>
@@ -1404,8 +1333,8 @@
       <w:tblPr>
         <w:tblStyle w:val="Table"/>
         <w:tblW w:type="pct" w:w="5000"/>
+        <w:tblLayout w:type="fixed"/>
         <w:tblLook w:firstRow="1" w:lastRow="0" w:firstColumn="0" w:lastColumn="0" w:noHBand="0" w:noVBand="0" w:val="0020"/>
-        <w:jc w:val="start"/>
       </w:tblPr>
       <w:tblGrid>
         <w:gridCol w:w="2640"/>
@@ -1414,14 +1343,13 @@
       </w:tblGrid>
       <w:tr>
         <w:trPr>
-          <w:tblHeader w:val="true"/>
+          <w:tblHeader w:val="on"/>
         </w:trPr>
         <w:tc>
           <w:tcPr/>
           <w:p>
             <w:pPr>
               <w:pStyle w:val="Compact"/>
-              <w:jc w:val="left"/>
             </w:pPr>
             <w:r>
               <w:t xml:space="preserve">Figura</w:t>
@@ -1433,7 +1361,6 @@
           <w:p>
             <w:pPr>
               <w:pStyle w:val="Compact"/>
-              <w:jc w:val="left"/>
             </w:pPr>
             <w:r>
               <w:t xml:space="preserve">En qué consiste</w:t>
@@ -1445,7 +1372,6 @@
           <w:p>
             <w:pPr>
               <w:pStyle w:val="Compact"/>
-              <w:jc w:val="left"/>
             </w:pPr>
             <w:r>
               <w:t xml:space="preserve">Ejemplo</w:t>
@@ -1459,7 +1385,6 @@
           <w:p>
             <w:pPr>
               <w:pStyle w:val="Compact"/>
-              <w:jc w:val="left"/>
             </w:pPr>
             <w:r>
               <w:t xml:space="preserve">Comparación</w:t>
@@ -1471,7 +1396,6 @@
           <w:p>
             <w:pPr>
               <w:pStyle w:val="Compact"/>
-              <w:jc w:val="left"/>
             </w:pPr>
             <w:r>
               <w:t xml:space="preserve">Une dos elementos con un nexo: como, parece, igual que</w:t>
@@ -1483,7 +1407,6 @@
           <w:p>
             <w:pPr>
               <w:pStyle w:val="Compact"/>
-              <w:jc w:val="left"/>
             </w:pPr>
             <w:r>
               <w:t xml:space="preserve">Navega como una gaviota</w:t>
@@ -1497,7 +1420,6 @@
           <w:p>
             <w:pPr>
               <w:pStyle w:val="Compact"/>
-              <w:jc w:val="left"/>
             </w:pPr>
             <w:r>
               <w:t xml:space="preserve">Metáfora</w:t>
@@ -1509,7 +1431,6 @@
           <w:p>
             <w:pPr>
               <w:pStyle w:val="Compact"/>
-              <w:jc w:val="left"/>
             </w:pPr>
             <w:r>
               <w:t xml:space="preserve">Reemplaza un elemento por otro, sin nexo</w:t>
@@ -1521,7 +1442,6 @@
           <w:p>
             <w:pPr>
               <w:pStyle w:val="Compact"/>
-              <w:jc w:val="left"/>
             </w:pPr>
             <w:r>
               <w:t xml:space="preserve">El charco se convirtió en alta mar</w:t>
@@ -1535,7 +1455,6 @@
           <w:p>
             <w:pPr>
               <w:pStyle w:val="Compact"/>
-              <w:jc w:val="left"/>
             </w:pPr>
             <w:r>
               <w:t xml:space="preserve">Personificación</w:t>
@@ -1547,7 +1466,6 @@
           <w:p>
             <w:pPr>
               <w:pStyle w:val="Compact"/>
-              <w:jc w:val="left"/>
             </w:pPr>
             <w:r>
               <w:t xml:space="preserve">Da cualidades humanas a algo que no las tiene</w:t>
@@ -1559,7 +1477,6 @@
           <w:p>
             <w:pPr>
               <w:pStyle w:val="Compact"/>
-              <w:jc w:val="left"/>
             </w:pPr>
             <w:r>
               <w:t xml:space="preserve">El viento silba</w:t>
@@ -1573,7 +1490,6 @@
           <w:p>
             <w:pPr>
               <w:pStyle w:val="Compact"/>
-              <w:jc w:val="left"/>
             </w:pPr>
             <w:r>
               <w:t xml:space="preserve">Hipérbole</w:t>
@@ -1585,7 +1501,6 @@
           <w:p>
             <w:pPr>
               <w:pStyle w:val="Compact"/>
-              <w:jc w:val="left"/>
             </w:pPr>
             <w:r>
               <w:t xml:space="preserve">Exagera enormemente</w:t>
@@ -1597,7 +1512,6 @@
           <w:p>
             <w:pPr>
               <w:pStyle w:val="Compact"/>
-              <w:jc w:val="left"/>
             </w:pPr>
             <w:r>
               <w:t xml:space="preserve">Grité tan fuerte que me escucharon en Arica</w:t>
@@ -1611,7 +1525,6 @@
           <w:p>
             <w:pPr>
               <w:pStyle w:val="Compact"/>
-              <w:jc w:val="left"/>
             </w:pPr>
             <w:r>
               <w:t xml:space="preserve">Onomatopeya</w:t>
@@ -1623,7 +1536,6 @@
           <w:p>
             <w:pPr>
               <w:pStyle w:val="Compact"/>
-              <w:jc w:val="left"/>
             </w:pPr>
             <w:r>
               <w:t xml:space="preserve">Imita un sonido con palabras</w:t>
@@ -1635,7 +1547,6 @@
           <w:p>
             <w:pPr>
               <w:pStyle w:val="Compact"/>
-              <w:jc w:val="left"/>
             </w:pPr>
             <w:r>
               <w:t xml:space="preserve">shhh, shhh</w:t>
@@ -1649,7 +1560,6 @@
           <w:p>
             <w:pPr>
               <w:pStyle w:val="Compact"/>
-              <w:jc w:val="left"/>
             </w:pPr>
             <w:r>
               <w:t xml:space="preserve">Repetición</w:t>
@@ -1661,7 +1571,6 @@
           <w:p>
             <w:pPr>
               <w:pStyle w:val="Compact"/>
-              <w:jc w:val="left"/>
             </w:pPr>
             <w:r>
               <w:t xml:space="preserve">Repite palabras para dar énfasis o ritmo</w:t>
@@ -1673,7 +1582,6 @@
           <w:p>
             <w:pPr>
               <w:pStyle w:val="Compact"/>
-              <w:jc w:val="left"/>
             </w:pPr>
             <w:r>
               <w:t xml:space="preserve">Cae despacio, cae ligera</w:t>
@@ -1688,8 +1596,8 @@
       </w:pPr>
       <w:r>
         <w:rPr>
+          <w:b/>
           <w:bCs/>
-          <w:b/>
         </w:rPr>
         <w:t xml:space="preserve">Ojo con la diferencia más preguntada:</w:t>
       </w:r>
@@ -1702,11 +1610,11 @@
     </w:p>
     <w:p>
       <w:pPr>
+        <w:pStyle w:val="Compact"/>
         <w:numPr>
           <w:ilvl w:val="0"/>
           <w:numId w:val="1006"/>
         </w:numPr>
-        <w:pStyle w:val="Compact"/>
       </w:pPr>
       <w:r>
         <w:t xml:space="preserve">Comparación:</w:t>
@@ -1716,19 +1624,19 @@
       </w:r>
       <w:r>
         <w:rPr>
+          <w:i/>
           <w:iCs/>
-          <w:i/>
         </w:rPr>
         <w:t xml:space="preserve">tus ojos son como dos faroles</w:t>
       </w:r>
     </w:p>
     <w:p>
       <w:pPr>
+        <w:pStyle w:val="Compact"/>
         <w:numPr>
           <w:ilvl w:val="0"/>
           <w:numId w:val="1006"/>
         </w:numPr>
-        <w:pStyle w:val="Compact"/>
       </w:pPr>
       <w:r>
         <w:t xml:space="preserve">Metáfora:</w:t>
@@ -1738,13 +1646,13 @@
       </w:r>
       <w:r>
         <w:rPr>
+          <w:i/>
           <w:iCs/>
-          <w:i/>
         </w:rPr>
         <w:t xml:space="preserve">tus ojos son dos faroles</w:t>
       </w:r>
     </w:p>
-    <w:bookmarkStart w:id="32" w:name="la-lluvia-en-el-techo"/>
+    <w:bookmarkStart w:id="21" w:name="la-lluvia-en-el-techo"/>
     <w:p>
       <w:pPr>
         <w:pStyle w:val="Heading3"/>
@@ -1805,8 +1713,8 @@
         <w:t xml:space="preserve">que dormían en el balcón.</w:t>
       </w:r>
     </w:p>
-    <w:bookmarkEnd w:id="32"/>
-    <w:bookmarkStart w:id="33" w:name="ahora-tú-3"/>
+    <w:bookmarkEnd w:id="21"/>
+    <w:bookmarkStart w:id="22" w:name="ahora-tú-3"/>
     <w:p>
       <w:pPr>
         <w:pStyle w:val="Heading3"/>
@@ -1817,11 +1725,11 @@
     </w:p>
     <w:p>
       <w:pPr>
+        <w:pStyle w:val="Compact"/>
         <w:numPr>
           <w:ilvl w:val="0"/>
           <w:numId w:val="1007"/>
         </w:numPr>
-        <w:pStyle w:val="Compact"/>
       </w:pPr>
       <w:r>
         <w:t xml:space="preserve">Identifica la figura literaria en cada verso de</w:t>
@@ -1830,13 +1738,7 @@
         <w:t xml:space="preserve"> </w:t>
       </w:r>
       <w:r>
-        <w:t xml:space="preserve">“</w:t>
-      </w:r>
-      <w:r>
-        <w:t xml:space="preserve">La lluvia en el techo</w:t>
-      </w:r>
-      <w:r>
-        <w:t xml:space="preserve">”</w:t>
+        <w:t xml:space="preserve">“La lluvia en el techo”</w:t>
       </w:r>
       <w:r>
         <w:t xml:space="preserve">:</w:t>
@@ -1844,119 +1746,83 @@
     </w:p>
     <w:p>
       <w:pPr>
+        <w:pStyle w:val="Compact"/>
         <w:numPr>
           <w:ilvl w:val="1"/>
           <w:numId w:val="1008"/>
         </w:numPr>
-        <w:pStyle w:val="Compact"/>
-      </w:pPr>
-      <w:r>
-        <w:t xml:space="preserve">“</w:t>
-      </w:r>
-      <w:r>
-        <w:t xml:space="preserve">Tic, tac, tic</w:t>
-      </w:r>
-      <w:r>
-        <w:t xml:space="preserve">”</w:t>
-      </w:r>
-    </w:p>
-    <w:p>
-      <w:pPr>
+      </w:pPr>
+      <w:r>
+        <w:t xml:space="preserve">“Tic, tac, tic”</w:t>
+      </w:r>
+    </w:p>
+    <w:p>
+      <w:pPr>
+        <w:pStyle w:val="Compact"/>
         <w:numPr>
           <w:ilvl w:val="1"/>
           <w:numId w:val="1008"/>
         </w:numPr>
-        <w:pStyle w:val="Compact"/>
-      </w:pPr>
-      <w:r>
-        <w:t xml:space="preserve">“</w:t>
-      </w:r>
-      <w:r>
-        <w:t xml:space="preserve">la lluvia baila</w:t>
-      </w:r>
-      <w:r>
-        <w:t xml:space="preserve">”</w:t>
-      </w:r>
-    </w:p>
-    <w:p>
-      <w:pPr>
+      </w:pPr>
+      <w:r>
+        <w:t xml:space="preserve">“la lluvia baila”</w:t>
+      </w:r>
+    </w:p>
+    <w:p>
+      <w:pPr>
+        <w:pStyle w:val="Compact"/>
         <w:numPr>
           <w:ilvl w:val="1"/>
           <w:numId w:val="1008"/>
         </w:numPr>
-        <w:pStyle w:val="Compact"/>
-      </w:pPr>
-      <w:r>
-        <w:t xml:space="preserve">“</w:t>
-      </w:r>
-      <w:r>
-        <w:t xml:space="preserve">el techo se ha vuelto tambor</w:t>
-      </w:r>
-      <w:r>
-        <w:t xml:space="preserve">”</w:t>
-      </w:r>
-    </w:p>
-    <w:p>
-      <w:pPr>
+      </w:pPr>
+      <w:r>
+        <w:t xml:space="preserve">“el techo se ha vuelto tambor”</w:t>
+      </w:r>
+    </w:p>
+    <w:p>
+      <w:pPr>
+        <w:pStyle w:val="Compact"/>
         <w:numPr>
           <w:ilvl w:val="1"/>
           <w:numId w:val="1008"/>
         </w:numPr>
-        <w:pStyle w:val="Compact"/>
-      </w:pPr>
-      <w:r>
-        <w:t xml:space="preserve">“</w:t>
-      </w:r>
-      <w:r>
-        <w:t xml:space="preserve">como plumas de gorrión</w:t>
-      </w:r>
-      <w:r>
-        <w:t xml:space="preserve">”</w:t>
-      </w:r>
-    </w:p>
-    <w:p>
-      <w:pPr>
+      </w:pPr>
+      <w:r>
+        <w:t xml:space="preserve">“como plumas de gorrión”</w:t>
+      </w:r>
+    </w:p>
+    <w:p>
+      <w:pPr>
+        <w:pStyle w:val="Compact"/>
         <w:numPr>
           <w:ilvl w:val="1"/>
           <w:numId w:val="1008"/>
         </w:numPr>
-        <w:pStyle w:val="Compact"/>
-      </w:pPr>
-      <w:r>
-        <w:t xml:space="preserve">“</w:t>
-      </w:r>
-      <w:r>
-        <w:t xml:space="preserve">Cae despacio, cae ligera</w:t>
-      </w:r>
-      <w:r>
-        <w:t xml:space="preserve">”</w:t>
-      </w:r>
-    </w:p>
-    <w:p>
-      <w:pPr>
+      </w:pPr>
+      <w:r>
+        <w:t xml:space="preserve">“Cae despacio, cae ligera”</w:t>
+      </w:r>
+    </w:p>
+    <w:p>
+      <w:pPr>
+        <w:pStyle w:val="Compact"/>
         <w:numPr>
           <w:ilvl w:val="1"/>
           <w:numId w:val="1008"/>
         </w:numPr>
-        <w:pStyle w:val="Compact"/>
-      </w:pPr>
-      <w:r>
-        <w:t xml:space="preserve">“</w:t>
-      </w:r>
-      <w:r>
-        <w:t xml:space="preserve">las semillas que dormían</w:t>
-      </w:r>
-      <w:r>
-        <w:t xml:space="preserve">”</w:t>
-      </w:r>
-    </w:p>
-    <w:p>
-      <w:pPr>
+      </w:pPr>
+      <w:r>
+        <w:t xml:space="preserve">“las semillas que dormían”</w:t>
+      </w:r>
+    </w:p>
+    <w:p>
+      <w:pPr>
+        <w:pStyle w:val="Compact"/>
         <w:numPr>
           <w:ilvl w:val="0"/>
           <w:numId w:val="1007"/>
         </w:numPr>
-        <w:pStyle w:val="Compact"/>
       </w:pPr>
       <w:r>
         <w:t xml:space="preserve">¿Cuántas estrofas y versos tiene este poema? ¿Qué palabras riman?</w:t>
@@ -1964,11 +1830,11 @@
     </w:p>
     <w:p>
       <w:pPr>
+        <w:pStyle w:val="Compact"/>
         <w:numPr>
           <w:ilvl w:val="0"/>
           <w:numId w:val="1007"/>
         </w:numPr>
-        <w:pStyle w:val="Compact"/>
       </w:pPr>
       <w:r>
         <w:t xml:space="preserve">¿Cuál es el motivo lírico de</w:t>
@@ -1977,13 +1843,7 @@
         <w:t xml:space="preserve"> </w:t>
       </w:r>
       <w:r>
-        <w:t xml:space="preserve">“</w:t>
-      </w:r>
-      <w:r>
-        <w:t xml:space="preserve">La lluvia en el techo</w:t>
-      </w:r>
-      <w:r>
-        <w:t xml:space="preserve">”</w:t>
+        <w:t xml:space="preserve">“La lluvia en el techo”</w:t>
       </w:r>
       <w:r>
         <w:t xml:space="preserve">?</w:t>
@@ -1991,11 +1851,11 @@
     </w:p>
     <w:p>
       <w:pPr>
+        <w:pStyle w:val="Compact"/>
         <w:numPr>
           <w:ilvl w:val="0"/>
           <w:numId w:val="1007"/>
         </w:numPr>
-        <w:pStyle w:val="Compact"/>
       </w:pPr>
       <w:r>
         <w:t xml:space="preserve">Transforma estas comparaciones en metáforas: a)</w:t>
@@ -2004,13 +1864,7 @@
         <w:t xml:space="preserve"> </w:t>
       </w:r>
       <w:r>
-        <w:t xml:space="preserve">“</w:t>
-      </w:r>
-      <w:r>
-        <w:t xml:space="preserve">el cerro es como un gigante dormido</w:t>
-      </w:r>
-      <w:r>
-        <w:t xml:space="preserve">”</w:t>
+        <w:t xml:space="preserve">“el cerro es como un gigante dormido”</w:t>
       </w:r>
       <w:r>
         <w:t xml:space="preserve"> </w:t>
@@ -2022,22 +1876,16 @@
         <w:t xml:space="preserve"> </w:t>
       </w:r>
       <w:r>
-        <w:t xml:space="preserve">“</w:t>
-      </w:r>
-      <w:r>
-        <w:t xml:space="preserve">sus manos son como dos pájaros</w:t>
-      </w:r>
-      <w:r>
-        <w:t xml:space="preserve">”</w:t>
-      </w:r>
-    </w:p>
-    <w:p>
-      <w:pPr>
+        <w:t xml:space="preserve">“sus manos son como dos pájaros”</w:t>
+      </w:r>
+    </w:p>
+    <w:p>
+      <w:pPr>
+        <w:pStyle w:val="Compact"/>
         <w:numPr>
           <w:ilvl w:val="0"/>
           <w:numId w:val="1007"/>
         </w:numPr>
-        <w:pStyle w:val="Compact"/>
       </w:pPr>
       <w:r>
         <w:t xml:space="preserve">Escribe una hipérbole y una personificación sobre el invierno en Santiago.</w:t>
@@ -2050,9 +1898,9 @@
         </w:pict>
       </w:r>
     </w:p>
-    <w:bookmarkEnd w:id="33"/>
-    <w:bookmarkEnd w:id="34"/>
-    <w:bookmarkStart w:id="35" w:name="actividad-central-tu-propio-poema"/>
+    <w:bookmarkEnd w:id="22"/>
+    <w:bookmarkEnd w:id="23"/>
+    <w:bookmarkStart w:id="24" w:name="actividad-central-tu-propio-poema"/>
     <w:p>
       <w:pPr>
         <w:pStyle w:val="Heading2"/>
@@ -2073,8 +1921,8 @@
       </w:r>
       <w:r>
         <w:rPr>
+          <w:b/>
           <w:bCs/>
-          <w:b/>
         </w:rPr>
         <w:t xml:space="preserve">dos estrofas de cuatro versos</w:t>
       </w:r>
@@ -2092,11 +1940,11 @@
     </w:p>
     <w:p>
       <w:pPr>
+        <w:pStyle w:val="Compact"/>
         <w:numPr>
           <w:ilvl w:val="0"/>
           <w:numId w:val="1009"/>
         </w:numPr>
-        <w:pStyle w:val="Compact"/>
       </w:pPr>
       <w:r>
         <w:t xml:space="preserve">Que rime el segundo verso con el cuarto de cada estrofa.</w:t>
@@ -2104,11 +1952,11 @@
     </w:p>
     <w:p>
       <w:pPr>
+        <w:pStyle w:val="Compact"/>
         <w:numPr>
           <w:ilvl w:val="0"/>
           <w:numId w:val="1009"/>
         </w:numPr>
-        <w:pStyle w:val="Compact"/>
       </w:pPr>
       <w:r>
         <w:t xml:space="preserve">Que incluya al menos</w:t>
@@ -2118,8 +1966,8 @@
       </w:r>
       <w:r>
         <w:rPr>
+          <w:b/>
           <w:bCs/>
-          <w:b/>
         </w:rPr>
         <w:t xml:space="preserve">tres</w:t>
       </w:r>
@@ -2132,11 +1980,11 @@
     </w:p>
     <w:p>
       <w:pPr>
+        <w:pStyle w:val="Compact"/>
         <w:numPr>
           <w:ilvl w:val="0"/>
           <w:numId w:val="1009"/>
         </w:numPr>
-        <w:pStyle w:val="Compact"/>
       </w:pPr>
       <w:r>
         <w:t xml:space="preserve">Que tenga un título.</w:t>
@@ -2155,7 +2003,6 @@
         <w:tblStyle w:val="Table"/>
         <w:tblW w:type="auto" w:w="0"/>
         <w:tblLook w:firstRow="1" w:lastRow="0" w:firstColumn="0" w:lastColumn="0" w:noHBand="0" w:noVBand="0" w:val="0020"/>
-        <w:jc w:val="start"/>
       </w:tblPr>
       <w:tblGrid>
         <w:gridCol w:w="3960"/>
@@ -2163,14 +2010,13 @@
       </w:tblGrid>
       <w:tr>
         <w:trPr>
-          <w:tblHeader w:val="true"/>
+          <w:tblHeader w:val="on"/>
         </w:trPr>
         <w:tc>
           <w:tcPr/>
           <w:p>
             <w:pPr>
               <w:pStyle w:val="Compact"/>
-              <w:jc w:val="left"/>
             </w:pPr>
             <w:r>
               <w:t xml:space="preserve">Elemento</w:t>
@@ -2182,7 +2028,6 @@
           <w:p>
             <w:pPr>
               <w:pStyle w:val="Compact"/>
-              <w:jc w:val="left"/>
             </w:pPr>
             <w:r>
               <w:t xml:space="preserve">Tu respuesta</w:t>
@@ -2196,7 +2041,6 @@
           <w:p>
             <w:pPr>
               <w:pStyle w:val="Compact"/>
-              <w:jc w:val="left"/>
             </w:pPr>
             <w:r>
               <w:t xml:space="preserve">Título</w:t>
@@ -2218,7 +2062,6 @@
           <w:p>
             <w:pPr>
               <w:pStyle w:val="Compact"/>
-              <w:jc w:val="left"/>
             </w:pPr>
             <w:r>
               <w:t xml:space="preserve">Número de versos</w:t>
@@ -2240,7 +2083,6 @@
           <w:p>
             <w:pPr>
               <w:pStyle w:val="Compact"/>
-              <w:jc w:val="left"/>
             </w:pPr>
             <w:r>
               <w:t xml:space="preserve">Tipo de rima</w:t>
@@ -2262,7 +2104,6 @@
           <w:p>
             <w:pPr>
               <w:pStyle w:val="Compact"/>
-              <w:jc w:val="left"/>
             </w:pPr>
             <w:r>
               <w:t xml:space="preserve">Hablante lírico</w:t>
@@ -2284,7 +2125,6 @@
           <w:p>
             <w:pPr>
               <w:pStyle w:val="Compact"/>
-              <w:jc w:val="left"/>
             </w:pPr>
             <w:r>
               <w:t xml:space="preserve">Objeto lírico</w:t>
@@ -2306,7 +2146,6 @@
           <w:p>
             <w:pPr>
               <w:pStyle w:val="Compact"/>
-              <w:jc w:val="left"/>
             </w:pPr>
             <w:r>
               <w:t xml:space="preserve">Motivo lírico</w:t>
@@ -2328,7 +2167,6 @@
           <w:p>
             <w:pPr>
               <w:pStyle w:val="Compact"/>
-              <w:jc w:val="left"/>
             </w:pPr>
             <w:r>
               <w:t xml:space="preserve">Figuras usadas</w:t>
@@ -2352,8 +2190,8 @@
         </w:pict>
       </w:r>
     </w:p>
-    <w:bookmarkEnd w:id="35"/>
-    <w:bookmarkStart w:id="36" w:name="evaluación-integradora"/>
+    <w:bookmarkEnd w:id="24"/>
+    <w:bookmarkStart w:id="25" w:name="evaluación-integradora"/>
     <w:p>
       <w:pPr>
         <w:pStyle w:val="Heading2"/>
@@ -2368,8 +2206,8 @@
       </w:pPr>
       <w:r>
         <w:rPr>
+          <w:b/>
           <w:bCs/>
-          <w:b/>
         </w:rPr>
         <w:t xml:space="preserve">Lee este poema original y responde.</w:t>
       </w:r>
@@ -2428,11 +2266,11 @@
     </w:p>
     <w:p>
       <w:pPr>
+        <w:pStyle w:val="Compact"/>
         <w:numPr>
           <w:ilvl w:val="0"/>
           <w:numId w:val="1010"/>
         </w:numPr>
-        <w:pStyle w:val="Compact"/>
       </w:pPr>
       <w:r>
         <w:t xml:space="preserve">¿Cuántas estrofas tiene el poema? ¿Cuántos versos en total?</w:t>
@@ -2440,11 +2278,11 @@
     </w:p>
     <w:p>
       <w:pPr>
+        <w:pStyle w:val="Compact"/>
         <w:numPr>
           <w:ilvl w:val="0"/>
           <w:numId w:val="1010"/>
         </w:numPr>
-        <w:pStyle w:val="Compact"/>
       </w:pPr>
       <w:r>
         <w:t xml:space="preserve">¿Qué palabras riman? ¿Es rima consonante o asonante?</w:t>
@@ -2452,11 +2290,11 @@
     </w:p>
     <w:p>
       <w:pPr>
+        <w:pStyle w:val="Compact"/>
         <w:numPr>
           <w:ilvl w:val="0"/>
           <w:numId w:val="1010"/>
         </w:numPr>
-        <w:pStyle w:val="Compact"/>
       </w:pPr>
       <w:r>
         <w:t xml:space="preserve">¿Quién es el hablante lírico?</w:t>
@@ -2464,11 +2302,11 @@
     </w:p>
     <w:p>
       <w:pPr>
+        <w:pStyle w:val="Compact"/>
         <w:numPr>
           <w:ilvl w:val="0"/>
           <w:numId w:val="1010"/>
         </w:numPr>
-        <w:pStyle w:val="Compact"/>
       </w:pPr>
       <w:r>
         <w:t xml:space="preserve">¿Cuál es el objeto lírico?</w:t>
@@ -2476,11 +2314,11 @@
     </w:p>
     <w:p>
       <w:pPr>
+        <w:pStyle w:val="Compact"/>
         <w:numPr>
           <w:ilvl w:val="0"/>
           <w:numId w:val="1010"/>
         </w:numPr>
-        <w:pStyle w:val="Compact"/>
       </w:pPr>
       <w:r>
         <w:t xml:space="preserve">¿Cuál es el motivo lírico? Explícalo en una oración.</w:t>
@@ -2488,20 +2326,14 @@
     </w:p>
     <w:p>
       <w:pPr>
+        <w:pStyle w:val="Compact"/>
         <w:numPr>
           <w:ilvl w:val="0"/>
           <w:numId w:val="1010"/>
         </w:numPr>
-        <w:pStyle w:val="Compact"/>
-      </w:pPr>
-      <w:r>
-        <w:t xml:space="preserve">“</w:t>
-      </w:r>
-      <w:r>
-        <w:t xml:space="preserve">Abuela guarda el verano en frascos</w:t>
-      </w:r>
-      <w:r>
-        <w:t xml:space="preserve">”</w:t>
+      </w:pPr>
+      <w:r>
+        <w:t xml:space="preserve">“Abuela guarda el verano en frascos”</w:t>
       </w:r>
       <w:r>
         <w:t xml:space="preserve">: ¿qué figura literaria es y qué significa?</w:t>
@@ -2509,20 +2341,14 @@
     </w:p>
     <w:p>
       <w:pPr>
+        <w:pStyle w:val="Compact"/>
         <w:numPr>
           <w:ilvl w:val="0"/>
           <w:numId w:val="1010"/>
         </w:numPr>
-        <w:pStyle w:val="Compact"/>
-      </w:pPr>
-      <w:r>
-        <w:t xml:space="preserve">“</w:t>
-      </w:r>
-      <w:r>
-        <w:t xml:space="preserve">soles con tapa y cordón</w:t>
-      </w:r>
-      <w:r>
-        <w:t xml:space="preserve">”</w:t>
+      </w:pPr>
+      <w:r>
+        <w:t xml:space="preserve">“soles con tapa y cordón”</w:t>
       </w:r>
       <w:r>
         <w:t xml:space="preserve">: ¿a qué se refiere realmente?</w:t>
@@ -2530,20 +2356,14 @@
     </w:p>
     <w:p>
       <w:pPr>
+        <w:pStyle w:val="Compact"/>
         <w:numPr>
           <w:ilvl w:val="0"/>
           <w:numId w:val="1010"/>
         </w:numPr>
-        <w:pStyle w:val="Compact"/>
-      </w:pPr>
-      <w:r>
-        <w:t xml:space="preserve">“</w:t>
-      </w:r>
-      <w:r>
-        <w:t xml:space="preserve">el invierno, ese ladrón, se va refunfuñando</w:t>
-      </w:r>
-      <w:r>
-        <w:t xml:space="preserve">”</w:t>
+      </w:pPr>
+      <w:r>
+        <w:t xml:space="preserve">“el invierno, ese ladrón, se va refunfuñando”</w:t>
       </w:r>
       <w:r>
         <w:t xml:space="preserve">: nombra las dos figuras que hay aquí.</w:t>
@@ -2551,11 +2371,11 @@
     </w:p>
     <w:p>
       <w:pPr>
+        <w:pStyle w:val="Compact"/>
         <w:numPr>
           <w:ilvl w:val="0"/>
           <w:numId w:val="1010"/>
         </w:numPr>
-        <w:pStyle w:val="Compact"/>
       </w:pPr>
       <w:r>
         <w:t xml:space="preserve">¿A qué género literario pertenece este texto? Justifica con dos características.</w:t>
@@ -2563,11 +2383,11 @@
     </w:p>
     <w:p>
       <w:pPr>
+        <w:pStyle w:val="Compact"/>
         <w:numPr>
           <w:ilvl w:val="0"/>
           <w:numId w:val="1010"/>
         </w:numPr>
-        <w:pStyle w:val="Compact"/>
       </w:pPr>
       <w:r>
         <w:t xml:space="preserve">Escribe un verso más que podría continuar el poema y que rime con</w:t>
@@ -2576,13 +2396,7 @@
         <w:t xml:space="preserve"> </w:t>
       </w:r>
       <w:r>
-        <w:t xml:space="preserve">“</w:t>
-      </w:r>
-      <w:r>
-        <w:t xml:space="preserve">nevando</w:t>
-      </w:r>
-      <w:r>
-        <w:t xml:space="preserve">”</w:t>
+        <w:t xml:space="preserve">“nevando”</w:t>
       </w:r>
       <w:r>
         <w:t xml:space="preserve">.</w:t>
@@ -2593,9 +2407,9 @@
         <w:br w:type="page"/>
       </w:r>
     </w:p>
-    <w:bookmarkEnd w:id="36"/>
-    <w:bookmarkEnd w:id="37"/>
-    <w:bookmarkStart w:id="46" w:name="solucionario-guía-2-lenguaje"/>
+    <w:bookmarkEnd w:id="25"/>
+    <w:bookmarkEnd w:id="26"/>
+    <w:bookmarkStart w:id="35" w:name="solucionario-guía-2-lenguaje"/>
     <w:p>
       <w:pPr>
         <w:pStyle w:val="Heading1"/>
@@ -2610,8 +2424,8 @@
       </w:pPr>
       <w:r>
         <w:rPr>
+          <w:b/>
           <w:bCs/>
-          <w:b/>
         </w:rPr>
         <w:t xml:space="preserve">Uso del adulto.</w:t>
       </w:r>
@@ -2622,7 +2436,7 @@
         <w:t xml:space="preserve">Esta sección no debe entregarse junto con la guía de trabajo. Varias respuestas admiten formulaciones distintas; se indica el criterio a evaluar.</w:t>
       </w:r>
     </w:p>
-    <w:bookmarkStart w:id="38" w:name="diagnóstico-de-entrada-1"/>
+    <w:bookmarkStart w:id="27" w:name="diagnóstico-de-entrada-1"/>
     <w:p>
       <w:pPr>
         <w:pStyle w:val="Heading2"/>
@@ -2633,11 +2447,11 @@
     </w:p>
     <w:p>
       <w:pPr>
+        <w:pStyle w:val="Compact"/>
         <w:numPr>
           <w:ilvl w:val="0"/>
           <w:numId w:val="1011"/>
         </w:numPr>
-        <w:pStyle w:val="Compact"/>
       </w:pPr>
       <w:r>
         <w:t xml:space="preserve">El literario crea un mundo imaginario y busca emocionar; el no literario informa sobre la realidad.</w:t>
@@ -2645,11 +2459,11 @@
     </w:p>
     <w:p>
       <w:pPr>
+        <w:pStyle w:val="Compact"/>
         <w:numPr>
           <w:ilvl w:val="0"/>
           <w:numId w:val="1011"/>
         </w:numPr>
-        <w:pStyle w:val="Compact"/>
       </w:pPr>
       <w:r>
         <w:t xml:space="preserve">Narrativo, lírico y dramático.</w:t>
@@ -2657,11 +2471,11 @@
     </w:p>
     <w:p>
       <w:pPr>
+        <w:pStyle w:val="Compact"/>
         <w:numPr>
           <w:ilvl w:val="0"/>
           <w:numId w:val="1011"/>
         </w:numPr>
-        <w:pStyle w:val="Compact"/>
       </w:pPr>
       <w:r>
         <w:t xml:space="preserve">Verso.</w:t>
@@ -2669,11 +2483,11 @@
     </w:p>
     <w:p>
       <w:pPr>
+        <w:pStyle w:val="Compact"/>
         <w:numPr>
           <w:ilvl w:val="0"/>
           <w:numId w:val="1011"/>
         </w:numPr>
-        <w:pStyle w:val="Compact"/>
       </w:pPr>
       <w:r>
         <w:t xml:space="preserve">Estrofa.</w:t>
@@ -2681,11 +2495,11 @@
     </w:p>
     <w:p>
       <w:pPr>
+        <w:pStyle w:val="Compact"/>
         <w:numPr>
           <w:ilvl w:val="0"/>
           <w:numId w:val="1011"/>
         </w:numPr>
-        <w:pStyle w:val="Compact"/>
       </w:pPr>
       <w:r>
         <w:t xml:space="preserve">La coincidencia de sonidos al final de dos o más versos.</w:t>
@@ -2693,11 +2507,11 @@
     </w:p>
     <w:p>
       <w:pPr>
+        <w:pStyle w:val="Compact"/>
         <w:numPr>
           <w:ilvl w:val="0"/>
           <w:numId w:val="1011"/>
         </w:numPr>
-        <w:pStyle w:val="Compact"/>
       </w:pPr>
       <w:r>
         <w:t xml:space="preserve">Personificación.</w:t>
@@ -2705,11 +2519,11 @@
     </w:p>
     <w:p>
       <w:pPr>
+        <w:pStyle w:val="Compact"/>
         <w:numPr>
           <w:ilvl w:val="0"/>
           <w:numId w:val="1011"/>
         </w:numPr>
-        <w:pStyle w:val="Compact"/>
       </w:pPr>
       <w:r>
         <w:t xml:space="preserve">Comparación (también se acepta hipérbole; lo esencial es que reconozca el nexo</w:t>
@@ -2718,13 +2532,7 @@
         <w:t xml:space="preserve"> </w:t>
       </w:r>
       <w:r>
-        <w:t xml:space="preserve">“</w:t>
-      </w:r>
-      <w:r>
-        <w:t xml:space="preserve">más… que</w:t>
-      </w:r>
-      <w:r>
-        <w:t xml:space="preserve">”</w:t>
+        <w:t xml:space="preserve">“más… que”</w:t>
       </w:r>
       <w:r>
         <w:t xml:space="preserve">).</w:t>
@@ -2732,18 +2540,18 @@
     </w:p>
     <w:p>
       <w:pPr>
+        <w:pStyle w:val="Compact"/>
         <w:numPr>
           <w:ilvl w:val="0"/>
           <w:numId w:val="1011"/>
         </w:numPr>
-        <w:pStyle w:val="Compact"/>
       </w:pPr>
       <w:r>
         <w:t xml:space="preserve">La voz imaginaria que habla dentro del poema, distinta del poeta.</w:t>
       </w:r>
     </w:p>
-    <w:bookmarkEnd w:id="38"/>
-    <w:bookmarkStart w:id="39" w:name="sección-1-ahora-tú"/>
+    <w:bookmarkEnd w:id="27"/>
+    <w:bookmarkStart w:id="28" w:name="sección-1-ahora-tú"/>
     <w:p>
       <w:pPr>
         <w:pStyle w:val="Heading2"/>
@@ -2754,11 +2562,11 @@
     </w:p>
     <w:p>
       <w:pPr>
+        <w:pStyle w:val="Compact"/>
         <w:numPr>
           <w:ilvl w:val="0"/>
           <w:numId w:val="1012"/>
         </w:numPr>
-        <w:pStyle w:val="Compact"/>
       </w:pPr>
       <w:r>
         <w:t xml:space="preserve">No literarios: la receta y el manual. Literarios: la fábula y el poema.</w:t>
@@ -2766,11 +2574,11 @@
     </w:p>
     <w:p>
       <w:pPr>
+        <w:pStyle w:val="Compact"/>
         <w:numPr>
           <w:ilvl w:val="0"/>
           <w:numId w:val="1012"/>
         </w:numPr>
-        <w:pStyle w:val="Compact"/>
       </w:pPr>
       <w:r>
         <w:t xml:space="preserve">Al género dramático, porque está escrita en diálogos y con acotaciones, para ser representada.</w:t>
@@ -2778,11 +2586,11 @@
     </w:p>
     <w:p>
       <w:pPr>
+        <w:pStyle w:val="Compact"/>
         <w:numPr>
           <w:ilvl w:val="0"/>
           <w:numId w:val="1012"/>
         </w:numPr>
-        <w:pStyle w:val="Compact"/>
       </w:pPr>
       <w:r>
         <w:t xml:space="preserve">La protagonista es Emilia; la acción ocurre en un faro apagado.</w:t>
@@ -2790,11 +2598,11 @@
     </w:p>
     <w:p>
       <w:pPr>
+        <w:pStyle w:val="Compact"/>
         <w:numPr>
           <w:ilvl w:val="0"/>
           <w:numId w:val="1012"/>
         </w:numPr>
-        <w:pStyle w:val="Compact"/>
       </w:pPr>
       <w:r>
         <w:t xml:space="preserve">Es el inicio: presenta al personaje, el lugar y plantea el conflicto.</w:t>
@@ -2802,18 +2610,18 @@
     </w:p>
     <w:p>
       <w:pPr>
+        <w:pStyle w:val="Compact"/>
         <w:numPr>
           <w:ilvl w:val="0"/>
           <w:numId w:val="1012"/>
         </w:numPr>
-        <w:pStyle w:val="Compact"/>
       </w:pPr>
       <w:r>
         <w:t xml:space="preserve">Emilia encuentra un cuaderno con su propio nombre escrito, sin saber por qué está allí.</w:t>
       </w:r>
     </w:p>
-    <w:bookmarkEnd w:id="39"/>
-    <w:bookmarkStart w:id="40" w:name="sección-2-ahora-tú"/>
+    <w:bookmarkEnd w:id="28"/>
+    <w:bookmarkStart w:id="29" w:name="sección-2-ahora-tú"/>
     <w:p>
       <w:pPr>
         <w:pStyle w:val="Heading2"/>
@@ -2824,11 +2632,11 @@
     </w:p>
     <w:p>
       <w:pPr>
+        <w:pStyle w:val="Compact"/>
         <w:numPr>
           <w:ilvl w:val="0"/>
           <w:numId w:val="1013"/>
         </w:numPr>
-        <w:pStyle w:val="Compact"/>
       </w:pPr>
       <w:r>
         <w:t xml:space="preserve">3 estrofas y 12 versos.</w:t>
@@ -2836,29 +2644,23 @@
     </w:p>
     <w:p>
       <w:pPr>
+        <w:pStyle w:val="Compact"/>
         <w:numPr>
           <w:ilvl w:val="0"/>
           <w:numId w:val="1013"/>
         </w:numPr>
-        <w:pStyle w:val="Compact"/>
-      </w:pPr>
-      <w:r>
-        <w:t xml:space="preserve">“</w:t>
-      </w:r>
-      <w:r>
-        <w:t xml:space="preserve">mi barco tiene la altura</w:t>
-      </w:r>
-      <w:r>
-        <w:t xml:space="preserve">”</w:t>
-      </w:r>
-    </w:p>
-    <w:p>
-      <w:pPr>
+      </w:pPr>
+      <w:r>
+        <w:t xml:space="preserve">“mi barco tiene la altura”</w:t>
+      </w:r>
+    </w:p>
+    <w:p>
+      <w:pPr>
+        <w:pStyle w:val="Compact"/>
         <w:numPr>
           <w:ilvl w:val="0"/>
           <w:numId w:val="1013"/>
         </w:numPr>
-        <w:pStyle w:val="Compact"/>
       </w:pPr>
       <w:r>
         <w:t xml:space="preserve">Riman</w:t>
@@ -2867,13 +2669,7 @@
         <w:t xml:space="preserve"> </w:t>
       </w:r>
       <w:r>
-        <w:t xml:space="preserve">“</w:t>
-      </w:r>
-      <w:r>
-        <w:t xml:space="preserve">sal</w:t>
-      </w:r>
-      <w:r>
-        <w:t xml:space="preserve">”</w:t>
+        <w:t xml:space="preserve">“sal”</w:t>
       </w:r>
       <w:r>
         <w:t xml:space="preserve"> </w:t>
@@ -2885,13 +2681,7 @@
         <w:t xml:space="preserve"> </w:t>
       </w:r>
       <w:r>
-        <w:t xml:space="preserve">“</w:t>
-      </w:r>
-      <w:r>
-        <w:t xml:space="preserve">mar</w:t>
-      </w:r>
-      <w:r>
-        <w:t xml:space="preserve">”</w:t>
+        <w:t xml:space="preserve">“mar”</w:t>
       </w:r>
       <w:r>
         <w:t xml:space="preserve">: rima asonante (coincide solo la vocal a).</w:t>
@@ -2899,11 +2689,11 @@
     </w:p>
     <w:p>
       <w:pPr>
+        <w:pStyle w:val="Compact"/>
         <w:numPr>
           <w:ilvl w:val="0"/>
           <w:numId w:val="1013"/>
         </w:numPr>
-        <w:pStyle w:val="Compact"/>
       </w:pPr>
       <w:r>
         <w:t xml:space="preserve">Riman</w:t>
@@ -2912,13 +2702,7 @@
         <w:t xml:space="preserve"> </w:t>
       </w:r>
       <w:r>
-        <w:t xml:space="preserve">“</w:t>
-      </w:r>
-      <w:r>
-        <w:t xml:space="preserve">timón</w:t>
-      </w:r>
-      <w:r>
-        <w:t xml:space="preserve">”</w:t>
+        <w:t xml:space="preserve">“timón”</w:t>
       </w:r>
       <w:r>
         <w:t xml:space="preserve"> </w:t>
@@ -2930,13 +2714,7 @@
         <w:t xml:space="preserve"> </w:t>
       </w:r>
       <w:r>
-        <w:t xml:space="preserve">“</w:t>
-      </w:r>
-      <w:r>
-        <w:t xml:space="preserve">corazón</w:t>
-      </w:r>
-      <w:r>
-        <w:t xml:space="preserve">”</w:t>
+        <w:t xml:space="preserve">“corazón”</w:t>
       </w:r>
       <w:r>
         <w:t xml:space="preserve">: rima consonante.</w:t>
@@ -2944,18 +2722,18 @@
     </w:p>
     <w:p>
       <w:pPr>
+        <w:pStyle w:val="Compact"/>
         <w:numPr>
           <w:ilvl w:val="0"/>
           <w:numId w:val="1013"/>
         </w:numPr>
-        <w:pStyle w:val="Compact"/>
       </w:pPr>
       <w:r>
         <w:t xml:space="preserve">Respuesta abierta. Se evalúa que justifique con el contenido del verso, por ejemplo el cierre suave del último verso.</w:t>
       </w:r>
     </w:p>
-    <w:bookmarkEnd w:id="40"/>
-    <w:bookmarkStart w:id="41" w:name="sección-3-ahora-tú"/>
+    <w:bookmarkEnd w:id="29"/>
+    <w:bookmarkStart w:id="30" w:name="sección-3-ahora-tú"/>
     <w:p>
       <w:pPr>
         <w:pStyle w:val="Heading2"/>
@@ -2966,11 +2744,11 @@
     </w:p>
     <w:p>
       <w:pPr>
+        <w:pStyle w:val="Compact"/>
         <w:numPr>
           <w:ilvl w:val="0"/>
           <w:numId w:val="1014"/>
         </w:numPr>
-        <w:pStyle w:val="Compact"/>
       </w:pPr>
       <w:r>
         <w:t xml:space="preserve">Alguien pequeño, imaginativo, que juega con un barco de papel en un charco. No es el poeta.</w:t>
@@ -2978,11 +2756,11 @@
     </w:p>
     <w:p>
       <w:pPr>
+        <w:pStyle w:val="Compact"/>
         <w:numPr>
           <w:ilvl w:val="0"/>
           <w:numId w:val="1014"/>
         </w:numPr>
-        <w:pStyle w:val="Compact"/>
       </w:pPr>
       <w:r>
         <w:t xml:space="preserve">El barco de papel.</w:t>
@@ -2990,11 +2768,11 @@
     </w:p>
     <w:p>
       <w:pPr>
+        <w:pStyle w:val="Compact"/>
         <w:numPr>
           <w:ilvl w:val="0"/>
           <w:numId w:val="1014"/>
         </w:numPr>
-        <w:pStyle w:val="Compact"/>
       </w:pPr>
       <w:r>
         <w:t xml:space="preserve">Que la imaginación transforma lo pequeño en algo grandioso, y que siempre se puede volver a empezar.</w:t>
@@ -3002,11 +2780,11 @@
     </w:p>
     <w:p>
       <w:pPr>
+        <w:pStyle w:val="Compact"/>
         <w:numPr>
           <w:ilvl w:val="0"/>
           <w:numId w:val="1014"/>
         </w:numPr>
-        <w:pStyle w:val="Compact"/>
       </w:pPr>
       <w:r>
         <w:t xml:space="preserve">Cariño y orgullo. Se acepta cualquier justificación con verso, por ejemplo</w:t>
@@ -3015,13 +2793,7 @@
         <w:t xml:space="preserve"> </w:t>
       </w:r>
       <w:r>
-        <w:t xml:space="preserve">“</w:t>
-      </w:r>
-      <w:r>
-        <w:t xml:space="preserve">mi barco, tan valiente</w:t>
-      </w:r>
-      <w:r>
-        <w:t xml:space="preserve">”</w:t>
+        <w:t xml:space="preserve">“mi barco, tan valiente”</w:t>
       </w:r>
       <w:r>
         <w:t xml:space="preserve"> </w:t>
@@ -3033,13 +2805,7 @@
         <w:t xml:space="preserve"> </w:t>
       </w:r>
       <w:r>
-        <w:t xml:space="preserve">“</w:t>
-      </w:r>
-      <w:r>
-        <w:t xml:space="preserve">de un dedo y un corazón</w:t>
-      </w:r>
-      <w:r>
-        <w:t xml:space="preserve">”</w:t>
+        <w:t xml:space="preserve">“de un dedo y un corazón”</w:t>
       </w:r>
       <w:r>
         <w:t xml:space="preserve">.</w:t>
@@ -3047,18 +2813,18 @@
     </w:p>
     <w:p>
       <w:pPr>
+        <w:pStyle w:val="Compact"/>
         <w:numPr>
           <w:ilvl w:val="0"/>
           <w:numId w:val="1014"/>
         </w:numPr>
-        <w:pStyle w:val="Compact"/>
       </w:pPr>
       <w:r>
         <w:t xml:space="preserve">Que no se rinde: acepta que las cosas se deshagan y decide rehacerlas.</w:t>
       </w:r>
     </w:p>
-    <w:bookmarkEnd w:id="41"/>
-    <w:bookmarkStart w:id="42" w:name="sección-4-ahora-tú"/>
+    <w:bookmarkEnd w:id="30"/>
+    <w:bookmarkStart w:id="31" w:name="sección-4-ahora-tú"/>
     <w:p>
       <w:pPr>
         <w:pStyle w:val="Heading2"/>
@@ -3069,20 +2835,20 @@
     </w:p>
     <w:p>
       <w:pPr>
+        <w:pStyle w:val="Compact"/>
         <w:numPr>
           <w:ilvl w:val="0"/>
           <w:numId w:val="1015"/>
         </w:numPr>
-        <w:pStyle w:val="Compact"/>
-      </w:pPr>
-    </w:p>
-    <w:p>
-      <w:pPr>
+      </w:pPr>
+    </w:p>
+    <w:p>
+      <w:pPr>
+        <w:pStyle w:val="Compact"/>
         <w:numPr>
           <w:ilvl w:val="1"/>
           <w:numId w:val="1016"/>
         </w:numPr>
-        <w:pStyle w:val="Compact"/>
       </w:pPr>
       <w:r>
         <w:t xml:space="preserve">onomatopeya · b) personificación · c) metáfora · d) comparación · e) repetición · f) personificación</w:t>
@@ -3090,11 +2856,11 @@
     </w:p>
     <w:p>
       <w:pPr>
+        <w:pStyle w:val="Compact"/>
         <w:numPr>
           <w:ilvl w:val="0"/>
           <w:numId w:val="1015"/>
         </w:numPr>
-        <w:pStyle w:val="Compact"/>
       </w:pPr>
       <w:r>
         <w:t xml:space="preserve">2 estrofas, 8 versos. Riman cristal/carnaval (consonante) y gorrión/balcón (consonante).</w:t>
@@ -3102,11 +2868,11 @@
     </w:p>
     <w:p>
       <w:pPr>
+        <w:pStyle w:val="Compact"/>
         <w:numPr>
           <w:ilvl w:val="0"/>
           <w:numId w:val="1015"/>
         </w:numPr>
-        <w:pStyle w:val="Compact"/>
       </w:pPr>
       <w:r>
         <w:t xml:space="preserve">La alegría y la calma que produce escuchar la lluvia; la lluvia como algo que despierta la vida.</w:t>
@@ -3114,29 +2880,23 @@
     </w:p>
     <w:p>
       <w:pPr>
+        <w:pStyle w:val="Compact"/>
         <w:numPr>
           <w:ilvl w:val="0"/>
           <w:numId w:val="1015"/>
         </w:numPr>
-        <w:pStyle w:val="Compact"/>
-      </w:pPr>
-    </w:p>
-    <w:p>
-      <w:pPr>
+      </w:pPr>
+    </w:p>
+    <w:p>
+      <w:pPr>
+        <w:pStyle w:val="Compact"/>
         <w:numPr>
           <w:ilvl w:val="1"/>
           <w:numId w:val="1017"/>
         </w:numPr>
-        <w:pStyle w:val="Compact"/>
-      </w:pPr>
-      <w:r>
-        <w:t xml:space="preserve">“</w:t>
-      </w:r>
-      <w:r>
-        <w:t xml:space="preserve">el cerro es un gigante dormido</w:t>
-      </w:r>
-      <w:r>
-        <w:t xml:space="preserve">”</w:t>
+      </w:pPr>
+      <w:r>
+        <w:t xml:space="preserve">“el cerro es un gigante dormido”</w:t>
       </w:r>
       <w:r>
         <w:t xml:space="preserve"> </w:t>
@@ -3148,29 +2908,23 @@
         <w:t xml:space="preserve"> </w:t>
       </w:r>
       <w:r>
-        <w:t xml:space="preserve">“</w:t>
-      </w:r>
-      <w:r>
-        <w:t xml:space="preserve">sus manos son dos pájaros</w:t>
-      </w:r>
-      <w:r>
-        <w:t xml:space="preserve">”</w:t>
-      </w:r>
-    </w:p>
-    <w:p>
-      <w:pPr>
+        <w:t xml:space="preserve">“sus manos son dos pájaros”</w:t>
+      </w:r>
+    </w:p>
+    <w:p>
+      <w:pPr>
+        <w:pStyle w:val="Compact"/>
         <w:numPr>
           <w:ilvl w:val="0"/>
           <w:numId w:val="1015"/>
         </w:numPr>
-        <w:pStyle w:val="Compact"/>
       </w:pPr>
       <w:r>
         <w:t xml:space="preserve">Respuesta abierta. Se evalúa que la hipérbole exagere de manera evidente y que la personificación atribuya una acción humana.</w:t>
       </w:r>
     </w:p>
-    <w:bookmarkEnd w:id="42"/>
-    <w:bookmarkStart w:id="43" w:name="actividad-central"/>
+    <w:bookmarkEnd w:id="31"/>
+    <w:bookmarkStart w:id="32" w:name="actividad-central"/>
     <w:p>
       <w:pPr>
         <w:pStyle w:val="Heading2"/>
@@ -3192,7 +2946,6 @@
         <w:tblStyle w:val="Table"/>
         <w:tblW w:type="auto" w:w="0"/>
         <w:tblLook w:firstRow="1" w:lastRow="0" w:firstColumn="0" w:lastColumn="0" w:noHBand="0" w:noVBand="0" w:val="0020"/>
-        <w:jc w:val="start"/>
       </w:tblPr>
       <w:tblGrid>
         <w:gridCol w:w="3960"/>
@@ -3200,14 +2953,13 @@
       </w:tblGrid>
       <w:tr>
         <w:trPr>
-          <w:tblHeader w:val="true"/>
+          <w:tblHeader w:val="on"/>
         </w:trPr>
         <w:tc>
           <w:tcPr/>
           <w:p>
             <w:pPr>
               <w:pStyle w:val="Compact"/>
-              <w:jc w:val="left"/>
             </w:pPr>
             <w:r>
               <w:t xml:space="preserve">Criterio</w:t>
@@ -3219,7 +2971,6 @@
           <w:p>
             <w:pPr>
               <w:pStyle w:val="Compact"/>
-              <w:jc w:val="left"/>
             </w:pPr>
             <w:r>
               <w:t xml:space="preserve">Puntos</w:t>
@@ -3233,7 +2984,6 @@
           <w:p>
             <w:pPr>
               <w:pStyle w:val="Compact"/>
-              <w:jc w:val="left"/>
             </w:pPr>
             <w:r>
               <w:t xml:space="preserve">Dos estrofas de cuatro versos</w:t>
@@ -3245,7 +2995,6 @@
           <w:p>
             <w:pPr>
               <w:pStyle w:val="Compact"/>
-              <w:jc w:val="left"/>
             </w:pPr>
             <w:r>
               <w:t xml:space="preserve">1</w:t>
@@ -3259,7 +3008,6 @@
           <w:p>
             <w:pPr>
               <w:pStyle w:val="Compact"/>
-              <w:jc w:val="left"/>
             </w:pPr>
             <w:r>
               <w:t xml:space="preserve">Rima entre el segundo y el cuarto verso</w:t>
@@ -3271,7 +3019,6 @@
           <w:p>
             <w:pPr>
               <w:pStyle w:val="Compact"/>
-              <w:jc w:val="left"/>
             </w:pPr>
             <w:r>
               <w:t xml:space="preserve">1</w:t>
@@ -3285,7 +3032,6 @@
           <w:p>
             <w:pPr>
               <w:pStyle w:val="Compact"/>
-              <w:jc w:val="left"/>
             </w:pPr>
             <w:r>
               <w:t xml:space="preserve">Tres o más figuras literarias distintas</w:t>
@@ -3297,7 +3043,6 @@
           <w:p>
             <w:pPr>
               <w:pStyle w:val="Compact"/>
-              <w:jc w:val="left"/>
             </w:pPr>
             <w:r>
               <w:t xml:space="preserve">2</w:t>
@@ -3311,7 +3056,6 @@
           <w:p>
             <w:pPr>
               <w:pStyle w:val="Compact"/>
-              <w:jc w:val="left"/>
             </w:pPr>
             <w:r>
               <w:t xml:space="preserve">Título pertinente</w:t>
@@ -3323,7 +3067,6 @@
           <w:p>
             <w:pPr>
               <w:pStyle w:val="Compact"/>
-              <w:jc w:val="left"/>
             </w:pPr>
             <w:r>
               <w:t xml:space="preserve">1</w:t>
@@ -3337,7 +3080,6 @@
           <w:p>
             <w:pPr>
               <w:pStyle w:val="Compact"/>
-              <w:jc w:val="left"/>
             </w:pPr>
             <w:r>
               <w:t xml:space="preserve">Ficha completa y coherente con el poema</w:t>
@@ -3349,7 +3091,6 @@
           <w:p>
             <w:pPr>
               <w:pStyle w:val="Compact"/>
-              <w:jc w:val="left"/>
             </w:pPr>
             <w:r>
               <w:t xml:space="preserve">1</w:t>
@@ -3358,8 +3099,8 @@
         </w:tc>
       </w:tr>
     </w:tbl>
-    <w:bookmarkEnd w:id="43"/>
-    <w:bookmarkStart w:id="44" w:name="evaluación-integradora-1"/>
+    <w:bookmarkEnd w:id="32"/>
+    <w:bookmarkStart w:id="33" w:name="evaluación-integradora-1"/>
     <w:p>
       <w:pPr>
         <w:pStyle w:val="Heading2"/>
@@ -3370,11 +3111,11 @@
     </w:p>
     <w:p>
       <w:pPr>
+        <w:pStyle w:val="Compact"/>
         <w:numPr>
           <w:ilvl w:val="0"/>
           <w:numId w:val="1018"/>
         </w:numPr>
-        <w:pStyle w:val="Compact"/>
       </w:pPr>
       <w:r>
         <w:t xml:space="preserve">2 estrofas, 8 versos.</w:t>
@@ -3382,11 +3123,11 @@
     </w:p>
     <w:p>
       <w:pPr>
+        <w:pStyle w:val="Compact"/>
         <w:numPr>
           <w:ilvl w:val="0"/>
           <w:numId w:val="1018"/>
         </w:numPr>
-        <w:pStyle w:val="Compact"/>
       </w:pPr>
       <w:r>
         <w:t xml:space="preserve">Riman</w:t>
@@ -3395,13 +3136,7 @@
         <w:t xml:space="preserve"> </w:t>
       </w:r>
       <w:r>
-        <w:t xml:space="preserve">“</w:t>
-      </w:r>
-      <w:r>
-        <w:t xml:space="preserve">mesón</w:t>
-      </w:r>
-      <w:r>
-        <w:t xml:space="preserve">”</w:t>
+        <w:t xml:space="preserve">“mesón”</w:t>
       </w:r>
       <w:r>
         <w:t xml:space="preserve"> </w:t>
@@ -3413,13 +3148,7 @@
         <w:t xml:space="preserve"> </w:t>
       </w:r>
       <w:r>
-        <w:t xml:space="preserve">“</w:t>
-      </w:r>
-      <w:r>
-        <w:t xml:space="preserve">cordón</w:t>
-      </w:r>
-      <w:r>
-        <w:t xml:space="preserve">”</w:t>
+        <w:t xml:space="preserve">“cordón”</w:t>
       </w:r>
       <w:r>
         <w:t xml:space="preserve"> </w:t>
@@ -3431,13 +3160,7 @@
         <w:t xml:space="preserve"> </w:t>
       </w:r>
       <w:r>
-        <w:t xml:space="preserve">“</w:t>
-      </w:r>
-      <w:r>
-        <w:t xml:space="preserve">nevando</w:t>
-      </w:r>
-      <w:r>
-        <w:t xml:space="preserve">”</w:t>
+        <w:t xml:space="preserve">“nevando”</w:t>
       </w:r>
       <w:r>
         <w:t xml:space="preserve"> </w:t>
@@ -3449,13 +3172,7 @@
         <w:t xml:space="preserve"> </w:t>
       </w:r>
       <w:r>
-        <w:t xml:space="preserve">“</w:t>
-      </w:r>
-      <w:r>
-        <w:t xml:space="preserve">refunfuñando</w:t>
-      </w:r>
-      <w:r>
-        <w:t xml:space="preserve">”</w:t>
+        <w:t xml:space="preserve">“refunfuñando”</w:t>
       </w:r>
       <w:r>
         <w:t xml:space="preserve"> </w:t>
@@ -3467,13 +3184,7 @@
         <w:t xml:space="preserve"> </w:t>
       </w:r>
       <w:r>
-        <w:t xml:space="preserve">“</w:t>
-      </w:r>
-      <w:r>
-        <w:t xml:space="preserve">cordón</w:t>
-      </w:r>
-      <w:r>
-        <w:t xml:space="preserve">”</w:t>
+        <w:t xml:space="preserve">“cordón”</w:t>
       </w:r>
       <w:r>
         <w:t xml:space="preserve"> </w:t>
@@ -3485,13 +3196,7 @@
         <w:t xml:space="preserve"> </w:t>
       </w:r>
       <w:r>
-        <w:t xml:space="preserve">“</w:t>
-      </w:r>
-      <w:r>
-        <w:t xml:space="preserve">ladrón</w:t>
-      </w:r>
-      <w:r>
-        <w:t xml:space="preserve">”</w:t>
+        <w:t xml:space="preserve">“ladrón”</w:t>
       </w:r>
       <w:r>
         <w:t xml:space="preserve">.</w:t>
@@ -3499,11 +3204,11 @@
     </w:p>
     <w:p>
       <w:pPr>
+        <w:pStyle w:val="Compact"/>
         <w:numPr>
           <w:ilvl w:val="0"/>
           <w:numId w:val="1018"/>
         </w:numPr>
-        <w:pStyle w:val="Compact"/>
       </w:pPr>
       <w:r>
         <w:t xml:space="preserve">Alguien que observa a su abuela en la cocina, probablemente un nieto o nieta.</w:t>
@@ -3511,11 +3216,11 @@
     </w:p>
     <w:p>
       <w:pPr>
+        <w:pStyle w:val="Compact"/>
         <w:numPr>
           <w:ilvl w:val="0"/>
           <w:numId w:val="1018"/>
         </w:numPr>
-        <w:pStyle w:val="Compact"/>
       </w:pPr>
       <w:r>
         <w:t xml:space="preserve">Los frascos de conserva de la abuela, o el verano guardado.</w:t>
@@ -3523,11 +3228,11 @@
     </w:p>
     <w:p>
       <w:pPr>
+        <w:pStyle w:val="Compact"/>
         <w:numPr>
           <w:ilvl w:val="0"/>
           <w:numId w:val="1018"/>
         </w:numPr>
-        <w:pStyle w:val="Compact"/>
       </w:pPr>
       <w:r>
         <w:t xml:space="preserve">El afecto por la abuela y la idea de que la comida casera conserva los recuerdos y vence al frío.</w:t>
@@ -3535,11 +3240,11 @@
     </w:p>
     <w:p>
       <w:pPr>
+        <w:pStyle w:val="Compact"/>
         <w:numPr>
           <w:ilvl w:val="0"/>
           <w:numId w:val="1018"/>
         </w:numPr>
-        <w:pStyle w:val="Compact"/>
       </w:pPr>
       <w:r>
         <w:t xml:space="preserve">Metáfora: los frascos de conserva guardan la fruta del verano, y con ella el recuerdo de esa estación.</w:t>
@@ -3547,11 +3252,11 @@
     </w:p>
     <w:p>
       <w:pPr>
+        <w:pStyle w:val="Compact"/>
         <w:numPr>
           <w:ilvl w:val="0"/>
           <w:numId w:val="1018"/>
         </w:numPr>
-        <w:pStyle w:val="Compact"/>
       </w:pPr>
       <w:r>
         <w:t xml:space="preserve">A los duraznos en almíbar, redondos y dorados como pequeños soles, con la tapa y el cordón del frasco.</w:t>
@@ -3559,35 +3264,23 @@
     </w:p>
     <w:p>
       <w:pPr>
+        <w:pStyle w:val="Compact"/>
         <w:numPr>
           <w:ilvl w:val="0"/>
           <w:numId w:val="1018"/>
         </w:numPr>
-        <w:pStyle w:val="Compact"/>
       </w:pPr>
       <w:r>
         <w:t xml:space="preserve">Metáfora (</w:t>
       </w:r>
       <w:r>
-        <w:t xml:space="preserve">“</w:t>
-      </w:r>
-      <w:r>
-        <w:t xml:space="preserve">el invierno, ese ladrón</w:t>
-      </w:r>
-      <w:r>
-        <w:t xml:space="preserve">”</w:t>
+        <w:t xml:space="preserve">“el invierno, ese ladrón”</w:t>
       </w:r>
       <w:r>
         <w:t xml:space="preserve">) y personificación (</w:t>
       </w:r>
       <w:r>
-        <w:t xml:space="preserve">“</w:t>
-      </w:r>
-      <w:r>
-        <w:t xml:space="preserve">se va refunfuñando</w:t>
-      </w:r>
-      <w:r>
-        <w:t xml:space="preserve">”</w:t>
+        <w:t xml:space="preserve">“se va refunfuñando”</w:t>
       </w:r>
       <w:r>
         <w:t xml:space="preserve">).</w:t>
@@ -3595,11 +3288,11 @@
     </w:p>
     <w:p>
       <w:pPr>
+        <w:pStyle w:val="Compact"/>
         <w:numPr>
           <w:ilvl w:val="0"/>
           <w:numId w:val="1018"/>
         </w:numPr>
-        <w:pStyle w:val="Compact"/>
       </w:pPr>
       <w:r>
         <w:t xml:space="preserve">Al género lírico: está escrito en verso y estrofas, y expresa sentimientos a través de un hablante lírico.</w:t>
@@ -3607,11 +3300,11 @@
     </w:p>
     <w:p>
       <w:pPr>
+        <w:pStyle w:val="Compact"/>
         <w:numPr>
           <w:ilvl w:val="0"/>
           <w:numId w:val="1018"/>
         </w:numPr>
-        <w:pStyle w:val="Compact"/>
       </w:pPr>
       <w:r>
         <w:t xml:space="preserve">Respuesta abierta. Se evalúa que el verso rime en</w:t>
@@ -3620,13 +3313,7 @@
         <w:t xml:space="preserve"> </w:t>
       </w:r>
       <w:r>
-        <w:t xml:space="preserve">“</w:t>
-      </w:r>
-      <w:r>
-        <w:t xml:space="preserve">-ando</w:t>
-      </w:r>
-      <w:r>
-        <w:t xml:space="preserve">”</w:t>
+        <w:t xml:space="preserve">“-ando”</w:t>
       </w:r>
       <w:r>
         <w:t xml:space="preserve"> </w:t>
@@ -3635,8 +3322,8 @@
         <w:t xml:space="preserve">y que tenga sentido con el poema.</w:t>
       </w:r>
     </w:p>
-    <w:bookmarkEnd w:id="44"/>
-    <w:bookmarkStart w:id="45" w:name="tabla-de-remediación"/>
+    <w:bookmarkEnd w:id="33"/>
+    <w:bookmarkStart w:id="34" w:name="tabla-de-remediación"/>
     <w:p>
       <w:pPr>
         <w:pStyle w:val="Heading2"/>
@@ -3649,8 +3336,8 @@
       <w:tblPr>
         <w:tblStyle w:val="Table"/>
         <w:tblW w:type="pct" w:w="5000"/>
+        <w:tblLayout w:type="fixed"/>
         <w:tblLook w:firstRow="1" w:lastRow="0" w:firstColumn="0" w:lastColumn="0" w:noHBand="0" w:noVBand="0" w:val="0020"/>
-        <w:jc w:val="start"/>
       </w:tblPr>
       <w:tblGrid>
         <w:gridCol w:w="2640"/>
@@ -3659,14 +3346,13 @@
       </w:tblGrid>
       <w:tr>
         <w:trPr>
-          <w:tblHeader w:val="true"/>
+          <w:tblHeader w:val="on"/>
         </w:trPr>
         <w:tc>
           <w:tcPr/>
           <w:p>
             <w:pPr>
               <w:pStyle w:val="Compact"/>
-              <w:jc w:val="left"/>
             </w:pPr>
             <w:r>
               <w:t xml:space="preserve">Si falló en…</w:t>
@@ -3678,7 +3364,6 @@
           <w:p>
             <w:pPr>
               <w:pStyle w:val="Compact"/>
-              <w:jc w:val="left"/>
             </w:pPr>
             <w:r>
               <w:t xml:space="preserve">Volver a…</w:t>
@@ -3690,7 +3375,6 @@
           <w:p>
             <w:pPr>
               <w:pStyle w:val="Compact"/>
-              <w:jc w:val="left"/>
             </w:pPr>
             <w:r>
               <w:t xml:space="preserve">Refuerzo sugerido</w:t>
@@ -3704,7 +3388,6 @@
           <w:p>
             <w:pPr>
               <w:pStyle w:val="Compact"/>
-              <w:jc w:val="left"/>
             </w:pPr>
             <w:r>
               <w:t xml:space="preserve">Pregunta 9</w:t>
@@ -3716,7 +3399,6 @@
           <w:p>
             <w:pPr>
               <w:pStyle w:val="Compact"/>
-              <w:jc w:val="left"/>
             </w:pPr>
             <w:r>
               <w:t xml:space="preserve">Sección 1</w:t>
@@ -3728,7 +3410,6 @@
           <w:p>
             <w:pPr>
               <w:pStyle w:val="Compact"/>
-              <w:jc w:val="left"/>
             </w:pPr>
             <w:r>
               <w:t xml:space="preserve">Clasificar cinco textos del hogar en literarios y no literarios</w:t>
@@ -3742,7 +3423,6 @@
           <w:p>
             <w:pPr>
               <w:pStyle w:val="Compact"/>
-              <w:jc w:val="left"/>
             </w:pPr>
             <w:r>
               <w:t xml:space="preserve">Preguntas 1, 2, 10</w:t>
@@ -3754,7 +3434,6 @@
           <w:p>
             <w:pPr>
               <w:pStyle w:val="Compact"/>
-              <w:jc w:val="left"/>
             </w:pPr>
             <w:r>
               <w:t xml:space="preserve">Sección 2</w:t>
@@ -3766,7 +3445,6 @@
           <w:p>
             <w:pPr>
               <w:pStyle w:val="Compact"/>
-              <w:jc w:val="left"/>
             </w:pPr>
             <w:r>
               <w:t xml:space="preserve">Contar versos y marcar rimas en tres poemas distintos</w:t>
@@ -3780,7 +3458,6 @@
           <w:p>
             <w:pPr>
               <w:pStyle w:val="Compact"/>
-              <w:jc w:val="left"/>
             </w:pPr>
             <w:r>
               <w:t xml:space="preserve">Preguntas 3, 4, 5</w:t>
@@ -3792,7 +3469,6 @@
           <w:p>
             <w:pPr>
               <w:pStyle w:val="Compact"/>
-              <w:jc w:val="left"/>
             </w:pPr>
             <w:r>
               <w:t xml:space="preserve">Sección 3</w:t>
@@ -3804,7 +3480,6 @@
           <w:p>
             <w:pPr>
               <w:pStyle w:val="Compact"/>
-              <w:jc w:val="left"/>
             </w:pPr>
             <w:r>
               <w:t xml:space="preserve">Preguntarse</w:t>
@@ -3813,13 +3488,7 @@
               <w:t xml:space="preserve"> </w:t>
             </w:r>
             <w:r>
-              <w:t xml:space="preserve">“</w:t>
-            </w:r>
-            <w:r>
-              <w:t xml:space="preserve">¿quién habla?</w:t>
-            </w:r>
-            <w:r>
-              <w:t xml:space="preserve">”</w:t>
+              <w:t xml:space="preserve">“¿quién habla?”</w:t>
             </w:r>
             <w:r>
               <w:t xml:space="preserve"> </w:t>
@@ -3831,13 +3500,7 @@
               <w:t xml:space="preserve"> </w:t>
             </w:r>
             <w:r>
-              <w:t xml:space="preserve">“</w:t>
-            </w:r>
-            <w:r>
-              <w:t xml:space="preserve">¿qué siente?</w:t>
-            </w:r>
-            <w:r>
-              <w:t xml:space="preserve">”</w:t>
+              <w:t xml:space="preserve">“¿qué siente?”</w:t>
             </w:r>
             <w:r>
               <w:t xml:space="preserve"> </w:t>
@@ -3854,7 +3517,6 @@
           <w:p>
             <w:pPr>
               <w:pStyle w:val="Compact"/>
-              <w:jc w:val="left"/>
             </w:pPr>
             <w:r>
               <w:t xml:space="preserve">Preguntas 6, 7, 8</w:t>
@@ -3866,7 +3528,6 @@
           <w:p>
             <w:pPr>
               <w:pStyle w:val="Compact"/>
-              <w:jc w:val="left"/>
             </w:pPr>
             <w:r>
               <w:t xml:space="preserve">Sección 4</w:t>
@@ -3878,7 +3539,6 @@
           <w:p>
             <w:pPr>
               <w:pStyle w:val="Compact"/>
-              <w:jc w:val="left"/>
             </w:pPr>
             <w:r>
               <w:t xml:space="preserve">Buscar figuras literarias en letras de canciones</w:t>
@@ -3893,8 +3553,8 @@
       </w:pPr>
       <w:r>
         <w:rPr>
+          <w:b/>
           <w:bCs/>
-          <w:b/>
         </w:rPr>
         <w:t xml:space="preserve">Puntaje total: 10 puntos.</w:t>
       </w:r>
@@ -3905,9 +3565,13 @@
         <w:t xml:space="preserve">8 o más indica dominio del contenido; entre 6 y 7, repaso focalizado; menos de 6, rehacer las secciones marcadas.</w:t>
       </w:r>
     </w:p>
-    <w:bookmarkEnd w:id="45"/>
-    <w:bookmarkEnd w:id="46"/>
-    <w:sectPr/>
+    <w:bookmarkEnd w:id="34"/>
+    <w:bookmarkEnd w:id="35"/>
+    <w:sectPr>
+      <w:footnotePr>
+        <w:numRestart w:val="eachSect"/>
+      </w:footnotePr>
+    </w:sectPr>
   </w:body>
 </w:document>
 </file>
@@ -3938,14 +3602,14 @@
 <file path=word/numbering.xml><?xml version="1.0" encoding="utf-8"?>
 <w:numbering xmlns:w="http://schemas.openxmlformats.org/wordprocessingml/2006/main">
   <w:abstractNum w:abstractNumId="990">
-    <w:nsid w:val="A990"/>
+    <w:nsid w:val="0000A990"/>
     <w:multiLevelType w:val="multilevel"/>
     <w:lvl w:ilvl="0">
       <w:numFmt w:val="bullet"/>
       <w:lvlText w:val=" "/>
       <w:lvlJc w:val="left"/>
       <w:pPr>
-        <w:ind w:left="720" w:hanging="480"/>
+        <w:ind w:left="720" w:hanging="360"/>
       </w:pPr>
     </w:lvl>
     <w:lvl w:ilvl="1">
@@ -3953,7 +3617,7 @@
       <w:lvlText w:val=" "/>
       <w:lvlJc w:val="left"/>
       <w:pPr>
-        <w:ind w:left="1440" w:hanging="480"/>
+        <w:ind w:left="1440" w:hanging="360"/>
       </w:pPr>
     </w:lvl>
     <w:lvl w:ilvl="2">
@@ -3961,7 +3625,7 @@
       <w:lvlText w:val=" "/>
       <w:lvlJc w:val="left"/>
       <w:pPr>
-        <w:ind w:left="2160" w:hanging="480"/>
+        <w:ind w:left="2160" w:hanging="360"/>
       </w:pPr>
     </w:lvl>
     <w:lvl w:ilvl="3">
@@ -3969,7 +3633,7 @@
       <w:lvlText w:val=" "/>
       <w:lvlJc w:val="left"/>
       <w:pPr>
-        <w:ind w:left="2880" w:hanging="480"/>
+        <w:ind w:left="2880" w:hanging="360"/>
       </w:pPr>
     </w:lvl>
     <w:lvl w:ilvl="4">
@@ -3977,7 +3641,7 @@
       <w:lvlText w:val=" "/>
       <w:lvlJc w:val="left"/>
       <w:pPr>
-        <w:ind w:left="3600" w:hanging="480"/>
+        <w:ind w:left="3600" w:hanging="360"/>
       </w:pPr>
     </w:lvl>
     <w:lvl w:ilvl="5">
@@ -3985,7 +3649,7 @@
       <w:lvlText w:val=" "/>
       <w:lvlJc w:val="left"/>
       <w:pPr>
-        <w:ind w:left="4320" w:hanging="480"/>
+        <w:ind w:left="4320" w:hanging="360"/>
       </w:pPr>
     </w:lvl>
     <w:lvl w:ilvl="6">
@@ -3993,7 +3657,7 @@
       <w:lvlText w:val=" "/>
       <w:lvlJc w:val="left"/>
       <w:pPr>
-        <w:ind w:left="5040" w:hanging="480"/>
+        <w:ind w:left="5040" w:hanging="360"/>
       </w:pPr>
     </w:lvl>
     <w:lvl w:ilvl="7">
@@ -4001,7 +3665,7 @@
       <w:lvlText w:val=" "/>
       <w:lvlJc w:val="left"/>
       <w:pPr>
-        <w:ind w:left="5760" w:hanging="480"/>
+        <w:ind w:left="5760" w:hanging="360"/>
       </w:pPr>
     </w:lvl>
     <w:lvl w:ilvl="8">
@@ -4009,88 +3673,115 @@
       <w:lvlText w:val=" "/>
       <w:lvlJc w:val="left"/>
       <w:pPr>
-        <w:ind w:left="6480" w:hanging="480"/>
+        <w:ind w:left="6480" w:hanging="360"/>
       </w:pPr>
     </w:lvl>
   </w:abstractNum>
   <w:abstractNum w:abstractNumId="991">
-    <w:nsid w:val="A991"/>
+    <w:nsid w:val="0000A991"/>
     <w:multiLevelType w:val="multilevel"/>
     <w:lvl w:ilvl="0">
       <w:numFmt w:val="bullet"/>
-      <w:lvlText w:val="•"/>
+      <w:lvlText w:val=""/>
       <w:lvlJc w:val="left"/>
       <w:pPr>
-        <w:ind w:left="720" w:hanging="480"/>
-      </w:pPr>
+        <w:ind w:left="720" w:hanging="360"/>
+      </w:pPr>
+      <w:rPr>
+        <w:rFonts w:ascii="Symbol" w:hAnsi="Symbol" w:cs="Symbol" w:hint="default"/>
+      </w:rPr>
     </w:lvl>
     <w:lvl w:ilvl="1">
       <w:numFmt w:val="bullet"/>
-      <w:lvlText w:val="–"/>
+      <w:lvlText w:val="o"/>
       <w:lvlJc w:val="left"/>
       <w:pPr>
-        <w:ind w:left="1440" w:hanging="480"/>
-      </w:pPr>
+        <w:ind w:left="1440" w:hanging="360"/>
+      </w:pPr>
+      <w:rPr>
+        <w:rFonts w:ascii="Courier New" w:hAnsi="Courier New" w:cs="Courier New" w:hint="default"/>
+      </w:rPr>
     </w:lvl>
     <w:lvl w:ilvl="2">
       <w:numFmt w:val="bullet"/>
-      <w:lvlText w:val="•"/>
+      <w:lvlText w:val=""/>
       <w:lvlJc w:val="left"/>
       <w:pPr>
-        <w:ind w:left="2160" w:hanging="480"/>
-      </w:pPr>
+        <w:ind w:left="2160" w:hanging="360"/>
+      </w:pPr>
+      <w:rPr>
+        <w:rFonts w:ascii="Wingdings" w:hAnsi="Wingdings" w:cs="Wingdings" w:hint="default"/>
+      </w:rPr>
     </w:lvl>
     <w:lvl w:ilvl="3">
       <w:numFmt w:val="bullet"/>
-      <w:lvlText w:val="–"/>
+      <w:lvlText w:val=""/>
       <w:lvlJc w:val="left"/>
       <w:pPr>
-        <w:ind w:left="2880" w:hanging="480"/>
-      </w:pPr>
+        <w:ind w:left="2880" w:hanging="360"/>
+      </w:pPr>
+      <w:rPr>
+        <w:rFonts w:ascii="Symbol" w:hAnsi="Symbol" w:cs="Symbol" w:hint="default"/>
+      </w:rPr>
     </w:lvl>
     <w:lvl w:ilvl="4">
       <w:numFmt w:val="bullet"/>
-      <w:lvlText w:val="•"/>
+      <w:lvlText w:val="o"/>
       <w:lvlJc w:val="left"/>
       <w:pPr>
-        <w:ind w:left="3600" w:hanging="480"/>
-      </w:pPr>
+        <w:ind w:left="3600" w:hanging="360"/>
+      </w:pPr>
+      <w:rPr>
+        <w:rFonts w:ascii="Courier New" w:hAnsi="Courier New" w:cs="Courier New" w:hint="default"/>
+      </w:rPr>
     </w:lvl>
     <w:lvl w:ilvl="5">
       <w:numFmt w:val="bullet"/>
-      <w:lvlText w:val="–"/>
+      <w:lvlText w:val=""/>
       <w:lvlJc w:val="left"/>
       <w:pPr>
-        <w:ind w:left="4320" w:hanging="480"/>
-      </w:pPr>
+        <w:ind w:left="4320" w:hanging="360"/>
+      </w:pPr>
+      <w:rPr>
+        <w:rFonts w:ascii="Wingdings" w:hAnsi="Wingdings" w:cs="Wingdings" w:hint="default"/>
+      </w:rPr>
     </w:lvl>
     <w:lvl w:ilvl="6">
       <w:numFmt w:val="bullet"/>
-      <w:lvlText w:val="•"/>
+      <w:lvlText w:val=""/>
       <w:lvlJc w:val="left"/>
       <w:pPr>
-        <w:ind w:left="5040" w:hanging="480"/>
-      </w:pPr>
+        <w:ind w:left="5040" w:hanging="360"/>
+      </w:pPr>
+      <w:rPr>
+        <w:rFonts w:ascii="Symbol" w:hAnsi="Symbol" w:cs="Symbol" w:hint="default"/>
+      </w:rPr>
     </w:lvl>
     <w:lvl w:ilvl="7">
       <w:numFmt w:val="bullet"/>
-      <w:lvlText w:val="–"/>
+      <w:lvlText w:val="o"/>
       <w:lvlJc w:val="left"/>
       <w:pPr>
-        <w:ind w:left="5760" w:hanging="480"/>
-      </w:pPr>
+        <w:ind w:left="5760" w:hanging="360"/>
+      </w:pPr>
+      <w:rPr>
+        <w:rFonts w:ascii="Courier New" w:hAnsi="Courier New" w:cs="Courier New" w:hint="default"/>
+      </w:rPr>
     </w:lvl>
     <w:lvl w:ilvl="8">
       <w:numFmt w:val="bullet"/>
-      <w:lvlText w:val="•"/>
+      <w:lvlText w:val=""/>
       <w:lvlJc w:val="left"/>
       <w:pPr>
-        <w:ind w:left="6480" w:hanging="480"/>
-      </w:pPr>
+        <w:ind w:left="6480" w:hanging="360"/>
+      </w:pPr>
+      <w:rPr>
+        <w:rFonts w:ascii="Wingdings" w:hAnsi="Wingdings" w:cs="Wingdings" w:hint="default"/>
+      </w:rPr>
     </w:lvl>
   </w:abstractNum>
   <w:abstractNum w:abstractNumId="99411">
-    <w:nsid w:val="A99411"/>
+    <w:nsid w:val="00A99411"/>
     <w:multiLevelType w:val="multilevel"/>
     <w:lvl w:ilvl="0">
       <w:start w:val="1"/>
@@ -4098,7 +3789,7 @@
       <w:lvlText w:val="%1."/>
       <w:lvlJc w:val="left"/>
       <w:pPr>
-        <w:ind w:left="720" w:hanging="480"/>
+        <w:ind w:left="720" w:hanging="360"/>
       </w:pPr>
     </w:lvl>
     <w:lvl w:ilvl="1">
@@ -4107,7 +3798,7 @@
       <w:lvlText w:val="%2."/>
       <w:lvlJc w:val="left"/>
       <w:pPr>
-        <w:ind w:left="1440" w:hanging="480"/>
+        <w:ind w:left="1440" w:hanging="360"/>
       </w:pPr>
     </w:lvl>
     <w:lvl w:ilvl="2">
@@ -4116,7 +3807,7 @@
       <w:lvlText w:val="%3."/>
       <w:lvlJc w:val="left"/>
       <w:pPr>
-        <w:ind w:left="2160" w:hanging="480"/>
+        <w:ind w:left="2160" w:hanging="360"/>
       </w:pPr>
     </w:lvl>
     <w:lvl w:ilvl="3">
@@ -4125,7 +3816,7 @@
       <w:lvlText w:val="%4."/>
       <w:lvlJc w:val="left"/>
       <w:pPr>
-        <w:ind w:left="2880" w:hanging="480"/>
+        <w:ind w:left="2880" w:hanging="360"/>
       </w:pPr>
     </w:lvl>
     <w:lvl w:ilvl="4">
@@ -4134,7 +3825,7 @@
       <w:lvlText w:val="%5."/>
       <w:lvlJc w:val="left"/>
       <w:pPr>
-        <w:ind w:left="3600" w:hanging="480"/>
+        <w:ind w:left="3600" w:hanging="360"/>
       </w:pPr>
     </w:lvl>
     <w:lvl w:ilvl="5">
@@ -4143,7 +3834,7 @@
       <w:lvlText w:val="%6."/>
       <w:lvlJc w:val="left"/>
       <w:pPr>
-        <w:ind w:left="4320" w:hanging="480"/>
+        <w:ind w:left="4320" w:hanging="360"/>
       </w:pPr>
     </w:lvl>
     <w:lvl w:ilvl="6">
@@ -4152,7 +3843,7 @@
       <w:lvlText w:val="%7."/>
       <w:lvlJc w:val="left"/>
       <w:pPr>
-        <w:ind w:left="5040" w:hanging="480"/>
+        <w:ind w:left="5040" w:hanging="360"/>
       </w:pPr>
     </w:lvl>
     <w:lvl w:ilvl="7">
@@ -4161,7 +3852,7 @@
       <w:lvlText w:val="%8."/>
       <w:lvlJc w:val="left"/>
       <w:pPr>
-        <w:ind w:left="5760" w:hanging="480"/>
+        <w:ind w:left="5760" w:hanging="360"/>
       </w:pPr>
     </w:lvl>
     <w:lvl w:ilvl="8">
@@ -4170,12 +3861,12 @@
       <w:lvlText w:val="%9."/>
       <w:lvlJc w:val="left"/>
       <w:pPr>
-        <w:ind w:left="6480" w:hanging="480"/>
+        <w:ind w:left="6480" w:hanging="360"/>
       </w:pPr>
     </w:lvl>
   </w:abstractNum>
   <w:abstractNum w:abstractNumId="99721">
-    <w:nsid w:val="A99721"/>
+    <w:nsid w:val="00A99721"/>
     <w:multiLevelType w:val="multilevel"/>
     <w:lvl w:ilvl="0">
       <w:start w:val="1"/>
@@ -4183,7 +3874,7 @@
       <w:lvlText w:val="%1)"/>
       <w:lvlJc w:val="left"/>
       <w:pPr>
-        <w:ind w:left="720" w:hanging="480"/>
+        <w:ind w:left="720" w:hanging="360"/>
       </w:pPr>
     </w:lvl>
     <w:lvl w:ilvl="1">
@@ -4192,7 +3883,7 @@
       <w:lvlText w:val="%2)"/>
       <w:lvlJc w:val="left"/>
       <w:pPr>
-        <w:ind w:left="1440" w:hanging="480"/>
+        <w:ind w:left="1440" w:hanging="360"/>
       </w:pPr>
     </w:lvl>
     <w:lvl w:ilvl="2">
@@ -4201,7 +3892,7 @@
       <w:lvlText w:val="%3)"/>
       <w:lvlJc w:val="left"/>
       <w:pPr>
-        <w:ind w:left="2160" w:hanging="480"/>
+        <w:ind w:left="2160" w:hanging="360"/>
       </w:pPr>
     </w:lvl>
     <w:lvl w:ilvl="3">
@@ -4210,7 +3901,7 @@
       <w:lvlText w:val="%4)"/>
       <w:lvlJc w:val="left"/>
       <w:pPr>
-        <w:ind w:left="2880" w:hanging="480"/>
+        <w:ind w:left="2880" w:hanging="360"/>
       </w:pPr>
     </w:lvl>
     <w:lvl w:ilvl="4">
@@ -4219,7 +3910,7 @@
       <w:lvlText w:val="%5)"/>
       <w:lvlJc w:val="left"/>
       <w:pPr>
-        <w:ind w:left="3600" w:hanging="480"/>
+        <w:ind w:left="3600" w:hanging="360"/>
       </w:pPr>
     </w:lvl>
     <w:lvl w:ilvl="5">
@@ -4228,7 +3919,7 @@
       <w:lvlText w:val="%6)"/>
       <w:lvlJc w:val="left"/>
       <w:pPr>
-        <w:ind w:left="4320" w:hanging="480"/>
+        <w:ind w:left="4320" w:hanging="360"/>
       </w:pPr>
     </w:lvl>
     <w:lvl w:ilvl="6">
@@ -4237,7 +3928,7 @@
       <w:lvlText w:val="%7)"/>
       <w:lvlJc w:val="left"/>
       <w:pPr>
-        <w:ind w:left="5040" w:hanging="480"/>
+        <w:ind w:left="5040" w:hanging="360"/>
       </w:pPr>
     </w:lvl>
     <w:lvl w:ilvl="7">
@@ -4246,7 +3937,7 @@
       <w:lvlText w:val="%8)"/>
       <w:lvlJc w:val="left"/>
       <w:pPr>
-        <w:ind w:left="5760" w:hanging="480"/>
+        <w:ind w:left="5760" w:hanging="360"/>
       </w:pPr>
     </w:lvl>
     <w:lvl w:ilvl="8">
@@ -4255,7 +3946,7 @@
       <w:lvlText w:val="%9)"/>
       <w:lvlJc w:val="left"/>
       <w:pPr>
-        <w:ind w:left="6480" w:hanging="480"/>
+        <w:ind w:left="6480" w:hanging="360"/>
       </w:pPr>
     </w:lvl>
   </w:abstractNum>
@@ -4756,10 +4447,10 @@
   <w:docDefaults>
     <w:rPrDefault>
       <w:rPr>
-        <w:rFonts w:asciiTheme="minorHAnsi" w:cstheme="minorBidi" w:eastAsiaTheme="minorHAnsi" w:hAnsiTheme="minorHAnsi"/>
+        <w:rFonts w:asciiTheme="minorHAnsi" w:cstheme="minorBidi" w:eastAsiaTheme="minorEastAsia" w:hAnsiTheme="minorHAnsi"/>
         <w:sz w:val="24"/>
         <w:szCs w:val="24"/>
-        <w:lang w:bidi="ar-SA" w:eastAsia="en-US" w:val="en-US"/>
+        <w:lang w:bidi="ar-SA" w:eastAsia="zh-CN" w:val="en-US"/>
       </w:rPr>
     </w:rPrDefault>
     <w:pPrDefault>
@@ -4777,10 +4468,10 @@
     <w:name w:val="Body Text"/>
     <w:basedOn w:val="Normal"/>
     <w:link w:val="BodyTextChar"/>
+    <w:qFormat/>
     <w:pPr>
       <w:spacing w:after="180" w:before="180"/>
     </w:pPr>
-    <w:qFormat/>
   </w:style>
   <w:style w:customStyle="1" w:styleId="FirstParagraph" w:type="paragraph">
     <w:name w:val="First Paragraph"/>
@@ -4800,57 +4491,94 @@
     <w:name w:val="Title"/>
     <w:basedOn w:val="Normal"/>
     <w:next w:val="BodyText"/>
+    <w:link w:val="TitleChar"/>
+    <w:uiPriority w:val="10"/>
     <w:qFormat/>
+    <w:rsid w:val="00A10FD9"/>
     <w:pPr>
-      <w:keepNext/>
-      <w:keepLines/>
-      <w:spacing w:after="240" w:before="480"/>
+      <w:spacing w:after="80" w:line="240" w:lineRule="auto"/>
+      <w:contextualSpacing/>
       <w:jc w:val="center"/>
     </w:pPr>
     <w:rPr>
       <w:rFonts w:asciiTheme="majorHAnsi" w:cstheme="majorBidi" w:eastAsiaTheme="majorEastAsia" w:hAnsiTheme="majorHAnsi"/>
-      <w:b/>
-      <w:bCs/>
-      <w:color w:themeColor="accent1" w:themeShade="B5" w:val="345A8A"/>
-      <w:sz w:val="36"/>
-      <w:szCs w:val="36"/>
+      <w:sz w:val="56"/>
+      <w:szCs w:val="56"/>
+    </w:rPr>
+  </w:style>
+  <w:style w:customStyle="1" w:styleId="TitleChar" w:type="character">
+    <w:name w:val="Title Char"/>
+    <w:basedOn w:val="DefaultParagraphFont"/>
+    <w:link w:val="Title"/>
+    <w:uiPriority w:val="10"/>
+    <w:rsid w:val="00A10FD9"/>
+    <w:rPr>
+      <w:rFonts w:asciiTheme="majorHAnsi" w:cstheme="majorBidi" w:eastAsiaTheme="majorEastAsia" w:hAnsiTheme="majorHAnsi"/>
+      <w:sz w:val="56"/>
+      <w:szCs w:val="56"/>
     </w:rPr>
   </w:style>
   <w:style w:styleId="Subtitle" w:type="paragraph">
     <w:name w:val="Subtitle"/>
+    <w:basedOn w:val="Title"/>
+    <w:next w:val="BodyText"/>
+    <w:link w:val="SubtitleChar"/>
+    <w:uiPriority w:val="11"/>
+    <w:qFormat/>
+    <w:rsid w:val="00A10FD9"/>
+    <w:pPr>
+      <w:numPr>
+        <w:ilvl w:val="1"/>
+      </w:numPr>
+    </w:pPr>
+    <w:rPr>
+      <w:rFonts w:cstheme="majorBidi" w:eastAsiaTheme="majorEastAsia"/>
+      <w:spacing w:val="15"/>
+      <w:sz w:val="28"/>
+      <w:szCs w:val="28"/>
+    </w:rPr>
+  </w:style>
+  <w:style w:customStyle="1" w:styleId="SubtitleChar" w:type="character">
+    <w:name w:val="Subtitle Char"/>
+    <w:basedOn w:val="DefaultParagraphFont"/>
+    <w:link w:val="Subtitle"/>
+    <w:uiPriority w:val="11"/>
+    <w:rsid w:val="00A10FD9"/>
+    <w:rPr>
+      <w:rFonts w:cstheme="majorBidi" w:eastAsiaTheme="majorEastAsia"/>
+      <w:color w:themeColor="text1" w:themeTint="A6" w:val="595959"/>
+      <w:spacing w:val="15"/>
+      <w:sz w:val="28"/>
+      <w:szCs w:val="28"/>
+    </w:rPr>
+  </w:style>
+  <w:style w:customStyle="1" w:styleId="Author" w:type="paragraph">
+    <w:name w:val="Author"/>
     <w:basedOn w:val="Title"/>
     <w:next w:val="BodyText"/>
     <w:qFormat/>
     <w:pPr>
       <w:keepNext/>
       <w:keepLines/>
-      <w:spacing w:after="240" w:before="240"/>
-      <w:jc w:val="center"/>
     </w:pPr>
     <w:rPr>
-      <w:sz w:val="30"/>
-      <w:szCs w:val="30"/>
-    </w:rPr>
-  </w:style>
-  <w:style w:customStyle="1" w:styleId="Author" w:type="paragraph">
-    <w:name w:val="Author"/>
+      <w:sz w:val="24"/>
+      <w:szCs w:val="24"/>
+    </w:rPr>
+  </w:style>
+  <w:style w:styleId="Date" w:type="paragraph">
+    <w:name w:val="Date"/>
+    <w:basedOn w:val="Title"/>
     <w:next w:val="BodyText"/>
     <w:qFormat/>
     <w:pPr>
       <w:keepNext/>
       <w:keepLines/>
-      <w:jc w:val="center"/>
     </w:pPr>
-  </w:style>
-  <w:style w:styleId="Date" w:type="paragraph">
-    <w:name w:val="Date"/>
-    <w:next w:val="BodyText"/>
-    <w:qFormat/>
-    <w:pPr>
-      <w:keepNext/>
-      <w:keepLines/>
-      <w:jc w:val="center"/>
-    </w:pPr>
+    <w:rPr>
+      <w:sz w:val="24"/>
+      <w:szCs w:val="24"/>
+    </w:rPr>
   </w:style>
   <w:style w:customStyle="1" w:styleId="AbstractTitle" w:type="paragraph">
     <w:name w:val="Abstract Title"/>
@@ -4860,15 +4588,13 @@
     <w:pPr>
       <w:keepNext/>
       <w:keepLines/>
+      <w:spacing w:after="0" w:before="300"/>
       <w:jc w:val="center"/>
-      <w:spacing w:after="0" w:before="300"/>
     </w:pPr>
     <w:rPr>
+      <w:b/>
       <w:sz w:val="20"/>
       <w:szCs w:val="20"/>
-      <w:b/>
-      <w:color w:val="345A8A"/>
-      &gt;
     </w:rPr>
   </w:style>
   <w:style w:customStyle="1" w:styleId="Abstract" w:type="paragraph">
@@ -4895,191 +4621,321 @@
     <w:rPr/>
   </w:style>
   <w:style w:styleId="Heading1" w:type="paragraph">
-    <w:name w:val="Heading 1"/>
+    <w:name w:val="heading 1"/>
     <w:basedOn w:val="Normal"/>
     <w:next w:val="BodyText"/>
+    <w:link w:val="Heading1Char"/>
     <w:uiPriority w:val="9"/>
     <w:qFormat/>
+    <w:rsid w:val="00A10FD9"/>
     <w:pPr>
       <w:keepNext/>
       <w:keepLines/>
-      <w:spacing w:after="0" w:before="480"/>
+      <w:spacing w:after="80" w:before="360"/>
       <w:outlineLvl w:val="0"/>
     </w:pPr>
     <w:rPr>
       <w:rFonts w:asciiTheme="majorHAnsi" w:cstheme="majorBidi" w:eastAsiaTheme="majorEastAsia" w:hAnsiTheme="majorHAnsi"/>
-      <w:b/>
-      <w:bCs/>
-      <w:color w:themeColor="accent1" w:val="4F81BD"/>
-      <w:sz w:val="32"/>
-      <w:szCs w:val="32"/>
+      <w:color w:themeColor="accent1" w:themeShade="BF" w:val="0F4761"/>
+      <w:sz w:val="40"/>
+      <w:szCs w:val="40"/>
     </w:rPr>
   </w:style>
   <w:style w:styleId="Heading2" w:type="paragraph">
-    <w:name w:val="Heading 2"/>
+    <w:name w:val="heading 2"/>
     <w:basedOn w:val="Normal"/>
     <w:next w:val="BodyText"/>
+    <w:link w:val="Heading2Char"/>
     <w:uiPriority w:val="9"/>
+    <w:semiHidden/>
     <w:unhideWhenUsed/>
     <w:qFormat/>
+    <w:rsid w:val="00A10FD9"/>
     <w:pPr>
       <w:keepNext/>
       <w:keepLines/>
-      <w:spacing w:after="0" w:before="200"/>
+      <w:spacing w:after="80" w:before="160"/>
       <w:outlineLvl w:val="1"/>
     </w:pPr>
     <w:rPr>
       <w:rFonts w:asciiTheme="majorHAnsi" w:cstheme="majorBidi" w:eastAsiaTheme="majorEastAsia" w:hAnsiTheme="majorHAnsi"/>
-      <w:b/>
-      <w:bCs/>
-      <w:color w:themeColor="accent1" w:val="4F81BD"/>
-      <w:sz w:val="28"/>
-      <w:szCs w:val="28"/>
+      <w:color w:themeColor="accent1" w:themeShade="BF" w:val="0F4761"/>
+      <w:sz w:val="32"/>
+      <w:szCs w:val="32"/>
     </w:rPr>
   </w:style>
   <w:style w:styleId="Heading3" w:type="paragraph">
-    <w:name w:val="Heading 3"/>
+    <w:name w:val="heading 3"/>
     <w:basedOn w:val="Normal"/>
     <w:next w:val="BodyText"/>
+    <w:link w:val="Heading3Char"/>
     <w:uiPriority w:val="9"/>
+    <w:semiHidden/>
     <w:unhideWhenUsed/>
     <w:qFormat/>
+    <w:rsid w:val="00A10FD9"/>
     <w:pPr>
       <w:keepNext/>
       <w:keepLines/>
-      <w:spacing w:after="0" w:before="200"/>
+      <w:spacing w:after="80" w:before="160"/>
       <w:outlineLvl w:val="2"/>
     </w:pPr>
     <w:rPr>
-      <w:rFonts w:asciiTheme="majorHAnsi" w:cstheme="majorBidi" w:eastAsiaTheme="majorEastAsia" w:hAnsiTheme="majorHAnsi"/>
-      <w:b/>
-      <w:bCs/>
-      <w:color w:themeColor="accent1" w:val="4F81BD"/>
-      <w:sz w:val="24"/>
-      <w:szCs w:val="24"/>
+      <w:rFonts w:cstheme="majorBidi" w:eastAsiaTheme="majorEastAsia"/>
+      <w:color w:themeColor="accent1" w:themeShade="BF" w:val="0F4761"/>
+      <w:sz w:val="28"/>
+      <w:szCs w:val="28"/>
     </w:rPr>
   </w:style>
   <w:style w:styleId="Heading4" w:type="paragraph">
-    <w:name w:val="Heading 4"/>
+    <w:name w:val="heading 4"/>
     <w:basedOn w:val="Normal"/>
     <w:next w:val="BodyText"/>
+    <w:link w:val="Heading4Char"/>
     <w:uiPriority w:val="9"/>
+    <w:semiHidden/>
     <w:unhideWhenUsed/>
     <w:qFormat/>
+    <w:rsid w:val="00A10FD9"/>
     <w:pPr>
       <w:keepNext/>
       <w:keepLines/>
-      <w:spacing w:after="0" w:before="200"/>
+      <w:spacing w:after="40" w:before="80"/>
       <w:outlineLvl w:val="3"/>
     </w:pPr>
     <w:rPr>
-      <w:rFonts w:asciiTheme="majorHAnsi" w:cstheme="majorBidi" w:eastAsiaTheme="majorEastAsia" w:hAnsiTheme="majorHAnsi"/>
+      <w:rFonts w:cstheme="majorBidi" w:eastAsiaTheme="majorEastAsia"/>
       <w:i/>
-      <w:bCs/>
-      <w:color w:themeColor="accent1" w:val="4F81BD"/>
-      <w:sz w:val="24"/>
-      <w:szCs w:val="24"/>
+      <w:iCs/>
+      <w:color w:themeColor="accent1" w:themeShade="BF" w:val="0F4761"/>
     </w:rPr>
   </w:style>
   <w:style w:styleId="Heading5" w:type="paragraph">
-    <w:name w:val="Heading 5"/>
+    <w:name w:val="heading 5"/>
     <w:basedOn w:val="Normal"/>
     <w:next w:val="BodyText"/>
+    <w:link w:val="Heading5Char"/>
     <w:uiPriority w:val="9"/>
+    <w:semiHidden/>
     <w:unhideWhenUsed/>
     <w:qFormat/>
+    <w:rsid w:val="00A10FD9"/>
     <w:pPr>
       <w:keepNext/>
       <w:keepLines/>
-      <w:spacing w:after="0" w:before="200"/>
+      <w:spacing w:after="40" w:before="80"/>
       <w:outlineLvl w:val="4"/>
     </w:pPr>
     <w:rPr>
-      <w:rFonts w:asciiTheme="majorHAnsi" w:cstheme="majorBidi" w:eastAsiaTheme="majorEastAsia" w:hAnsiTheme="majorHAnsi"/>
-      <w:iCs/>
-      <w:color w:themeColor="accent1" w:val="4F81BD"/>
-      <w:sz w:val="24"/>
-      <w:szCs w:val="24"/>
+      <w:rFonts w:cstheme="majorBidi" w:eastAsiaTheme="majorEastAsia"/>
+      <w:color w:themeColor="accent1" w:themeShade="BF" w:val="0F4761"/>
     </w:rPr>
   </w:style>
   <w:style w:styleId="Heading6" w:type="paragraph">
-    <w:name w:val="Heading 6"/>
+    <w:name w:val="heading 6"/>
     <w:basedOn w:val="Normal"/>
     <w:next w:val="BodyText"/>
+    <w:link w:val="Heading6Char"/>
     <w:uiPriority w:val="9"/>
+    <w:semiHidden/>
     <w:unhideWhenUsed/>
     <w:qFormat/>
+    <w:rsid w:val="00A10FD9"/>
     <w:pPr>
       <w:keepNext/>
       <w:keepLines/>
-      <w:spacing w:after="0" w:before="200"/>
+      <w:spacing w:after="0" w:before="40"/>
       <w:outlineLvl w:val="5"/>
     </w:pPr>
     <w:rPr>
-      <w:rFonts w:asciiTheme="majorHAnsi" w:cstheme="majorBidi" w:eastAsiaTheme="majorEastAsia" w:hAnsiTheme="majorHAnsi"/>
-      <w:color w:themeColor="accent1" w:val="4F81BD"/>
-      <w:sz w:val="24"/>
-      <w:szCs w:val="24"/>
+      <w:rFonts w:cstheme="majorBidi" w:eastAsiaTheme="majorEastAsia"/>
+      <w:i/>
+      <w:iCs/>
+      <w:color w:themeColor="text1" w:themeTint="A6" w:val="595959"/>
     </w:rPr>
   </w:style>
   <w:style w:styleId="Heading7" w:type="paragraph">
-    <w:name w:val="Heading 7"/>
+    <w:name w:val="heading 7"/>
     <w:basedOn w:val="Normal"/>
     <w:next w:val="BodyText"/>
+    <w:link w:val="Heading7Char"/>
     <w:uiPriority w:val="9"/>
+    <w:semiHidden/>
     <w:unhideWhenUsed/>
     <w:qFormat/>
+    <w:rsid w:val="00A10FD9"/>
     <w:pPr>
       <w:keepNext/>
       <w:keepLines/>
-      <w:spacing w:after="0" w:before="200"/>
+      <w:spacing w:after="0" w:before="40"/>
       <w:outlineLvl w:val="6"/>
     </w:pPr>
     <w:rPr>
-      <w:rFonts w:asciiTheme="majorHAnsi" w:cstheme="majorBidi" w:eastAsiaTheme="majorEastAsia" w:hAnsiTheme="majorHAnsi"/>
-      <w:color w:themeColor="accent1" w:val="4F81BD"/>
-      <w:sz w:val="24"/>
-      <w:szCs w:val="24"/>
+      <w:rFonts w:cstheme="majorBidi" w:eastAsiaTheme="majorEastAsia"/>
+      <w:color w:themeColor="text1" w:themeTint="A6" w:val="595959"/>
     </w:rPr>
   </w:style>
   <w:style w:styleId="Heading8" w:type="paragraph">
-    <w:name w:val="Heading 8"/>
+    <w:name w:val="heading 8"/>
     <w:basedOn w:val="Normal"/>
     <w:next w:val="BodyText"/>
+    <w:link w:val="Heading8Char"/>
     <w:uiPriority w:val="9"/>
+    <w:semiHidden/>
     <w:unhideWhenUsed/>
     <w:qFormat/>
+    <w:rsid w:val="00A10FD9"/>
     <w:pPr>
       <w:keepNext/>
       <w:keepLines/>
-      <w:spacing w:after="0" w:before="200"/>
+      <w:spacing w:after="0"/>
       <w:outlineLvl w:val="7"/>
     </w:pPr>
     <w:rPr>
-      <w:rFonts w:asciiTheme="majorHAnsi" w:cstheme="majorBidi" w:eastAsiaTheme="majorEastAsia" w:hAnsiTheme="majorHAnsi"/>
-      <w:color w:themeColor="accent1" w:val="4F81BD"/>
-      <w:sz w:val="24"/>
-      <w:szCs w:val="24"/>
+      <w:rFonts w:cstheme="majorBidi" w:eastAsiaTheme="majorEastAsia"/>
+      <w:i/>
+      <w:iCs/>
+      <w:color w:themeColor="text1" w:themeTint="D8" w:val="272727"/>
     </w:rPr>
   </w:style>
   <w:style w:styleId="Heading9" w:type="paragraph">
-    <w:name w:val="Heading 9"/>
+    <w:name w:val="heading 9"/>
     <w:basedOn w:val="Normal"/>
     <w:next w:val="BodyText"/>
+    <w:link w:val="Heading9Char"/>
     <w:uiPriority w:val="9"/>
+    <w:semiHidden/>
     <w:unhideWhenUsed/>
     <w:qFormat/>
+    <w:rsid w:val="00A10FD9"/>
     <w:pPr>
       <w:keepNext/>
       <w:keepLines/>
-      <w:spacing w:after="0" w:before="200"/>
+      <w:spacing w:after="0"/>
       <w:outlineLvl w:val="8"/>
     </w:pPr>
     <w:rPr>
+      <w:rFonts w:cstheme="majorBidi" w:eastAsiaTheme="majorEastAsia"/>
+      <w:color w:themeColor="text1" w:themeTint="D8" w:val="272727"/>
+    </w:rPr>
+  </w:style>
+  <w:style w:customStyle="1" w:styleId="Heading1Char" w:type="character">
+    <w:name w:val="Heading 1 Char"/>
+    <w:basedOn w:val="DefaultParagraphFont"/>
+    <w:link w:val="Heading1"/>
+    <w:uiPriority w:val="9"/>
+    <w:rsid w:val="00A10FD9"/>
+    <w:rPr>
       <w:rFonts w:asciiTheme="majorHAnsi" w:cstheme="majorBidi" w:eastAsiaTheme="majorEastAsia" w:hAnsiTheme="majorHAnsi"/>
-      <w:color w:themeColor="accent1" w:val="4F81BD"/>
-      <w:sz w:val="24"/>
-      <w:szCs w:val="24"/>
+      <w:color w:themeColor="accent1" w:themeShade="BF" w:val="0F4761"/>
+      <w:sz w:val="40"/>
+      <w:szCs w:val="40"/>
+    </w:rPr>
+  </w:style>
+  <w:style w:customStyle="1" w:styleId="Heading2Char" w:type="character">
+    <w:name w:val="Heading 2 Char"/>
+    <w:basedOn w:val="DefaultParagraphFont"/>
+    <w:link w:val="Heading2"/>
+    <w:uiPriority w:val="9"/>
+    <w:semiHidden/>
+    <w:rsid w:val="00A10FD9"/>
+    <w:rPr>
+      <w:rFonts w:asciiTheme="majorHAnsi" w:cstheme="majorBidi" w:eastAsiaTheme="majorEastAsia" w:hAnsiTheme="majorHAnsi"/>
+      <w:color w:themeColor="accent1" w:themeShade="BF" w:val="0F4761"/>
+      <w:sz w:val="32"/>
+      <w:szCs w:val="32"/>
+    </w:rPr>
+  </w:style>
+  <w:style w:customStyle="1" w:styleId="Heading3Char" w:type="character">
+    <w:name w:val="Heading 3 Char"/>
+    <w:basedOn w:val="DefaultParagraphFont"/>
+    <w:link w:val="Heading3"/>
+    <w:uiPriority w:val="9"/>
+    <w:semiHidden/>
+    <w:rsid w:val="00A10FD9"/>
+    <w:rPr>
+      <w:rFonts w:cstheme="majorBidi" w:eastAsiaTheme="majorEastAsia"/>
+      <w:color w:themeColor="accent1" w:themeShade="BF" w:val="0F4761"/>
+      <w:sz w:val="28"/>
+      <w:szCs w:val="28"/>
+    </w:rPr>
+  </w:style>
+  <w:style w:customStyle="1" w:styleId="Heading4Char" w:type="character">
+    <w:name w:val="Heading 4 Char"/>
+    <w:basedOn w:val="DefaultParagraphFont"/>
+    <w:link w:val="Heading4"/>
+    <w:uiPriority w:val="9"/>
+    <w:semiHidden/>
+    <w:rsid w:val="00A10FD9"/>
+    <w:rPr>
+      <w:rFonts w:cstheme="majorBidi" w:eastAsiaTheme="majorEastAsia"/>
+      <w:i/>
+      <w:iCs/>
+      <w:color w:themeColor="accent1" w:themeShade="BF" w:val="0F4761"/>
+    </w:rPr>
+  </w:style>
+  <w:style w:customStyle="1" w:styleId="Heading5Char" w:type="character">
+    <w:name w:val="Heading 5 Char"/>
+    <w:basedOn w:val="DefaultParagraphFont"/>
+    <w:link w:val="Heading5"/>
+    <w:uiPriority w:val="9"/>
+    <w:semiHidden/>
+    <w:rsid w:val="00A10FD9"/>
+    <w:rPr>
+      <w:rFonts w:cstheme="majorBidi" w:eastAsiaTheme="majorEastAsia"/>
+      <w:color w:themeColor="accent1" w:themeShade="BF" w:val="0F4761"/>
+    </w:rPr>
+  </w:style>
+  <w:style w:customStyle="1" w:styleId="Heading6Char" w:type="character">
+    <w:name w:val="Heading 6 Char"/>
+    <w:basedOn w:val="DefaultParagraphFont"/>
+    <w:link w:val="Heading6"/>
+    <w:uiPriority w:val="9"/>
+    <w:semiHidden/>
+    <w:rsid w:val="00A10FD9"/>
+    <w:rPr>
+      <w:rFonts w:cstheme="majorBidi" w:eastAsiaTheme="majorEastAsia"/>
+      <w:i/>
+      <w:iCs/>
+      <w:color w:themeColor="text1" w:themeTint="A6" w:val="595959"/>
+    </w:rPr>
+  </w:style>
+  <w:style w:customStyle="1" w:styleId="Heading7Char" w:type="character">
+    <w:name w:val="Heading 7 Char"/>
+    <w:basedOn w:val="DefaultParagraphFont"/>
+    <w:link w:val="Heading7"/>
+    <w:uiPriority w:val="9"/>
+    <w:semiHidden/>
+    <w:rsid w:val="00A10FD9"/>
+    <w:rPr>
+      <w:rFonts w:cstheme="majorBidi" w:eastAsiaTheme="majorEastAsia"/>
+      <w:color w:themeColor="text1" w:themeTint="A6" w:val="595959"/>
+    </w:rPr>
+  </w:style>
+  <w:style w:customStyle="1" w:styleId="Heading8Char" w:type="character">
+    <w:name w:val="Heading 8 Char"/>
+    <w:basedOn w:val="DefaultParagraphFont"/>
+    <w:link w:val="Heading8"/>
+    <w:uiPriority w:val="9"/>
+    <w:semiHidden/>
+    <w:rsid w:val="00A10FD9"/>
+    <w:rPr>
+      <w:rFonts w:cstheme="majorBidi" w:eastAsiaTheme="majorEastAsia"/>
+      <w:i/>
+      <w:iCs/>
+      <w:color w:themeColor="text1" w:themeTint="D8" w:val="272727"/>
+    </w:rPr>
+  </w:style>
+  <w:style w:customStyle="1" w:styleId="Heading9Char" w:type="character">
+    <w:name w:val="Heading 9 Char"/>
+    <w:basedOn w:val="DefaultParagraphFont"/>
+    <w:link w:val="Heading9"/>
+    <w:uiPriority w:val="9"/>
+    <w:semiHidden/>
+    <w:rsid w:val="00A10FD9"/>
+    <w:rPr>
+      <w:rFonts w:cstheme="majorBidi" w:eastAsiaTheme="majorEastAsia"/>
+      <w:color w:themeColor="text1" w:themeTint="D8" w:val="272727"/>
     </w:rPr>
   </w:style>
   <w:style w:styleId="BlockText" w:type="paragraph">
@@ -5101,6 +4957,18 @@
     <w:uiPriority w:val="9"/>
     <w:unhideWhenUsed/>
     <w:qFormat/>
+  </w:style>
+  <w:style w:styleId="FootnoteBlockText" w:type="paragraph">
+    <w:name w:val="Footnote Block Text"/>
+    <w:basedOn w:val="FootnoteText"/>
+    <w:next w:val="FootnoteText"/>
+    <w:uiPriority w:val="9"/>
+    <w:unhideWhenUsed/>
+    <w:qFormat/>
+    <w:pPr>
+      <w:spacing w:after="100" w:before="100"/>
+      <w:ind w:firstLine="0" w:left="480" w:right="480"/>
+    </w:pPr>
   </w:style>
   <w:style w:default="1" w:styleId="DefaultParagraphFont" w:type="character">
     <w:name w:val="Default Paragraph Font"/>
@@ -5123,18 +4991,11 @@
       </w:tblCellMar>
     </w:tblPr>
     <w:tblStylePr w:type="firstRow">
-      <w:tblPr>
-        <w:jc w:val="left"/>
-        <w:tblInd w:type="dxa" w:w="0"/>
-      </w:tblPr>
-      <w:trPr>
-        <w:jc w:val="left"/>
-      </w:trPr>
       <w:tcPr>
-        <w:vAlign w:val="bottom"/>
         <w:tcBorders>
           <w:bottom w:val="single"/>
         </w:tcBorders>
+        <w:vAlign w:val="bottom"/>
       </w:tcPr>
     </w:tblStylePr>
   </w:style>
@@ -5249,8 +5110,8 @@
     <w:name w:val="KeywordTok"/>
     <w:basedOn w:val="VerbatimChar"/>
     <w:rPr>
+      <w:b/>
       <w:color w:val="007020"/>
-      <w:b/>
     </w:rPr>
   </w:style>
   <w:style w:type="character" w:customStyle="1" w:styleId="DataTypeTok">
@@ -5327,42 +5188,42 @@
     <w:name w:val="ImportTok"/>
     <w:basedOn w:val="VerbatimChar"/>
     <w:rPr>
+      <w:b/>
       <w:color w:val="008000"/>
-      <w:b/>
     </w:rPr>
   </w:style>
   <w:style w:type="character" w:customStyle="1" w:styleId="CommentTok">
     <w:name w:val="CommentTok"/>
     <w:basedOn w:val="VerbatimChar"/>
     <w:rPr>
+      <w:i/>
       <w:color w:val="60a0b0"/>
-      <w:i/>
     </w:rPr>
   </w:style>
   <w:style w:type="character" w:customStyle="1" w:styleId="DocumentationTok">
     <w:name w:val="DocumentationTok"/>
     <w:basedOn w:val="VerbatimChar"/>
     <w:rPr>
+      <w:i/>
       <w:color w:val="ba2121"/>
-      <w:i/>
     </w:rPr>
   </w:style>
   <w:style w:type="character" w:customStyle="1" w:styleId="AnnotationTok">
     <w:name w:val="AnnotationTok"/>
     <w:basedOn w:val="VerbatimChar"/>
     <w:rPr>
-      <w:color w:val="60a0b0"/>
       <w:b/>
       <w:i/>
+      <w:color w:val="60a0b0"/>
     </w:rPr>
   </w:style>
   <w:style w:type="character" w:customStyle="1" w:styleId="CommentVarTok">
     <w:name w:val="CommentVarTok"/>
     <w:basedOn w:val="VerbatimChar"/>
     <w:rPr>
-      <w:color w:val="60a0b0"/>
       <w:b/>
       <w:i/>
+      <w:color w:val="60a0b0"/>
     </w:rPr>
   </w:style>
   <w:style w:type="character" w:customStyle="1" w:styleId="OtherTok">
@@ -5390,8 +5251,8 @@
     <w:name w:val="ControlFlowTok"/>
     <w:basedOn w:val="VerbatimChar"/>
     <w:rPr>
+      <w:b/>
       <w:color w:val="007020"/>
-      <w:b/>
     </w:rPr>
   </w:style>
   <w:style w:type="character" w:customStyle="1" w:styleId="OperatorTok">
@@ -5436,34 +5297,34 @@
     <w:name w:val="InformationTok"/>
     <w:basedOn w:val="VerbatimChar"/>
     <w:rPr>
-      <w:color w:val="60a0b0"/>
       <w:b/>
       <w:i/>
+      <w:color w:val="60a0b0"/>
     </w:rPr>
   </w:style>
   <w:style w:type="character" w:customStyle="1" w:styleId="WarningTok">
     <w:name w:val="WarningTok"/>
     <w:basedOn w:val="VerbatimChar"/>
     <w:rPr>
-      <w:color w:val="60a0b0"/>
       <w:b/>
       <w:i/>
+      <w:color w:val="60a0b0"/>
     </w:rPr>
   </w:style>
   <w:style w:type="character" w:customStyle="1" w:styleId="AlertTok">
     <w:name w:val="AlertTok"/>
     <w:basedOn w:val="VerbatimChar"/>
     <w:rPr>
+      <w:b/>
       <w:color w:val="ff0000"/>
-      <w:b/>
     </w:rPr>
   </w:style>
   <w:style w:type="character" w:customStyle="1" w:styleId="ErrorTok">
     <w:name w:val="ErrorTok"/>
     <w:basedOn w:val="VerbatimChar"/>
     <w:rPr>
+      <w:b/>
       <w:color w:val="ff0000"/>
-      <w:b/>
     </w:rPr>
   </w:style>
   <w:style w:type="character" w:customStyle="1" w:styleId="NormalTok">
@@ -5485,44 +5346,44 @@
         <a:sysClr val="window" lastClr="FFFFFF"/>
       </a:lt1>
       <a:dk2>
-        <a:srgbClr val="1F497D"/>
+        <a:srgbClr val="0E2841"/>
       </a:dk2>
       <a:lt2>
-        <a:srgbClr val="EEECE1"/>
+        <a:srgbClr val="E8E8E8"/>
       </a:lt2>
       <a:accent1>
-        <a:srgbClr val="4F81BD"/>
+        <a:srgbClr val="156082"/>
       </a:accent1>
       <a:accent2>
-        <a:srgbClr val="C0504D"/>
+        <a:srgbClr val="E97132"/>
       </a:accent2>
       <a:accent3>
-        <a:srgbClr val="9BBB59"/>
+        <a:srgbClr val="196B24"/>
       </a:accent3>
       <a:accent4>
-        <a:srgbClr val="8064A2"/>
+        <a:srgbClr val="0F9ED5"/>
       </a:accent4>
       <a:accent5>
-        <a:srgbClr val="4BACC6"/>
+        <a:srgbClr val="A02B93"/>
       </a:accent5>
       <a:accent6>
-        <a:srgbClr val="F79646"/>
+        <a:srgbClr val="4EA72E"/>
       </a:accent6>
       <a:hlink>
-        <a:srgbClr val="0000FF"/>
+        <a:srgbClr val="467886"/>
       </a:hlink>
       <a:folHlink>
-        <a:srgbClr val="800080"/>
+        <a:srgbClr val="96607D"/>
       </a:folHlink>
     </a:clrScheme>
     <a:fontScheme name="Office">
       <a:majorFont>
-        <a:latin typeface="Calibri"/>
+        <a:latin typeface="Aptos Display" panose="02110004020202020204"/>
         <a:ea typeface=""/>
         <a:cs typeface=""/>
-        <a:font script="Jpan" typeface="ＭＳ ゴシック"/>
+        <a:font script="Jpan" typeface="游ゴシック Light"/>
         <a:font script="Hang" typeface="맑은 고딕"/>
-        <a:font script="Hans" typeface="宋体"/>
+        <a:font script="Hans" typeface="等线 Light"/>
         <a:font script="Hant" typeface="新細明體"/>
         <a:font script="Arab" typeface="Times New Roman"/>
         <a:font script="Hebr" typeface="Times New Roman"/>
@@ -5549,14 +5410,32 @@
         <a:font script="Mong" typeface="Mongolian Baiti"/>
         <a:font script="Viet" typeface="Times New Roman"/>
         <a:font script="Uigh" typeface="Microsoft Uighur"/>
+        <a:font script="Geor" typeface="Sylfaen"/>
+        <a:font script="Armn" typeface="Arial"/>
+        <a:font script="Bugi" typeface="Leelawadee UI"/>
+        <a:font script="Bopo" typeface="Microsoft JhengHei"/>
+        <a:font script="Java" typeface="Javanese Text"/>
+        <a:font script="Lisu" typeface="Segoe UI"/>
+        <a:font script="Mymr" typeface="Myanmar Text"/>
+        <a:font script="Nkoo" typeface="Ebrima"/>
+        <a:font script="Olck" typeface="Nirmala UI"/>
+        <a:font script="Osma" typeface="Ebrima"/>
+        <a:font script="Phag" typeface="Phagspa"/>
+        <a:font script="Syrn" typeface="Estrangelo Edessa"/>
+        <a:font script="Syrj" typeface="Estrangelo Edessa"/>
+        <a:font script="Syre" typeface="Estrangelo Edessa"/>
+        <a:font script="Sora" typeface="Nirmala UI"/>
+        <a:font script="Tale" typeface="Microsoft Tai Le"/>
+        <a:font script="Talu" typeface="Microsoft New Tai Lue"/>
+        <a:font script="Tfng" typeface="Ebrima"/>
       </a:majorFont>
       <a:minorFont>
-        <a:latin typeface="Cambria"/>
+        <a:latin typeface="Aptos" panose="02110004020202020204"/>
         <a:ea typeface=""/>
         <a:cs typeface=""/>
-        <a:font script="Jpan" typeface="ＭＳ 明朝"/>
+        <a:font script="Jpan" typeface="游明朝"/>
         <a:font script="Hang" typeface="맑은 고딕"/>
-        <a:font script="Hans" typeface="宋体"/>
+        <a:font script="Hans" typeface="等线"/>
         <a:font script="Hant" typeface="新細明體"/>
         <a:font script="Arab" typeface="Arial"/>
         <a:font script="Hebr" typeface="Arial"/>
@@ -5583,6 +5462,24 @@
         <a:font script="Mong" typeface="Mongolian Baiti"/>
         <a:font script="Viet" typeface="Arial"/>
         <a:font script="Uigh" typeface="Microsoft Uighur"/>
+        <a:font script="Geor" typeface="Sylfaen"/>
+        <a:font script="Armn" typeface="Arial"/>
+        <a:font script="Bugi" typeface="Leelawadee UI"/>
+        <a:font script="Bopo" typeface="Microsoft JhengHei"/>
+        <a:font script="Java" typeface="Javanese Text"/>
+        <a:font script="Lisu" typeface="Segoe UI"/>
+        <a:font script="Mymr" typeface="Myanmar Text"/>
+        <a:font script="Nkoo" typeface="Ebrima"/>
+        <a:font script="Olck" typeface="Nirmala UI"/>
+        <a:font script="Osma" typeface="Ebrima"/>
+        <a:font script="Phag" typeface="Phagspa"/>
+        <a:font script="Syrn" typeface="Estrangelo Edessa"/>
+        <a:font script="Syrj" typeface="Estrangelo Edessa"/>
+        <a:font script="Syre" typeface="Estrangelo Edessa"/>
+        <a:font script="Sora" typeface="Nirmala UI"/>
+        <a:font script="Tale" typeface="Microsoft Tai Le"/>
+        <a:font script="Talu" typeface="Microsoft New Tai Lue"/>
+        <a:font script="Tfng" typeface="Ebrima"/>
       </a:minorFont>
     </a:fontScheme>
     <a:fmtScheme name="Office">
@@ -5594,200 +5491,141 @@
           <a:gsLst>
             <a:gs pos="0">
               <a:schemeClr val="phClr">
-                <a:tint val="50000"/>
-                <a:satMod val="300000"/>
+                <a:lumMod val="110000"/>
+                <a:satMod val="105000"/>
+                <a:tint val="67000"/>
               </a:schemeClr>
             </a:gs>
-            <a:gs pos="35000">
+            <a:gs pos="50000">
               <a:schemeClr val="phClr">
-                <a:tint val="37000"/>
-                <a:satMod val="300000"/>
+                <a:lumMod val="105000"/>
+                <a:satMod val="103000"/>
+                <a:tint val="73000"/>
               </a:schemeClr>
             </a:gs>
             <a:gs pos="100000">
               <a:schemeClr val="phClr">
-                <a:tint val="15000"/>
-                <a:satMod val="350000"/>
+                <a:lumMod val="105000"/>
+                <a:satMod val="109000"/>
+                <a:tint val="81000"/>
               </a:schemeClr>
             </a:gs>
           </a:gsLst>
-          <a:lin ang="16200000" scaled="1"/>
+          <a:lin ang="5400000" scaled="0"/>
         </a:gradFill>
         <a:gradFill rotWithShape="1">
           <a:gsLst>
             <a:gs pos="0">
               <a:schemeClr val="phClr">
-                <a:tint val="100000"/>
+                <a:satMod val="103000"/>
+                <a:lumMod val="102000"/>
+                <a:tint val="94000"/>
+              </a:schemeClr>
+            </a:gs>
+            <a:gs pos="50000">
+              <a:schemeClr val="phClr">
+                <a:satMod val="110000"/>
+                <a:lumMod val="100000"/>
                 <a:shade val="100000"/>
-                <a:satMod val="130000"/>
               </a:schemeClr>
             </a:gs>
             <a:gs pos="100000">
               <a:schemeClr val="phClr">
-                <a:tint val="50000"/>
-                <a:shade val="100000"/>
-                <a:satMod val="350000"/>
+                <a:lumMod val="99000"/>
+                <a:satMod val="120000"/>
+                <a:shade val="78000"/>
               </a:schemeClr>
             </a:gs>
           </a:gsLst>
-          <a:lin ang="16200000" scaled="0"/>
+          <a:lin ang="5400000" scaled="0"/>
         </a:gradFill>
       </a:fillStyleLst>
       <a:lnStyleLst>
-        <a:ln w="9525" cap="flat" cmpd="sng" algn="ctr">
-          <a:solidFill>
-            <a:schemeClr val="phClr">
-              <a:shade val="95000"/>
-              <a:satMod val="105000"/>
-            </a:schemeClr>
-          </a:solidFill>
-          <a:prstDash val="solid"/>
-        </a:ln>
-        <a:ln w="25400" cap="flat" cmpd="sng" algn="ctr">
+        <a:ln w="6350" cap="flat" cmpd="sng" algn="ctr">
           <a:solidFill>
             <a:schemeClr val="phClr"/>
           </a:solidFill>
           <a:prstDash val="solid"/>
+          <a:miter lim="800000"/>
         </a:ln>
-        <a:ln w="38100" cap="flat" cmpd="sng" algn="ctr">
+        <a:ln w="12700" cap="flat" cmpd="sng" algn="ctr">
           <a:solidFill>
             <a:schemeClr val="phClr"/>
           </a:solidFill>
           <a:prstDash val="solid"/>
+          <a:miter lim="800000"/>
+        </a:ln>
+        <a:ln w="19050" cap="flat" cmpd="sng" algn="ctr">
+          <a:solidFill>
+            <a:schemeClr val="phClr"/>
+          </a:solidFill>
+          <a:prstDash val="solid"/>
+          <a:miter lim="800000"/>
         </a:ln>
       </a:lnStyleLst>
       <a:effectStyleLst>
         <a:effectStyle>
+          <a:effectLst/>
+        </a:effectStyle>
+        <a:effectStyle>
+          <a:effectLst/>
+        </a:effectStyle>
+        <a:effectStyle>
           <a:effectLst>
-            <a:outerShdw blurRad="40000" dist="20000" dir="5400000" rotWithShape="0">
+            <a:outerShdw blurRad="57150" dist="19050" dir="5400000" algn="ctr" rotWithShape="0">
               <a:srgbClr val="000000">
-                <a:alpha val="38000"/>
+                <a:alpha val="63000"/>
               </a:srgbClr>
             </a:outerShdw>
           </a:effectLst>
-        </a:effectStyle>
-        <a:effectStyle>
-          <a:effectLst>
-            <a:outerShdw blurRad="40000" dist="23000" dir="5400000" rotWithShape="0">
-              <a:srgbClr val="000000">
-                <a:alpha val="35000"/>
-              </a:srgbClr>
-            </a:outerShdw>
-          </a:effectLst>
-        </a:effectStyle>
-        <a:effectStyle>
-          <a:effectLst>
-            <a:outerShdw blurRad="40000" dist="23000" dir="5400000" rotWithShape="0">
-              <a:srgbClr val="000000">
-                <a:alpha val="35000"/>
-              </a:srgbClr>
-            </a:outerShdw>
-          </a:effectLst>
-          <a:scene3d>
-            <a:camera prst="orthographicFront">
-              <a:rot lat="0" lon="0" rev="0"/>
-            </a:camera>
-            <a:lightRig rig="threePt" dir="t">
-              <a:rot lat="0" lon="0" rev="1200000"/>
-            </a:lightRig>
-          </a:scene3d>
-          <a:sp3d>
-            <a:bevelT w="63500" h="25400"/>
-          </a:sp3d>
         </a:effectStyle>
       </a:effectStyleLst>
       <a:bgFillStyleLst>
         <a:solidFill>
           <a:schemeClr val="phClr"/>
         </a:solidFill>
+        <a:solidFill>
+          <a:schemeClr val="phClr">
+            <a:tint val="95000"/>
+            <a:satMod val="170000"/>
+          </a:schemeClr>
+        </a:solidFill>
         <a:gradFill rotWithShape="1">
           <a:gsLst>
             <a:gs pos="0">
               <a:schemeClr val="phClr">
-                <a:tint val="40000"/>
-                <a:satMod val="350000"/>
+                <a:tint val="93000"/>
+                <a:satMod val="150000"/>
+                <a:shade val="98000"/>
+                <a:lumMod val="102000"/>
               </a:schemeClr>
             </a:gs>
-            <a:gs pos="40000">
+            <a:gs pos="50000">
               <a:schemeClr val="phClr">
-                <a:tint val="45000"/>
-                <a:shade val="99000"/>
-                <a:satMod val="350000"/>
+                <a:tint val="98000"/>
+                <a:satMod val="130000"/>
+                <a:shade val="90000"/>
+                <a:lumMod val="103000"/>
               </a:schemeClr>
             </a:gs>
             <a:gs pos="100000">
               <a:schemeClr val="phClr">
-                <a:shade val="20000"/>
-                <a:satMod val="255000"/>
+                <a:shade val="63000"/>
+                <a:satMod val="120000"/>
               </a:schemeClr>
             </a:gs>
           </a:gsLst>
-          <a:path path="circle">
-            <a:fillToRect l="50000" t="-80000" r="50000" b="180000"/>
-          </a:path>
-        </a:gradFill>
-        <a:gradFill rotWithShape="1">
-          <a:gsLst>
-            <a:gs pos="0">
-              <a:schemeClr val="phClr">
-                <a:tint val="80000"/>
-                <a:satMod val="300000"/>
-              </a:schemeClr>
-            </a:gs>
-            <a:gs pos="100000">
-              <a:schemeClr val="phClr">
-                <a:shade val="30000"/>
-                <a:satMod val="200000"/>
-              </a:schemeClr>
-            </a:gs>
-          </a:gsLst>
-          <a:path path="circle">
-            <a:fillToRect l="50000" t="50000" r="50000" b="50000"/>
-          </a:path>
+          <a:lin ang="5400000" scaled="0"/>
         </a:gradFill>
       </a:bgFillStyleLst>
     </a:fmtScheme>
   </a:themeElements>
-  <a:objectDefaults>
-    <a:spDef>
-      <a:spPr/>
-      <a:bodyPr/>
-      <a:lstStyle/>
-      <a:style>
-        <a:lnRef idx="1">
-          <a:schemeClr val="accent1"/>
-        </a:lnRef>
-        <a:fillRef idx="3">
-          <a:schemeClr val="accent1"/>
-        </a:fillRef>
-        <a:effectRef idx="2">
-          <a:schemeClr val="accent1"/>
-        </a:effectRef>
-        <a:fontRef idx="minor">
-          <a:schemeClr val="lt1"/>
-        </a:fontRef>
-      </a:style>
-    </a:spDef>
-    <a:lnDef>
-      <a:spPr/>
-      <a:bodyPr/>
-      <a:lstStyle/>
-      <a:style>
-        <a:lnRef idx="2">
-          <a:schemeClr val="accent1"/>
-        </a:lnRef>
-        <a:fillRef idx="0">
-          <a:schemeClr val="accent1"/>
-        </a:fillRef>
-        <a:effectRef idx="1">
-          <a:schemeClr val="accent1"/>
-        </a:effectRef>
-        <a:fontRef idx="minor">
-          <a:schemeClr val="tx1"/>
-        </a:fontRef>
-      </a:style>
-    </a:lnDef>
-  </a:objectDefaults>
+  <a:objectDefaults/>
   <a:extraClrSchemeLst/>
+  <a:extLst>
+    <a:ext uri="{05A4C25C-085E-4340-85A3-A5531E510DB2}">
+      <thm15:themeFamily xmlns:thm15="http://schemas.microsoft.com/office/thememl/2012/main" name="Office Theme" id="{2E142A2C-CD16-42D6-873A-C26D2A0506FA}" vid="{1BDDFF52-6CD6-40A5-AB3C-68EB2F1E4D0A}"/>
+    </a:ext>
+  </a:extLst>
 </a:theme>
 </file>
--- a/02-Lenguaje.docx
+++ b/02-Lenguaje.docx
@@ -2,7 +2,7 @@
 <file path=word/document.xml><?xml version="1.0" encoding="utf-8"?>
 <w:document xmlns:w="http://schemas.openxmlformats.org/wordprocessingml/2006/main" xmlns:m="http://schemas.openxmlformats.org/officeDocument/2006/math" xmlns:r="http://schemas.openxmlformats.org/officeDocument/2006/relationships" xmlns:o="urn:schemas-microsoft-com:office:office" xmlns:v="urn:schemas-microsoft-com:vml" xmlns:w10="urn:schemas-microsoft-com:office:word" xmlns:a="http://schemas.openxmlformats.org/drawingml/2006/main" xmlns:pic="http://schemas.openxmlformats.org/drawingml/2006/picture" xmlns:wp="http://schemas.openxmlformats.org/drawingml/2006/wordprocessingDrawing">
   <w:body>
-    <w:bookmarkStart w:id="26" w:name="guía-2-lenguaje-y-comunicación"/>
+    <w:bookmarkStart w:id="43" w:name="guía-2-lenguaje-y-comunicación"/>
     <w:p>
       <w:pPr>
         <w:pStyle w:val="Heading1"/>
@@ -17,8 +17,8 @@
       </w:pPr>
       <w:r>
         <w:rPr>
+          <w:bCs/>
           <w:b/>
-          <w:bCs/>
         </w:rPr>
         <w:t xml:space="preserve">Textos literarios, el poema y sus elementos</w:t>
       </w:r>
@@ -37,19 +37,19 @@
       </w:pPr>
       <w:r>
         <w:rPr>
+          <w:bCs/>
           <w:b/>
-          <w:bCs/>
         </w:rPr>
         <w:t xml:space="preserve">Objetivos de Aprendizaje (Bases Curriculares, Mineduc)</w:t>
       </w:r>
     </w:p>
     <w:p>
       <w:pPr>
-        <w:pStyle w:val="Compact"/>
         <w:numPr>
           <w:ilvl w:val="0"/>
           <w:numId w:val="1001"/>
         </w:numPr>
+        <w:pStyle w:val="Compact"/>
       </w:pPr>
       <w:r>
         <w:t xml:space="preserve">OA 3: Leer y familiarizarse con un amplio repertorio de literatura, incluyendo poemas.</w:t>
@@ -57,11 +57,11 @@
     </w:p>
     <w:p>
       <w:pPr>
-        <w:pStyle w:val="Compact"/>
         <w:numPr>
           <w:ilvl w:val="0"/>
           <w:numId w:val="1001"/>
         </w:numPr>
+        <w:pStyle w:val="Compact"/>
       </w:pPr>
       <w:r>
         <w:t xml:space="preserve">OA 5: Analizar aspectos relevantes de narraciones leídas para profundizar su comprensión.</w:t>
@@ -69,11 +69,11 @@
     </w:p>
     <w:p>
       <w:pPr>
-        <w:pStyle w:val="Compact"/>
         <w:numPr>
           <w:ilvl w:val="0"/>
           <w:numId w:val="1001"/>
         </w:numPr>
+        <w:pStyle w:val="Compact"/>
       </w:pPr>
       <w:r>
         <w:t xml:space="preserve">OA 7: Explicar el sentido de poemas, considerando el lenguaje figurado.</w:t>
@@ -81,11 +81,11 @@
     </w:p>
     <w:p>
       <w:pPr>
-        <w:pStyle w:val="Compact"/>
         <w:numPr>
           <w:ilvl w:val="0"/>
           <w:numId w:val="1001"/>
         </w:numPr>
+        <w:pStyle w:val="Compact"/>
       </w:pPr>
       <w:r>
         <w:t xml:space="preserve">OA 8: Sintetizar y registrar las ideas principales de los textos leídos.</w:t>
@@ -97,8 +97,8 @@
       </w:pPr>
       <w:r>
         <w:rPr>
+          <w:bCs/>
           <w:b/>
-          <w:bCs/>
         </w:rPr>
         <w:t xml:space="preserve">Tiempo estimado:</w:t>
       </w:r>
@@ -124,7 +124,7 @@
         </w:pict>
       </w:r>
     </w:p>
-    <w:bookmarkStart w:id="9" w:name="diagnóstico-de-entrada"/>
+    <w:bookmarkStart w:id="21" w:name="diagnóstico-de-entrada"/>
     <w:p>
       <w:pPr>
         <w:pStyle w:val="Heading2"/>
@@ -133,13 +133,94 @@
         <w:t xml:space="preserve">Diagnóstico de entrada</w:t>
       </w:r>
     </w:p>
-    <w:p>
-      <w:pPr>
-        <w:pStyle w:val="Compact"/>
+    <w:bookmarkStart w:id="20" w:name="palabras-nuevas"/>
+    <w:p>
+      <w:pPr>
+        <w:pStyle w:val="Heading4"/>
+      </w:pPr>
+      <w:r>
+        <w:t xml:space="preserve">📖 Palabras nuevas</w:t>
+      </w:r>
+    </w:p>
+    <w:p>
+      <w:pPr>
+        <w:pStyle w:val="FirstParagraph"/>
+      </w:pPr>
+      <w:r>
+        <w:rPr>
+          <w:bCs/>
+          <w:b/>
+        </w:rPr>
+        <w:t xml:space="preserve">Género literario.</w:t>
+      </w:r>
+      <w:r>
+        <w:t xml:space="preserve"> </w:t>
+      </w:r>
+      <w:r>
+        <w:t xml:space="preserve">Una de las tres grandes familias en que se agrupan los textos literarios según su forma: narrativo (cuentos), lírico (poemas) y dramático (obras de teatro).</w:t>
+      </w:r>
+    </w:p>
+    <w:p>
+      <w:pPr>
+        <w:pStyle w:val="BodyText"/>
+      </w:pPr>
+      <w:r>
+        <w:rPr>
+          <w:bCs/>
+          <w:b/>
+        </w:rPr>
+        <w:t xml:space="preserve">Verso.</w:t>
+      </w:r>
+      <w:r>
+        <w:t xml:space="preserve"> </w:t>
+      </w:r>
+      <w:r>
+        <w:t xml:space="preserve">Cada línea de un poema. En «Barco de papel», «le puse un mástil de sal» es un verso.</w:t>
+      </w:r>
+    </w:p>
+    <w:p>
+      <w:pPr>
+        <w:pStyle w:val="BodyText"/>
+      </w:pPr>
+      <w:r>
+        <w:rPr>
+          <w:bCs/>
+          <w:b/>
+        </w:rPr>
+        <w:t xml:space="preserve">Figura literaria.</w:t>
+      </w:r>
+      <w:r>
+        <w:t xml:space="preserve"> </w:t>
+      </w:r>
+      <w:r>
+        <w:t xml:space="preserve">Un truco del lenguaje para decir algo de manera más bonita o sorprendente, como cuando dices «el sol me sonríe» en vez de «hay sol».</w:t>
+      </w:r>
+    </w:p>
+    <w:p>
+      <w:pPr>
+        <w:pStyle w:val="BodyText"/>
+      </w:pPr>
+      <w:r>
+        <w:rPr>
+          <w:bCs/>
+          <w:b/>
+        </w:rPr>
+        <w:t xml:space="preserve">Hablante lírico.</w:t>
+      </w:r>
+      <w:r>
+        <w:t xml:space="preserve"> </w:t>
+      </w:r>
+      <w:r>
+        <w:t xml:space="preserve">La voz imaginaria que habla dentro de un poema, como un personaje inventado. No es la persona que escribió el poema.</w:t>
+      </w:r>
+    </w:p>
+    <w:p>
+      <w:pPr>
         <w:numPr>
           <w:ilvl w:val="0"/>
           <w:numId w:val="1002"/>
         </w:numPr>
+        <w:pStyle w:val="Compact"/>
       </w:pPr>
       <w:r>
         <w:t xml:space="preserve">¿Qué diferencia hay entre un texto literario y uno no literario? ____________________</w:t>
@@ -147,11 +228,11 @@
     </w:p>
     <w:p>
       <w:pPr>
-        <w:pStyle w:val="Compact"/>
         <w:numPr>
           <w:ilvl w:val="0"/>
           <w:numId w:val="1002"/>
         </w:numPr>
+        <w:pStyle w:val="Compact"/>
       </w:pPr>
       <w:r>
         <w:t xml:space="preserve">Nombra los tres géneros literarios. ____________________</w:t>
@@ -159,11 +240,11 @@
     </w:p>
     <w:p>
       <w:pPr>
-        <w:pStyle w:val="Compact"/>
         <w:numPr>
           <w:ilvl w:val="0"/>
           <w:numId w:val="1002"/>
         </w:numPr>
+        <w:pStyle w:val="Compact"/>
       </w:pPr>
       <w:r>
         <w:t xml:space="preserve">¿Cómo se llama cada línea de un poema? ____________________</w:t>
@@ -171,11 +252,11 @@
     </w:p>
     <w:p>
       <w:pPr>
-        <w:pStyle w:val="Compact"/>
         <w:numPr>
           <w:ilvl w:val="0"/>
           <w:numId w:val="1002"/>
         </w:numPr>
+        <w:pStyle w:val="Compact"/>
       </w:pPr>
       <w:r>
         <w:t xml:space="preserve">¿Cómo se llama el grupo de versos separado por un espacio? ____________________</w:t>
@@ -183,11 +264,11 @@
     </w:p>
     <w:p>
       <w:pPr>
-        <w:pStyle w:val="Compact"/>
         <w:numPr>
           <w:ilvl w:val="0"/>
           <w:numId w:val="1002"/>
         </w:numPr>
+        <w:pStyle w:val="Compact"/>
       </w:pPr>
       <w:r>
         <w:t xml:space="preserve">¿Qué es la rima? ____________________</w:t>
@@ -195,11 +276,11 @@
     </w:p>
     <w:p>
       <w:pPr>
-        <w:pStyle w:val="Compact"/>
         <w:numPr>
           <w:ilvl w:val="0"/>
           <w:numId w:val="1002"/>
         </w:numPr>
+        <w:pStyle w:val="Compact"/>
       </w:pPr>
       <w:r>
         <w:t xml:space="preserve">En</w:t>
@@ -208,7 +289,13 @@
         <w:t xml:space="preserve"> </w:t>
       </w:r>
       <w:r>
-        <w:t xml:space="preserve">“el sol me sonríe desde el cerro”</w:t>
+        <w:t xml:space="preserve">“</w:t>
+      </w:r>
+      <w:r>
+        <w:t xml:space="preserve">el sol me sonríe desde el cerro</w:t>
+      </w:r>
+      <w:r>
+        <w:t xml:space="preserve">”</w:t>
       </w:r>
       <w:r>
         <w:t xml:space="preserve">, ¿qué figura literaria hay? ____________________</w:t>
@@ -216,11 +303,11 @@
     </w:p>
     <w:p>
       <w:pPr>
-        <w:pStyle w:val="Compact"/>
         <w:numPr>
           <w:ilvl w:val="0"/>
           <w:numId w:val="1002"/>
         </w:numPr>
+        <w:pStyle w:val="Compact"/>
       </w:pPr>
       <w:r>
         <w:t xml:space="preserve">En</w:t>
@@ -229,7 +316,13 @@
         <w:t xml:space="preserve"> </w:t>
       </w:r>
       <w:r>
-        <w:t xml:space="preserve">“corre más rápido que el viento”</w:t>
+        <w:t xml:space="preserve">“</w:t>
+      </w:r>
+      <w:r>
+        <w:t xml:space="preserve">corre más rápido que el viento</w:t>
+      </w:r>
+      <w:r>
+        <w:t xml:space="preserve">”</w:t>
       </w:r>
       <w:r>
         <w:t xml:space="preserve">, ¿qué figura literaria hay? ____________________</w:t>
@@ -237,11 +330,11 @@
     </w:p>
     <w:p>
       <w:pPr>
-        <w:pStyle w:val="Compact"/>
         <w:numPr>
           <w:ilvl w:val="0"/>
           <w:numId w:val="1002"/>
         </w:numPr>
+        <w:pStyle w:val="Compact"/>
       </w:pPr>
       <w:r>
         <w:t xml:space="preserve">¿Quién es el hablante lírico de un poema? ____________________</w:t>
@@ -254,8 +347,9 @@
         </w:pict>
       </w:r>
     </w:p>
-    <w:bookmarkEnd w:id="9"/>
-    <w:bookmarkStart w:id="14" w:name="sección-1-los-textos-literarios"/>
+    <w:bookmarkEnd w:id="20"/>
+    <w:bookmarkEnd w:id="21"/>
+    <w:bookmarkStart w:id="27" w:name="sección-1-los-textos-literarios"/>
     <w:p>
       <w:pPr>
         <w:pStyle w:val="Heading2"/>
@@ -264,7 +358,7 @@
         <w:t xml:space="preserve">Sección 1 · Los textos literarios</w:t>
       </w:r>
     </w:p>
-    <w:bookmarkStart w:id="10" w:name="literario-y-no-literario"/>
+    <w:bookmarkStart w:id="22" w:name="literario-y-no-literario"/>
     <w:p>
       <w:pPr>
         <w:pStyle w:val="Heading3"/>
@@ -277,8 +371,8 @@
       <w:tblPr>
         <w:tblStyle w:val="Table"/>
         <w:tblW w:type="pct" w:w="5000"/>
-        <w:tblLayout w:type="fixed"/>
         <w:tblLook w:firstRow="1" w:lastRow="0" w:firstColumn="0" w:lastColumn="0" w:noHBand="0" w:noVBand="0" w:val="0020"/>
+        <w:jc w:val="start"/>
       </w:tblPr>
       <w:tblGrid>
         <w:gridCol w:w="2640"/>
@@ -287,7 +381,7 @@
       </w:tblGrid>
       <w:tr>
         <w:trPr>
-          <w:tblHeader w:val="on"/>
+          <w:tblHeader w:val="true"/>
         </w:trPr>
         <w:tc>
           <w:tcPr/>
@@ -302,6 +396,7 @@
           <w:p>
             <w:pPr>
               <w:pStyle w:val="Compact"/>
+              <w:jc w:val="left"/>
             </w:pPr>
             <w:r>
               <w:t xml:space="preserve">Texto literario</w:t>
@@ -313,6 +408,7 @@
           <w:p>
             <w:pPr>
               <w:pStyle w:val="Compact"/>
+              <w:jc w:val="left"/>
             </w:pPr>
             <w:r>
               <w:t xml:space="preserve">Texto no literario</w:t>
@@ -326,6 +422,7 @@
           <w:p>
             <w:pPr>
               <w:pStyle w:val="Compact"/>
+              <w:jc w:val="left"/>
             </w:pPr>
             <w:r>
               <w:t xml:space="preserve">Para qué sirve</w:t>
@@ -337,6 +434,7 @@
           <w:p>
             <w:pPr>
               <w:pStyle w:val="Compact"/>
+              <w:jc w:val="left"/>
             </w:pPr>
             <w:r>
               <w:t xml:space="preserve">Crear belleza, emocionar, imaginar</w:t>
@@ -348,6 +446,7 @@
           <w:p>
             <w:pPr>
               <w:pStyle w:val="Compact"/>
+              <w:jc w:val="left"/>
             </w:pPr>
             <w:r>
               <w:t xml:space="preserve">Informar, explicar, convencer</w:t>
@@ -361,6 +460,7 @@
           <w:p>
             <w:pPr>
               <w:pStyle w:val="Compact"/>
+              <w:jc w:val="left"/>
             </w:pPr>
             <w:r>
               <w:t xml:space="preserve">Cómo es el mundo que muestra</w:t>
@@ -372,6 +472,7 @@
           <w:p>
             <w:pPr>
               <w:pStyle w:val="Compact"/>
+              <w:jc w:val="left"/>
             </w:pPr>
             <w:r>
               <w:t xml:space="preserve">Ficticio, aunque se parezca al real</w:t>
@@ -383,6 +484,7 @@
           <w:p>
             <w:pPr>
               <w:pStyle w:val="Compact"/>
+              <w:jc w:val="left"/>
             </w:pPr>
             <w:r>
               <w:t xml:space="preserve">Real y comprobable</w:t>
@@ -396,6 +498,7 @@
           <w:p>
             <w:pPr>
               <w:pStyle w:val="Compact"/>
+              <w:jc w:val="left"/>
             </w:pPr>
             <w:r>
               <w:t xml:space="preserve">Cómo usa el lenguaje</w:t>
@@ -407,6 +510,7 @@
           <w:p>
             <w:pPr>
               <w:pStyle w:val="Compact"/>
+              <w:jc w:val="left"/>
             </w:pPr>
             <w:r>
               <w:t xml:space="preserve">Con recursos, imágenes y ritmo</w:t>
@@ -418,6 +522,7 @@
           <w:p>
             <w:pPr>
               <w:pStyle w:val="Compact"/>
+              <w:jc w:val="left"/>
             </w:pPr>
             <w:r>
               <w:t xml:space="preserve">Directo y claro</w:t>
@@ -431,6 +536,7 @@
           <w:p>
             <w:pPr>
               <w:pStyle w:val="Compact"/>
+              <w:jc w:val="left"/>
             </w:pPr>
             <w:r>
               <w:t xml:space="preserve">Ejemplos</w:t>
@@ -442,6 +548,7 @@
           <w:p>
             <w:pPr>
               <w:pStyle w:val="Compact"/>
+              <w:jc w:val="left"/>
             </w:pPr>
             <w:r>
               <w:t xml:space="preserve">Cuento, novela, poema, obra de teatro</w:t>
@@ -453,6 +560,7 @@
           <w:p>
             <w:pPr>
               <w:pStyle w:val="Compact"/>
+              <w:jc w:val="left"/>
             </w:pPr>
             <w:r>
               <w:t xml:space="preserve">Noticia, receta, afiche, biografía</w:t>
@@ -461,8 +569,8 @@
         </w:tc>
       </w:tr>
     </w:tbl>
-    <w:bookmarkEnd w:id="10"/>
-    <w:bookmarkStart w:id="11" w:name="los-tres-géneros-literarios"/>
+    <w:bookmarkEnd w:id="22"/>
+    <w:bookmarkStart w:id="23" w:name="los-tres-géneros-literarios"/>
     <w:p>
       <w:pPr>
         <w:pStyle w:val="Heading3"/>
@@ -477,8 +585,8 @@
       </w:pPr>
       <w:r>
         <w:rPr>
+          <w:bCs/>
           <w:b/>
-          <w:bCs/>
         </w:rPr>
         <w:t xml:space="preserve">Género narrativo.</w:t>
       </w:r>
@@ -495,8 +603,8 @@
       </w:pPr>
       <w:r>
         <w:rPr>
+          <w:bCs/>
           <w:b/>
-          <w:bCs/>
         </w:rPr>
         <w:t xml:space="preserve">Género lírico.</w:t>
       </w:r>
@@ -513,8 +621,8 @@
       </w:pPr>
       <w:r>
         <w:rPr>
+          <w:bCs/>
           <w:b/>
-          <w:bCs/>
         </w:rPr>
         <w:t xml:space="preserve">Género dramático.</w:t>
       </w:r>
@@ -525,8 +633,8 @@
         <w:t xml:space="preserve">La historia se cuenta a través de los diálogos de los personajes, para ser representada. Incluye acotaciones, que indican cómo actuar.</w:t>
       </w:r>
     </w:p>
-    <w:bookmarkEnd w:id="11"/>
-    <w:bookmarkStart w:id="12" w:name="un-fragmento-para-observar"/>
+    <w:bookmarkEnd w:id="23"/>
+    <w:bookmarkStart w:id="25" w:name="un-fragmento-para-observar"/>
     <w:p>
       <w:pPr>
         <w:pStyle w:val="Heading3"/>
@@ -555,8 +663,8 @@
       </w:r>
       <w:r>
         <w:rPr>
+          <w:bCs/>
           <w:b/>
-          <w:bCs/>
         </w:rPr>
         <w:t xml:space="preserve">narrador</w:t>
       </w:r>
@@ -571,8 +679,8 @@
       </w:r>
       <w:r>
         <w:rPr>
+          <w:bCs/>
           <w:b/>
-          <w:bCs/>
         </w:rPr>
         <w:t xml:space="preserve">protagonista</w:t>
       </w:r>
@@ -587,8 +695,8 @@
       </w:r>
       <w:r>
         <w:rPr>
+          <w:bCs/>
           <w:b/>
-          <w:bCs/>
         </w:rPr>
         <w:t xml:space="preserve">espacio</w:t>
       </w:r>
@@ -599,8 +707,108 @@
         <w:t xml:space="preserve">(el faro) y un conflicto que recién empieza.</w:t>
       </w:r>
     </w:p>
-    <w:bookmarkEnd w:id="12"/>
-    <w:bookmarkStart w:id="13" w:name="ahora-tú"/>
+    <w:bookmarkStart w:id="24" w:name="palabras-nuevas-1"/>
+    <w:p>
+      <w:pPr>
+        <w:pStyle w:val="Heading4"/>
+      </w:pPr>
+      <w:r>
+        <w:t xml:space="preserve">📖 Palabras nuevas</w:t>
+      </w:r>
+    </w:p>
+    <w:p>
+      <w:pPr>
+        <w:pStyle w:val="FirstParagraph"/>
+      </w:pPr>
+      <w:r>
+        <w:rPr>
+          <w:bCs/>
+          <w:b/>
+        </w:rPr>
+        <w:t xml:space="preserve">Ficticio.</w:t>
+      </w:r>
+      <w:r>
+        <w:t xml:space="preserve"> </w:t>
+      </w:r>
+      <w:r>
+        <w:t xml:space="preserve">Que es inventado, que no pasó de verdad. Los personajes de un cuento son ficticios aunque se parezcan a personas reales.</w:t>
+      </w:r>
+    </w:p>
+    <w:p>
+      <w:pPr>
+        <w:pStyle w:val="BodyText"/>
+      </w:pPr>
+      <w:r>
+        <w:rPr>
+          <w:bCs/>
+          <w:b/>
+        </w:rPr>
+        <w:t xml:space="preserve">Comprobable.</w:t>
+      </w:r>
+      <w:r>
+        <w:t xml:space="preserve"> </w:t>
+      </w:r>
+      <w:r>
+        <w:t xml:space="preserve">Que puedes revisar si es cierto o no. Que la Antártica es fría es comprobable; que un zorro hable, no.</w:t>
+      </w:r>
+    </w:p>
+    <w:p>
+      <w:pPr>
+        <w:pStyle w:val="BodyText"/>
+      </w:pPr>
+      <w:r>
+        <w:rPr>
+          <w:bCs/>
+          <w:b/>
+        </w:rPr>
+        <w:t xml:space="preserve">Fábula.</w:t>
+      </w:r>
+      <w:r>
+        <w:t xml:space="preserve"> </w:t>
+      </w:r>
+      <w:r>
+        <w:t xml:space="preserve">Un relato corto, casi siempre con animales que hablan, que termina dejándote una enseñanza.</w:t>
+      </w:r>
+    </w:p>
+    <w:p>
+      <w:pPr>
+        <w:pStyle w:val="BodyText"/>
+      </w:pPr>
+      <w:r>
+        <w:rPr>
+          <w:bCs/>
+          <w:b/>
+        </w:rPr>
+        <w:t xml:space="preserve">Desenlace.</w:t>
+      </w:r>
+      <w:r>
+        <w:t xml:space="preserve"> </w:t>
+      </w:r>
+      <w:r>
+        <w:t xml:space="preserve">La parte final de una historia, donde se resuelve el problema y sabes cómo terminó todo.</w:t>
+      </w:r>
+    </w:p>
+    <w:p>
+      <w:pPr>
+        <w:pStyle w:val="BodyText"/>
+      </w:pPr>
+      <w:r>
+        <w:rPr>
+          <w:bCs/>
+          <w:b/>
+        </w:rPr>
+        <w:t xml:space="preserve">Acotación.</w:t>
+      </w:r>
+      <w:r>
+        <w:t xml:space="preserve"> </w:t>
+      </w:r>
+      <w:r>
+        <w:t xml:space="preserve">En una obra de teatro, la indicación escrita que dice cómo tienen que actuar o moverse los personajes, por ejemplo «(entra corriendo, asustada)».</w:t>
+      </w:r>
+    </w:p>
+    <w:bookmarkEnd w:id="24"/>
+    <w:bookmarkEnd w:id="25"/>
+    <w:bookmarkStart w:id="26" w:name="ahora-tú"/>
     <w:p>
       <w:pPr>
         <w:pStyle w:val="Heading3"/>
@@ -611,11 +819,11 @@
     </w:p>
     <w:p>
       <w:pPr>
-        <w:pStyle w:val="Compact"/>
         <w:numPr>
           <w:ilvl w:val="0"/>
           <w:numId w:val="1003"/>
         </w:numPr>
+        <w:pStyle w:val="Compact"/>
       </w:pPr>
       <w:r>
         <w:t xml:space="preserve">Clasifica cada texto en literario o no literario: una receta de cazuela · una fábula sobre un zorro · un poema sobre la lluvia · el manual de una impresora.</w:t>
@@ -623,11 +831,11 @@
     </w:p>
     <w:p>
       <w:pPr>
-        <w:pStyle w:val="Compact"/>
         <w:numPr>
           <w:ilvl w:val="0"/>
           <w:numId w:val="1003"/>
         </w:numPr>
+        <w:pStyle w:val="Compact"/>
       </w:pPr>
       <w:r>
         <w:t xml:space="preserve">¿A qué género literario pertenece una obra de teatro? ¿Cómo lo sabes?</w:t>
@@ -635,11 +843,11 @@
     </w:p>
     <w:p>
       <w:pPr>
-        <w:pStyle w:val="Compact"/>
         <w:numPr>
           <w:ilvl w:val="0"/>
           <w:numId w:val="1003"/>
         </w:numPr>
+        <w:pStyle w:val="Compact"/>
       </w:pPr>
       <w:r>
         <w:t xml:space="preserve">En el fragmento del faro, ¿quién es la protagonista y dónde ocurre la acción?</w:t>
@@ -647,11 +855,11 @@
     </w:p>
     <w:p>
       <w:pPr>
-        <w:pStyle w:val="Compact"/>
         <w:numPr>
           <w:ilvl w:val="0"/>
           <w:numId w:val="1003"/>
         </w:numPr>
+        <w:pStyle w:val="Compact"/>
       </w:pPr>
       <w:r>
         <w:t xml:space="preserve">¿Qué parte de la estructura narrativa es ese fragmento: inicio, desarrollo o desenlace? Explica por qué.</w:t>
@@ -659,11 +867,11 @@
     </w:p>
     <w:p>
       <w:pPr>
-        <w:pStyle w:val="Compact"/>
         <w:numPr>
           <w:ilvl w:val="0"/>
           <w:numId w:val="1003"/>
         </w:numPr>
+        <w:pStyle w:val="Compact"/>
       </w:pPr>
       <w:r>
         <w:t xml:space="preserve">Escribe en una oración el conflicto que se anuncia al final del fragmento.</w:t>
@@ -676,9 +884,9 @@
         </w:pict>
       </w:r>
     </w:p>
-    <w:bookmarkEnd w:id="13"/>
-    <w:bookmarkEnd w:id="14"/>
-    <w:bookmarkStart w:id="18" w:name="sección-2-el-poema-y-su-estructura"/>
+    <w:bookmarkEnd w:id="26"/>
+    <w:bookmarkEnd w:id="27"/>
+    <w:bookmarkStart w:id="32" w:name="sección-2-el-poema-y-su-estructura"/>
     <w:p>
       <w:pPr>
         <w:pStyle w:val="Heading2"/>
@@ -687,7 +895,7 @@
         <w:t xml:space="preserve">Sección 2 · El poema y su estructura</w:t>
       </w:r>
     </w:p>
-    <w:bookmarkStart w:id="15" w:name="barco-de-papel"/>
+    <w:bookmarkStart w:id="28" w:name="barco-de-papel"/>
     <w:p>
       <w:pPr>
         <w:pStyle w:val="Heading3"/>
@@ -774,8 +982,8 @@
         <w:t xml:space="preserve">mañana lo doblo de nuevo.</w:t>
       </w:r>
     </w:p>
-    <w:bookmarkEnd w:id="15"/>
-    <w:bookmarkStart w:id="16" w:name="las-partes-del-poema"/>
+    <w:bookmarkEnd w:id="28"/>
+    <w:bookmarkStart w:id="30" w:name="las-partes-del-poema"/>
     <w:p>
       <w:pPr>
         <w:pStyle w:val="Heading3"/>
@@ -790,8 +998,8 @@
       </w:pPr>
       <w:r>
         <w:rPr>
+          <w:bCs/>
           <w:b/>
-          <w:bCs/>
         </w:rPr>
         <w:t xml:space="preserve">Verso.</w:t>
       </w:r>
@@ -805,7 +1013,13 @@
         <w:t xml:space="preserve"> </w:t>
       </w:r>
       <w:r>
-        <w:t xml:space="preserve">“le puse un mástil de sal”</w:t>
+        <w:t xml:space="preserve">“</w:t>
+      </w:r>
+      <w:r>
+        <w:t xml:space="preserve">le puse un mástil de sal</w:t>
+      </w:r>
+      <w:r>
+        <w:t xml:space="preserve">”</w:t>
       </w:r>
       <w:r>
         <w:t xml:space="preserve"> </w:t>
@@ -820,8 +1034,8 @@
       </w:pPr>
       <w:r>
         <w:rPr>
+          <w:bCs/>
           <w:b/>
-          <w:bCs/>
         </w:rPr>
         <w:t xml:space="preserve">Estrofa.</w:t>
       </w:r>
@@ -835,7 +1049,13 @@
         <w:t xml:space="preserve"> </w:t>
       </w:r>
       <w:r>
-        <w:t xml:space="preserve">“Barco de papel”</w:t>
+        <w:t xml:space="preserve">“</w:t>
+      </w:r>
+      <w:r>
+        <w:t xml:space="preserve">Barco de papel</w:t>
+      </w:r>
+      <w:r>
+        <w:t xml:space="preserve">”</w:t>
       </w:r>
       <w:r>
         <w:t xml:space="preserve"> </w:t>
@@ -848,8 +1068,8 @@
       </w:r>
       <w:r>
         <w:rPr>
+          <w:bCs/>
           <w:b/>
-          <w:bCs/>
         </w:rPr>
         <w:t xml:space="preserve">3 estrofas de 4 versos cada una</w:t>
       </w:r>
@@ -863,8 +1083,8 @@
       </w:pPr>
       <w:r>
         <w:rPr>
+          <w:bCs/>
           <w:b/>
-          <w:bCs/>
         </w:rPr>
         <w:t xml:space="preserve">Rima.</w:t>
       </w:r>
@@ -879,8 +1099,8 @@
       <w:tblPr>
         <w:tblStyle w:val="Table"/>
         <w:tblW w:type="pct" w:w="5000"/>
-        <w:tblLayout w:type="fixed"/>
         <w:tblLook w:firstRow="1" w:lastRow="0" w:firstColumn="0" w:lastColumn="0" w:noHBand="0" w:noVBand="0" w:val="0020"/>
+        <w:jc w:val="start"/>
       </w:tblPr>
       <w:tblGrid>
         <w:gridCol w:w="2640"/>
@@ -889,13 +1109,14 @@
       </w:tblGrid>
       <w:tr>
         <w:trPr>
-          <w:tblHeader w:val="on"/>
+          <w:tblHeader w:val="true"/>
         </w:trPr>
         <w:tc>
           <w:tcPr/>
           <w:p>
             <w:pPr>
               <w:pStyle w:val="Compact"/>
+              <w:jc w:val="left"/>
             </w:pPr>
             <w:r>
               <w:t xml:space="preserve">Tipo de rima</w:t>
@@ -907,6 +1128,7 @@
           <w:p>
             <w:pPr>
               <w:pStyle w:val="Compact"/>
+              <w:jc w:val="left"/>
             </w:pPr>
             <w:r>
               <w:t xml:space="preserve">En qué consiste</w:t>
@@ -918,6 +1140,7 @@
           <w:p>
             <w:pPr>
               <w:pStyle w:val="Compact"/>
+              <w:jc w:val="left"/>
             </w:pPr>
             <w:r>
               <w:t xml:space="preserve">Ejemplo del poema</w:t>
@@ -931,6 +1154,7 @@
           <w:p>
             <w:pPr>
               <w:pStyle w:val="Compact"/>
+              <w:jc w:val="left"/>
             </w:pPr>
             <w:r>
               <w:t xml:space="preserve">Consonante</w:t>
@@ -942,6 +1166,7 @@
           <w:p>
             <w:pPr>
               <w:pStyle w:val="Compact"/>
+              <w:jc w:val="left"/>
             </w:pPr>
             <w:r>
               <w:t xml:space="preserve">Coinciden todos los sonidos, vocales y consonantes</w:t>
@@ -953,6 +1178,7 @@
           <w:p>
             <w:pPr>
               <w:pStyle w:val="Compact"/>
+              <w:jc w:val="left"/>
             </w:pPr>
             <w:r>
               <w:t xml:space="preserve">timón / corazón</w:t>
@@ -966,6 +1192,7 @@
           <w:p>
             <w:pPr>
               <w:pStyle w:val="Compact"/>
+              <w:jc w:val="left"/>
             </w:pPr>
             <w:r>
               <w:t xml:space="preserve">Asonante</w:t>
@@ -977,6 +1204,7 @@
           <w:p>
             <w:pPr>
               <w:pStyle w:val="Compact"/>
+              <w:jc w:val="left"/>
             </w:pPr>
             <w:r>
               <w:t xml:space="preserve">Coinciden solo las vocales</w:t>
@@ -988,6 +1216,7 @@
           <w:p>
             <w:pPr>
               <w:pStyle w:val="Compact"/>
+              <w:jc w:val="left"/>
             </w:pPr>
             <w:r>
               <w:t xml:space="preserve">sal / mar · miedo / nuevo</w:t>
@@ -1010,8 +1239,8 @@
       </w:pPr>
       <w:r>
         <w:rPr>
+          <w:bCs/>
           <w:b/>
-          <w:bCs/>
         </w:rPr>
         <w:t xml:space="preserve">Ritmo.</w:t>
       </w:r>
@@ -1022,8 +1251,108 @@
         <w:t xml:space="preserve">La música que se produce al leer, por la cantidad de sílabas y los acentos. Se escucha mejor leyendo en voz alta.</w:t>
       </w:r>
     </w:p>
-    <w:bookmarkEnd w:id="16"/>
-    <w:bookmarkStart w:id="17" w:name="ahora-tú-1"/>
+    <w:bookmarkStart w:id="29" w:name="palabras-nuevas-2"/>
+    <w:p>
+      <w:pPr>
+        <w:pStyle w:val="Heading4"/>
+      </w:pPr>
+      <w:r>
+        <w:t xml:space="preserve">📖 Palabras nuevas</w:t>
+      </w:r>
+    </w:p>
+    <w:p>
+      <w:pPr>
+        <w:pStyle w:val="FirstParagraph"/>
+      </w:pPr>
+      <w:r>
+        <w:rPr>
+          <w:bCs/>
+          <w:b/>
+        </w:rPr>
+        <w:t xml:space="preserve">Mástil.</w:t>
+      </w:r>
+      <w:r>
+        <w:t xml:space="preserve"> </w:t>
+      </w:r>
+      <w:r>
+        <w:t xml:space="preserve">El palo largo y parado de un barco, del que cuelga la vela.</w:t>
+      </w:r>
+    </w:p>
+    <w:p>
+      <w:pPr>
+        <w:pStyle w:val="BodyText"/>
+      </w:pPr>
+      <w:r>
+        <w:rPr>
+          <w:bCs/>
+          <w:b/>
+        </w:rPr>
+        <w:t xml:space="preserve">Timón.</w:t>
+      </w:r>
+      <w:r>
+        <w:t xml:space="preserve"> </w:t>
+      </w:r>
+      <w:r>
+        <w:t xml:space="preserve">La pieza con que se maneja un barco para decidir hacia dónde va, parecida a un volante.</w:t>
+      </w:r>
+    </w:p>
+    <w:p>
+      <w:pPr>
+        <w:pStyle w:val="BodyText"/>
+      </w:pPr>
+      <w:r>
+        <w:rPr>
+          <w:bCs/>
+          <w:b/>
+        </w:rPr>
+        <w:t xml:space="preserve">Estrofa.</w:t>
+      </w:r>
+      <w:r>
+        <w:t xml:space="preserve"> </w:t>
+      </w:r>
+      <w:r>
+        <w:t xml:space="preserve">Un grupo de versos separado de los demás por un espacio en blanco, como si fuera un párrafo del poema.</w:t>
+      </w:r>
+    </w:p>
+    <w:p>
+      <w:pPr>
+        <w:pStyle w:val="BodyText"/>
+      </w:pPr>
+      <w:r>
+        <w:rPr>
+          <w:bCs/>
+          <w:b/>
+        </w:rPr>
+        <w:t xml:space="preserve">Rima consonante.</w:t>
+      </w:r>
+      <w:r>
+        <w:t xml:space="preserve"> </w:t>
+      </w:r>
+      <w:r>
+        <w:t xml:space="preserve">Cuando dos versos terminan con exactamente los mismos sonidos desde la última vocal fuerte, como «timón» y «corazón».</w:t>
+      </w:r>
+    </w:p>
+    <w:p>
+      <w:pPr>
+        <w:pStyle w:val="BodyText"/>
+      </w:pPr>
+      <w:r>
+        <w:rPr>
+          <w:bCs/>
+          <w:b/>
+        </w:rPr>
+        <w:t xml:space="preserve">Rima asonante.</w:t>
+      </w:r>
+      <w:r>
+        <w:t xml:space="preserve"> </w:t>
+      </w:r>
+      <w:r>
+        <w:t xml:space="preserve">Cuando dos versos terminan con las mismas vocales pero distintas consonantes, como «sal» y «mar».</w:t>
+      </w:r>
+    </w:p>
+    <w:bookmarkEnd w:id="29"/>
+    <w:bookmarkEnd w:id="30"/>
+    <w:bookmarkStart w:id="31" w:name="ahora-tú-1"/>
     <w:p>
       <w:pPr>
         <w:pStyle w:val="Heading3"/>
@@ -1034,11 +1363,11 @@
     </w:p>
     <w:p>
       <w:pPr>
-        <w:pStyle w:val="Compact"/>
         <w:numPr>
           <w:ilvl w:val="0"/>
           <w:numId w:val="1004"/>
         </w:numPr>
+        <w:pStyle w:val="Compact"/>
       </w:pPr>
       <w:r>
         <w:t xml:space="preserve">¿Cuántas estrofas y cuántos versos tiene</w:t>
@@ -1047,7 +1376,13 @@
         <w:t xml:space="preserve"> </w:t>
       </w:r>
       <w:r>
-        <w:t xml:space="preserve">“Barco de papel”</w:t>
+        <w:t xml:space="preserve">“</w:t>
+      </w:r>
+      <w:r>
+        <w:t xml:space="preserve">Barco de papel</w:t>
+      </w:r>
+      <w:r>
+        <w:t xml:space="preserve">”</w:t>
       </w:r>
       <w:r>
         <w:t xml:space="preserve">?</w:t>
@@ -1055,11 +1390,11 @@
     </w:p>
     <w:p>
       <w:pPr>
-        <w:pStyle w:val="Compact"/>
         <w:numPr>
           <w:ilvl w:val="0"/>
           <w:numId w:val="1004"/>
         </w:numPr>
+        <w:pStyle w:val="Compact"/>
       </w:pPr>
       <w:r>
         <w:t xml:space="preserve">Copia el tercer verso de la segunda estrofa.</w:t>
@@ -1067,11 +1402,11 @@
     </w:p>
     <w:p>
       <w:pPr>
-        <w:pStyle w:val="Compact"/>
         <w:numPr>
           <w:ilvl w:val="0"/>
           <w:numId w:val="1004"/>
         </w:numPr>
+        <w:pStyle w:val="Compact"/>
       </w:pPr>
       <w:r>
         <w:t xml:space="preserve">¿Qué palabras riman en la primera estrofa? ¿La rima es consonante o asonante?</w:t>
@@ -1079,11 +1414,11 @@
     </w:p>
     <w:p>
       <w:pPr>
-        <w:pStyle w:val="Compact"/>
         <w:numPr>
           <w:ilvl w:val="0"/>
           <w:numId w:val="1004"/>
         </w:numPr>
+        <w:pStyle w:val="Compact"/>
       </w:pPr>
       <w:r>
         <w:t xml:space="preserve">¿Qué palabras riman en la segunda estrofa? ¿Y qué tipo de rima es?</w:t>
@@ -1091,11 +1426,11 @@
     </w:p>
     <w:p>
       <w:pPr>
-        <w:pStyle w:val="Compact"/>
         <w:numPr>
           <w:ilvl w:val="0"/>
           <w:numId w:val="1004"/>
         </w:numPr>
+        <w:pStyle w:val="Compact"/>
       </w:pPr>
       <w:r>
         <w:t xml:space="preserve">Lee el poema en voz alta dos veces. ¿En qué verso te dan ganas de bajar la voz? Explica por qué.</w:t>
@@ -1108,9 +1443,9 @@
         </w:pict>
       </w:r>
     </w:p>
-    <w:bookmarkEnd w:id="17"/>
-    <w:bookmarkEnd w:id="18"/>
-    <w:bookmarkStart w:id="20" w:name="X028159949f257200d720ed252ad420113a16c41"/>
+    <w:bookmarkEnd w:id="31"/>
+    <w:bookmarkEnd w:id="32"/>
+    <w:bookmarkStart w:id="35" w:name="X028159949f257200d720ed252ad420113a16c41"/>
     <w:p>
       <w:pPr>
         <w:pStyle w:val="Heading2"/>
@@ -1125,8 +1460,8 @@
       </w:pPr>
       <w:r>
         <w:rPr>
+          <w:bCs/>
           <w:b/>
-          <w:bCs/>
         </w:rPr>
         <w:t xml:space="preserve">Hablante lírico.</w:t>
       </w:r>
@@ -1140,7 +1475,13 @@
         <w:t xml:space="preserve"> </w:t>
       </w:r>
       <w:r>
-        <w:t xml:space="preserve">“Barco de papel”</w:t>
+        <w:t xml:space="preserve">“</w:t>
+      </w:r>
+      <w:r>
+        <w:t xml:space="preserve">Barco de papel</w:t>
+      </w:r>
+      <w:r>
+        <w:t xml:space="preserve">”</w:t>
       </w:r>
       <w:r>
         <w:t xml:space="preserve"> </w:t>
@@ -1155,8 +1496,8 @@
       </w:pPr>
       <w:r>
         <w:rPr>
+          <w:bCs/>
           <w:b/>
-          <w:bCs/>
         </w:rPr>
         <w:t xml:space="preserve">Objeto lírico.</w:t>
       </w:r>
@@ -1173,8 +1514,8 @@
       </w:pPr>
       <w:r>
         <w:rPr>
+          <w:bCs/>
           <w:b/>
-          <w:bCs/>
         </w:rPr>
         <w:t xml:space="preserve">Motivo lírico.</w:t>
       </w:r>
@@ -1189,8 +1530,8 @@
       </w:r>
       <w:r>
         <w:rPr>
+          <w:bCs/>
           <w:b/>
-          <w:bCs/>
         </w:rPr>
         <w:t xml:space="preserve">imaginación que convierte lo pequeño en enorme</w:t>
       </w:r>
@@ -1210,13 +1551,77 @@
       </w:r>
       <w:r>
         <w:rPr>
+          <w:iCs/>
           <w:i/>
-          <w:iCs/>
         </w:rPr>
         <w:t xml:space="preserve">si el poema tuviera que resumirse en un sentimiento, ¿cuál sería?</w:t>
       </w:r>
     </w:p>
-    <w:bookmarkStart w:id="19" w:name="ahora-tú-2"/>
+    <w:bookmarkStart w:id="33" w:name="palabras-nuevas-3"/>
+    <w:p>
+      <w:pPr>
+        <w:pStyle w:val="Heading4"/>
+      </w:pPr>
+      <w:r>
+        <w:t xml:space="preserve">📖 Palabras nuevas</w:t>
+      </w:r>
+    </w:p>
+    <w:p>
+      <w:pPr>
+        <w:pStyle w:val="FirstParagraph"/>
+      </w:pPr>
+      <w:r>
+        <w:rPr>
+          <w:bCs/>
+          <w:b/>
+        </w:rPr>
+        <w:t xml:space="preserve">Objeto lírico.</w:t>
+      </w:r>
+      <w:r>
+        <w:t xml:space="preserve"> </w:t>
+      </w:r>
+      <w:r>
+        <w:t xml:space="preserve">La cosa, persona o situación de la que habla el poema. En «Barco de papel» es el barquito.</w:t>
+      </w:r>
+    </w:p>
+    <w:p>
+      <w:pPr>
+        <w:pStyle w:val="BodyText"/>
+      </w:pPr>
+      <w:r>
+        <w:rPr>
+          <w:bCs/>
+          <w:b/>
+        </w:rPr>
+        <w:t xml:space="preserve">Motivo lírico.</w:t>
+      </w:r>
+      <w:r>
+        <w:t xml:space="preserve"> </w:t>
+      </w:r>
+      <w:r>
+        <w:t xml:space="preserve">El sentimiento o la idea principal que hay detrás del poema: lo que el poema realmente quiere transmitirte.</w:t>
+      </w:r>
+    </w:p>
+    <w:p>
+      <w:pPr>
+        <w:pStyle w:val="BodyText"/>
+      </w:pPr>
+      <w:r>
+        <w:rPr>
+          <w:bCs/>
+          <w:b/>
+        </w:rPr>
+        <w:t xml:space="preserve">Justificar.</w:t>
+      </w:r>
+      <w:r>
+        <w:t xml:space="preserve"> </w:t>
+      </w:r>
+      <w:r>
+        <w:t xml:space="preserve">Explicar por qué diste esa respuesta, mostrando la parte del texto en que te apoyaste.</w:t>
+      </w:r>
+    </w:p>
+    <w:bookmarkEnd w:id="33"/>
+    <w:bookmarkStart w:id="34" w:name="ahora-tú-2"/>
     <w:p>
       <w:pPr>
         <w:pStyle w:val="Heading3"/>
@@ -1227,11 +1632,11 @@
     </w:p>
     <w:p>
       <w:pPr>
-        <w:pStyle w:val="Compact"/>
         <w:numPr>
           <w:ilvl w:val="0"/>
           <w:numId w:val="1005"/>
         </w:numPr>
+        <w:pStyle w:val="Compact"/>
       </w:pPr>
       <w:r>
         <w:t xml:space="preserve">¿Quién es el hablante lírico de</w:t>
@@ -1240,7 +1645,13 @@
         <w:t xml:space="preserve"> </w:t>
       </w:r>
       <w:r>
-        <w:t xml:space="preserve">“Barco de papel”</w:t>
+        <w:t xml:space="preserve">“</w:t>
+      </w:r>
+      <w:r>
+        <w:t xml:space="preserve">Barco de papel</w:t>
+      </w:r>
+      <w:r>
+        <w:t xml:space="preserve">”</w:t>
       </w:r>
       <w:r>
         <w:t xml:space="preserve">? Descríbelo en dos líneas.</w:t>
@@ -1248,11 +1659,11 @@
     </w:p>
     <w:p>
       <w:pPr>
-        <w:pStyle w:val="Compact"/>
         <w:numPr>
           <w:ilvl w:val="0"/>
           <w:numId w:val="1005"/>
         </w:numPr>
+        <w:pStyle w:val="Compact"/>
       </w:pPr>
       <w:r>
         <w:t xml:space="preserve">¿Cuál es el objeto lírico?</w:t>
@@ -1260,11 +1671,11 @@
     </w:p>
     <w:p>
       <w:pPr>
-        <w:pStyle w:val="Compact"/>
         <w:numPr>
           <w:ilvl w:val="0"/>
           <w:numId w:val="1005"/>
         </w:numPr>
+        <w:pStyle w:val="Compact"/>
       </w:pPr>
       <w:r>
         <w:t xml:space="preserve">¿Cuál es el motivo lírico? Escríbelo en una oración completa.</w:t>
@@ -1272,11 +1683,11 @@
     </w:p>
     <w:p>
       <w:pPr>
-        <w:pStyle w:val="Compact"/>
         <w:numPr>
           <w:ilvl w:val="0"/>
           <w:numId w:val="1005"/>
         </w:numPr>
+        <w:pStyle w:val="Compact"/>
       </w:pPr>
       <w:r>
         <w:t xml:space="preserve">¿Qué siente el hablante hacia su barco: orgullo, pena, cariño, rabia? Justifica con un verso.</w:t>
@@ -1284,11 +1695,11 @@
     </w:p>
     <w:p>
       <w:pPr>
-        <w:pStyle w:val="Compact"/>
         <w:numPr>
           <w:ilvl w:val="0"/>
           <w:numId w:val="1005"/>
         </w:numPr>
+        <w:pStyle w:val="Compact"/>
       </w:pPr>
       <w:r>
         <w:t xml:space="preserve">El último verso dice</w:t>
@@ -1297,7 +1708,13 @@
         <w:t xml:space="preserve"> </w:t>
       </w:r>
       <w:r>
-        <w:t xml:space="preserve">“mañana lo doblo de nuevo”</w:t>
+        <w:t xml:space="preserve">“</w:t>
+      </w:r>
+      <w:r>
+        <w:t xml:space="preserve">mañana lo doblo de nuevo</w:t>
+      </w:r>
+      <w:r>
+        <w:t xml:space="preserve">”</w:t>
       </w:r>
       <w:r>
         <w:t xml:space="preserve">. ¿Qué nos dice eso sobre el hablante?</w:t>
@@ -1310,9 +1727,9 @@
         </w:pict>
       </w:r>
     </w:p>
-    <w:bookmarkEnd w:id="19"/>
-    <w:bookmarkEnd w:id="20"/>
-    <w:bookmarkStart w:id="23" w:name="sección-4-el-lenguaje-figurado"/>
+    <w:bookmarkEnd w:id="34"/>
+    <w:bookmarkEnd w:id="35"/>
+    <w:bookmarkStart w:id="39" w:name="sección-4-el-lenguaje-figurado"/>
     <w:p>
       <w:pPr>
         <w:pStyle w:val="Heading2"/>
@@ -1333,8 +1750,8 @@
       <w:tblPr>
         <w:tblStyle w:val="Table"/>
         <w:tblW w:type="pct" w:w="5000"/>
-        <w:tblLayout w:type="fixed"/>
         <w:tblLook w:firstRow="1" w:lastRow="0" w:firstColumn="0" w:lastColumn="0" w:noHBand="0" w:noVBand="0" w:val="0020"/>
+        <w:jc w:val="start"/>
       </w:tblPr>
       <w:tblGrid>
         <w:gridCol w:w="2640"/>
@@ -1343,13 +1760,14 @@
       </w:tblGrid>
       <w:tr>
         <w:trPr>
-          <w:tblHeader w:val="on"/>
+          <w:tblHeader w:val="true"/>
         </w:trPr>
         <w:tc>
           <w:tcPr/>
           <w:p>
             <w:pPr>
               <w:pStyle w:val="Compact"/>
+              <w:jc w:val="left"/>
             </w:pPr>
             <w:r>
               <w:t xml:space="preserve">Figura</w:t>
@@ -1361,6 +1779,7 @@
           <w:p>
             <w:pPr>
               <w:pStyle w:val="Compact"/>
+              <w:jc w:val="left"/>
             </w:pPr>
             <w:r>
               <w:t xml:space="preserve">En qué consiste</w:t>
@@ -1372,6 +1791,7 @@
           <w:p>
             <w:pPr>
               <w:pStyle w:val="Compact"/>
+              <w:jc w:val="left"/>
             </w:pPr>
             <w:r>
               <w:t xml:space="preserve">Ejemplo</w:t>
@@ -1385,6 +1805,7 @@
           <w:p>
             <w:pPr>
               <w:pStyle w:val="Compact"/>
+              <w:jc w:val="left"/>
             </w:pPr>
             <w:r>
               <w:t xml:space="preserve">Comparación</w:t>
@@ -1396,6 +1817,7 @@
           <w:p>
             <w:pPr>
               <w:pStyle w:val="Compact"/>
+              <w:jc w:val="left"/>
             </w:pPr>
             <w:r>
               <w:t xml:space="preserve">Une dos elementos con un nexo: como, parece, igual que</w:t>
@@ -1407,6 +1829,7 @@
           <w:p>
             <w:pPr>
               <w:pStyle w:val="Compact"/>
+              <w:jc w:val="left"/>
             </w:pPr>
             <w:r>
               <w:t xml:space="preserve">Navega como una gaviota</w:t>
@@ -1420,6 +1843,7 @@
           <w:p>
             <w:pPr>
               <w:pStyle w:val="Compact"/>
+              <w:jc w:val="left"/>
             </w:pPr>
             <w:r>
               <w:t xml:space="preserve">Metáfora</w:t>
@@ -1431,6 +1855,7 @@
           <w:p>
             <w:pPr>
               <w:pStyle w:val="Compact"/>
+              <w:jc w:val="left"/>
             </w:pPr>
             <w:r>
               <w:t xml:space="preserve">Reemplaza un elemento por otro, sin nexo</w:t>
@@ -1442,6 +1867,7 @@
           <w:p>
             <w:pPr>
               <w:pStyle w:val="Compact"/>
+              <w:jc w:val="left"/>
             </w:pPr>
             <w:r>
               <w:t xml:space="preserve">El charco se convirtió en alta mar</w:t>
@@ -1455,6 +1881,7 @@
           <w:p>
             <w:pPr>
               <w:pStyle w:val="Compact"/>
+              <w:jc w:val="left"/>
             </w:pPr>
             <w:r>
               <w:t xml:space="preserve">Personificación</w:t>
@@ -1466,6 +1893,7 @@
           <w:p>
             <w:pPr>
               <w:pStyle w:val="Compact"/>
+              <w:jc w:val="left"/>
             </w:pPr>
             <w:r>
               <w:t xml:space="preserve">Da cualidades humanas a algo que no las tiene</w:t>
@@ -1477,6 +1905,7 @@
           <w:p>
             <w:pPr>
               <w:pStyle w:val="Compact"/>
+              <w:jc w:val="left"/>
             </w:pPr>
             <w:r>
               <w:t xml:space="preserve">El viento silba</w:t>
@@ -1490,6 +1919,7 @@
           <w:p>
             <w:pPr>
               <w:pStyle w:val="Compact"/>
+              <w:jc w:val="left"/>
             </w:pPr>
             <w:r>
               <w:t xml:space="preserve">Hipérbole</w:t>
@@ -1501,6 +1931,7 @@
           <w:p>
             <w:pPr>
               <w:pStyle w:val="Compact"/>
+              <w:jc w:val="left"/>
             </w:pPr>
             <w:r>
               <w:t xml:space="preserve">Exagera enormemente</w:t>
@@ -1512,6 +1943,7 @@
           <w:p>
             <w:pPr>
               <w:pStyle w:val="Compact"/>
+              <w:jc w:val="left"/>
             </w:pPr>
             <w:r>
               <w:t xml:space="preserve">Grité tan fuerte que me escucharon en Arica</w:t>
@@ -1525,6 +1957,7 @@
           <w:p>
             <w:pPr>
               <w:pStyle w:val="Compact"/>
+              <w:jc w:val="left"/>
             </w:pPr>
             <w:r>
               <w:t xml:space="preserve">Onomatopeya</w:t>
@@ -1536,6 +1969,7 @@
           <w:p>
             <w:pPr>
               <w:pStyle w:val="Compact"/>
+              <w:jc w:val="left"/>
             </w:pPr>
             <w:r>
               <w:t xml:space="preserve">Imita un sonido con palabras</w:t>
@@ -1547,6 +1981,7 @@
           <w:p>
             <w:pPr>
               <w:pStyle w:val="Compact"/>
+              <w:jc w:val="left"/>
             </w:pPr>
             <w:r>
               <w:t xml:space="preserve">shhh, shhh</w:t>
@@ -1560,6 +1995,7 @@
           <w:p>
             <w:pPr>
               <w:pStyle w:val="Compact"/>
+              <w:jc w:val="left"/>
             </w:pPr>
             <w:r>
               <w:t xml:space="preserve">Repetición</w:t>
@@ -1571,6 +2007,7 @@
           <w:p>
             <w:pPr>
               <w:pStyle w:val="Compact"/>
+              <w:jc w:val="left"/>
             </w:pPr>
             <w:r>
               <w:t xml:space="preserve">Repite palabras para dar énfasis o ritmo</w:t>
@@ -1582,6 +2019,7 @@
           <w:p>
             <w:pPr>
               <w:pStyle w:val="Compact"/>
+              <w:jc w:val="left"/>
             </w:pPr>
             <w:r>
               <w:t xml:space="preserve">Cae despacio, cae ligera</w:t>
@@ -1596,8 +2034,8 @@
       </w:pPr>
       <w:r>
         <w:rPr>
+          <w:bCs/>
           <w:b/>
-          <w:bCs/>
         </w:rPr>
         <w:t xml:space="preserve">Ojo con la diferencia más preguntada:</w:t>
       </w:r>
@@ -1610,11 +2048,11 @@
     </w:p>
     <w:p>
       <w:pPr>
-        <w:pStyle w:val="Compact"/>
         <w:numPr>
           <w:ilvl w:val="0"/>
           <w:numId w:val="1006"/>
         </w:numPr>
+        <w:pStyle w:val="Compact"/>
       </w:pPr>
       <w:r>
         <w:t xml:space="preserve">Comparación:</w:t>
@@ -1624,19 +2062,19 @@
       </w:r>
       <w:r>
         <w:rPr>
+          <w:iCs/>
           <w:i/>
-          <w:iCs/>
         </w:rPr>
         <w:t xml:space="preserve">tus ojos son como dos faroles</w:t>
       </w:r>
     </w:p>
     <w:p>
       <w:pPr>
-        <w:pStyle w:val="Compact"/>
         <w:numPr>
           <w:ilvl w:val="0"/>
           <w:numId w:val="1006"/>
         </w:numPr>
+        <w:pStyle w:val="Compact"/>
       </w:pPr>
       <w:r>
         <w:t xml:space="preserve">Metáfora:</w:t>
@@ -1646,13 +2084,13 @@
       </w:r>
       <w:r>
         <w:rPr>
+          <w:iCs/>
           <w:i/>
-          <w:iCs/>
         </w:rPr>
         <w:t xml:space="preserve">tus ojos son dos faroles</w:t>
       </w:r>
     </w:p>
-    <w:bookmarkStart w:id="21" w:name="la-lluvia-en-el-techo"/>
+    <w:bookmarkStart w:id="37" w:name="la-lluvia-en-el-techo"/>
     <w:p>
       <w:pPr>
         <w:pStyle w:val="Heading3"/>
@@ -1713,8 +2151,108 @@
         <w:t xml:space="preserve">que dormían en el balcón.</w:t>
       </w:r>
     </w:p>
-    <w:bookmarkEnd w:id="21"/>
-    <w:bookmarkStart w:id="22" w:name="ahora-tú-3"/>
+    <w:bookmarkStart w:id="36" w:name="palabras-nuevas-4"/>
+    <w:p>
+      <w:pPr>
+        <w:pStyle w:val="Heading4"/>
+      </w:pPr>
+      <w:r>
+        <w:t xml:space="preserve">📖 Palabras nuevas</w:t>
+      </w:r>
+    </w:p>
+    <w:p>
+      <w:pPr>
+        <w:pStyle w:val="FirstParagraph"/>
+      </w:pPr>
+      <w:r>
+        <w:rPr>
+          <w:bCs/>
+          <w:b/>
+        </w:rPr>
+        <w:t xml:space="preserve">Lenguaje figurado.</w:t>
+      </w:r>
+      <w:r>
+        <w:t xml:space="preserve"> </w:t>
+      </w:r>
+      <w:r>
+        <w:t xml:space="preserve">Cuando las palabras no se entienden al pie de la letra, sino que dicen algo de manera indirecta: «estoy muerta de sueño» no significa que estés muerta.</w:t>
+      </w:r>
+    </w:p>
+    <w:p>
+      <w:pPr>
+        <w:pStyle w:val="BodyText"/>
+      </w:pPr>
+      <w:r>
+        <w:rPr>
+          <w:bCs/>
+          <w:b/>
+        </w:rPr>
+        <w:t xml:space="preserve">Nexo.</w:t>
+      </w:r>
+      <w:r>
+        <w:t xml:space="preserve"> </w:t>
+      </w:r>
+      <w:r>
+        <w:t xml:space="preserve">La palabrita que une dos cosas para compararlas: «como», «parece», «igual que».</w:t>
+      </w:r>
+    </w:p>
+    <w:p>
+      <w:pPr>
+        <w:pStyle w:val="BodyText"/>
+      </w:pPr>
+      <w:r>
+        <w:rPr>
+          <w:bCs/>
+          <w:b/>
+        </w:rPr>
+        <w:t xml:space="preserve">Metáfora.</w:t>
+      </w:r>
+      <w:r>
+        <w:t xml:space="preserve"> </w:t>
+      </w:r>
+      <w:r>
+        <w:t xml:space="preserve">Cuando llamas a algo con el nombre de otra cosa que se le parece, sin usar «como»: «tus ojos son dos faroles».</w:t>
+      </w:r>
+    </w:p>
+    <w:p>
+      <w:pPr>
+        <w:pStyle w:val="BodyText"/>
+      </w:pPr>
+      <w:r>
+        <w:rPr>
+          <w:bCs/>
+          <w:b/>
+        </w:rPr>
+        <w:t xml:space="preserve">Personificación.</w:t>
+      </w:r>
+      <w:r>
+        <w:t xml:space="preserve"> </w:t>
+      </w:r>
+      <w:r>
+        <w:t xml:space="preserve">Cuando le das acciones o cualidades de persona a algo que no lo es: «el viento silba», «las semillas dormían».</w:t>
+      </w:r>
+    </w:p>
+    <w:p>
+      <w:pPr>
+        <w:pStyle w:val="BodyText"/>
+      </w:pPr>
+      <w:r>
+        <w:rPr>
+          <w:bCs/>
+          <w:b/>
+        </w:rPr>
+        <w:t xml:space="preserve">Hipérbole.</w:t>
+      </w:r>
+      <w:r>
+        <w:t xml:space="preserve"> </w:t>
+      </w:r>
+      <w:r>
+        <w:t xml:space="preserve">Una exageración enorme y a propósito: «grité tan fuerte que me escucharon en Arica».</w:t>
+      </w:r>
+    </w:p>
+    <w:bookmarkEnd w:id="36"/>
+    <w:bookmarkEnd w:id="37"/>
+    <w:bookmarkStart w:id="38" w:name="ahora-tú-3"/>
     <w:p>
       <w:pPr>
         <w:pStyle w:val="Heading3"/>
@@ -1725,11 +2263,11 @@
     </w:p>
     <w:p>
       <w:pPr>
-        <w:pStyle w:val="Compact"/>
         <w:numPr>
           <w:ilvl w:val="0"/>
           <w:numId w:val="1007"/>
         </w:numPr>
+        <w:pStyle w:val="Compact"/>
       </w:pPr>
       <w:r>
         <w:t xml:space="preserve">Identifica la figura literaria en cada verso de</w:t>
@@ -1738,7 +2276,13 @@
         <w:t xml:space="preserve"> </w:t>
       </w:r>
       <w:r>
-        <w:t xml:space="preserve">“La lluvia en el techo”</w:t>
+        <w:t xml:space="preserve">“</w:t>
+      </w:r>
+      <w:r>
+        <w:t xml:space="preserve">La lluvia en el techo</w:t>
+      </w:r>
+      <w:r>
+        <w:t xml:space="preserve">”</w:t>
       </w:r>
       <w:r>
         <w:t xml:space="preserve">:</w:t>
@@ -1746,83 +2290,119 @@
     </w:p>
     <w:p>
       <w:pPr>
-        <w:pStyle w:val="Compact"/>
         <w:numPr>
           <w:ilvl w:val="1"/>
           <w:numId w:val="1008"/>
         </w:numPr>
-      </w:pPr>
-      <w:r>
-        <w:t xml:space="preserve">“Tic, tac, tic”</w:t>
-      </w:r>
-    </w:p>
-    <w:p>
-      <w:pPr>
-        <w:pStyle w:val="Compact"/>
+        <w:pStyle w:val="Compact"/>
+      </w:pPr>
+      <w:r>
+        <w:t xml:space="preserve">“</w:t>
+      </w:r>
+      <w:r>
+        <w:t xml:space="preserve">Tic, tac, tic</w:t>
+      </w:r>
+      <w:r>
+        <w:t xml:space="preserve">”</w:t>
+      </w:r>
+    </w:p>
+    <w:p>
+      <w:pPr>
         <w:numPr>
           <w:ilvl w:val="1"/>
           <w:numId w:val="1008"/>
         </w:numPr>
-      </w:pPr>
-      <w:r>
-        <w:t xml:space="preserve">“la lluvia baila”</w:t>
-      </w:r>
-    </w:p>
-    <w:p>
-      <w:pPr>
-        <w:pStyle w:val="Compact"/>
+        <w:pStyle w:val="Compact"/>
+      </w:pPr>
+      <w:r>
+        <w:t xml:space="preserve">“</w:t>
+      </w:r>
+      <w:r>
+        <w:t xml:space="preserve">la lluvia baila</w:t>
+      </w:r>
+      <w:r>
+        <w:t xml:space="preserve">”</w:t>
+      </w:r>
+    </w:p>
+    <w:p>
+      <w:pPr>
         <w:numPr>
           <w:ilvl w:val="1"/>
           <w:numId w:val="1008"/>
         </w:numPr>
-      </w:pPr>
-      <w:r>
-        <w:t xml:space="preserve">“el techo se ha vuelto tambor”</w:t>
-      </w:r>
-    </w:p>
-    <w:p>
-      <w:pPr>
-        <w:pStyle w:val="Compact"/>
+        <w:pStyle w:val="Compact"/>
+      </w:pPr>
+      <w:r>
+        <w:t xml:space="preserve">“</w:t>
+      </w:r>
+      <w:r>
+        <w:t xml:space="preserve">el techo se ha vuelto tambor</w:t>
+      </w:r>
+      <w:r>
+        <w:t xml:space="preserve">”</w:t>
+      </w:r>
+    </w:p>
+    <w:p>
+      <w:pPr>
         <w:numPr>
           <w:ilvl w:val="1"/>
           <w:numId w:val="1008"/>
         </w:numPr>
-      </w:pPr>
-      <w:r>
-        <w:t xml:space="preserve">“como plumas de gorrión”</w:t>
-      </w:r>
-    </w:p>
-    <w:p>
-      <w:pPr>
-        <w:pStyle w:val="Compact"/>
+        <w:pStyle w:val="Compact"/>
+      </w:pPr>
+      <w:r>
+        <w:t xml:space="preserve">“</w:t>
+      </w:r>
+      <w:r>
+        <w:t xml:space="preserve">como plumas de gorrión</w:t>
+      </w:r>
+      <w:r>
+        <w:t xml:space="preserve">”</w:t>
+      </w:r>
+    </w:p>
+    <w:p>
+      <w:pPr>
         <w:numPr>
           <w:ilvl w:val="1"/>
           <w:numId w:val="1008"/>
         </w:numPr>
-      </w:pPr>
-      <w:r>
-        <w:t xml:space="preserve">“Cae despacio, cae ligera”</w:t>
-      </w:r>
-    </w:p>
-    <w:p>
-      <w:pPr>
-        <w:pStyle w:val="Compact"/>
+        <w:pStyle w:val="Compact"/>
+      </w:pPr>
+      <w:r>
+        <w:t xml:space="preserve">“</w:t>
+      </w:r>
+      <w:r>
+        <w:t xml:space="preserve">Cae despacio, cae ligera</w:t>
+      </w:r>
+      <w:r>
+        <w:t xml:space="preserve">”</w:t>
+      </w:r>
+    </w:p>
+    <w:p>
+      <w:pPr>
         <w:numPr>
           <w:ilvl w:val="1"/>
           <w:numId w:val="1008"/>
         </w:numPr>
-      </w:pPr>
-      <w:r>
-        <w:t xml:space="preserve">“las semillas que dormían”</w:t>
-      </w:r>
-    </w:p>
-    <w:p>
-      <w:pPr>
-        <w:pStyle w:val="Compact"/>
+        <w:pStyle w:val="Compact"/>
+      </w:pPr>
+      <w:r>
+        <w:t xml:space="preserve">“</w:t>
+      </w:r>
+      <w:r>
+        <w:t xml:space="preserve">las semillas que dormían</w:t>
+      </w:r>
+      <w:r>
+        <w:t xml:space="preserve">”</w:t>
+      </w:r>
+    </w:p>
+    <w:p>
+      <w:pPr>
         <w:numPr>
           <w:ilvl w:val="0"/>
           <w:numId w:val="1007"/>
         </w:numPr>
+        <w:pStyle w:val="Compact"/>
       </w:pPr>
       <w:r>
         <w:t xml:space="preserve">¿Cuántas estrofas y versos tiene este poema? ¿Qué palabras riman?</w:t>
@@ -1830,11 +2410,11 @@
     </w:p>
     <w:p>
       <w:pPr>
-        <w:pStyle w:val="Compact"/>
         <w:numPr>
           <w:ilvl w:val="0"/>
           <w:numId w:val="1007"/>
         </w:numPr>
+        <w:pStyle w:val="Compact"/>
       </w:pPr>
       <w:r>
         <w:t xml:space="preserve">¿Cuál es el motivo lírico de</w:t>
@@ -1843,7 +2423,13 @@
         <w:t xml:space="preserve"> </w:t>
       </w:r>
       <w:r>
-        <w:t xml:space="preserve">“La lluvia en el techo”</w:t>
+        <w:t xml:space="preserve">“</w:t>
+      </w:r>
+      <w:r>
+        <w:t xml:space="preserve">La lluvia en el techo</w:t>
+      </w:r>
+      <w:r>
+        <w:t xml:space="preserve">”</w:t>
       </w:r>
       <w:r>
         <w:t xml:space="preserve">?</w:t>
@@ -1851,11 +2437,11 @@
     </w:p>
     <w:p>
       <w:pPr>
-        <w:pStyle w:val="Compact"/>
         <w:numPr>
           <w:ilvl w:val="0"/>
           <w:numId w:val="1007"/>
         </w:numPr>
+        <w:pStyle w:val="Compact"/>
       </w:pPr>
       <w:r>
         <w:t xml:space="preserve">Transforma estas comparaciones en metáforas: a)</w:t>
@@ -1864,7 +2450,13 @@
         <w:t xml:space="preserve"> </w:t>
       </w:r>
       <w:r>
-        <w:t xml:space="preserve">“el cerro es como un gigante dormido”</w:t>
+        <w:t xml:space="preserve">“</w:t>
+      </w:r>
+      <w:r>
+        <w:t xml:space="preserve">el cerro es como un gigante dormido</w:t>
+      </w:r>
+      <w:r>
+        <w:t xml:space="preserve">”</w:t>
       </w:r>
       <w:r>
         <w:t xml:space="preserve"> </w:t>
@@ -1876,16 +2468,22 @@
         <w:t xml:space="preserve"> </w:t>
       </w:r>
       <w:r>
-        <w:t xml:space="preserve">“sus manos son como dos pájaros”</w:t>
-      </w:r>
-    </w:p>
-    <w:p>
-      <w:pPr>
-        <w:pStyle w:val="Compact"/>
+        <w:t xml:space="preserve">“</w:t>
+      </w:r>
+      <w:r>
+        <w:t xml:space="preserve">sus manos son como dos pájaros</w:t>
+      </w:r>
+      <w:r>
+        <w:t xml:space="preserve">”</w:t>
+      </w:r>
+    </w:p>
+    <w:p>
+      <w:pPr>
         <w:numPr>
           <w:ilvl w:val="0"/>
           <w:numId w:val="1007"/>
         </w:numPr>
+        <w:pStyle w:val="Compact"/>
       </w:pPr>
       <w:r>
         <w:t xml:space="preserve">Escribe una hipérbole y una personificación sobre el invierno en Santiago.</w:t>
@@ -1898,9 +2496,9 @@
         </w:pict>
       </w:r>
     </w:p>
-    <w:bookmarkEnd w:id="22"/>
-    <w:bookmarkEnd w:id="23"/>
-    <w:bookmarkStart w:id="24" w:name="actividad-central-tu-propio-poema"/>
+    <w:bookmarkEnd w:id="38"/>
+    <w:bookmarkEnd w:id="39"/>
+    <w:bookmarkStart w:id="40" w:name="actividad-central-tu-propio-poema"/>
     <w:p>
       <w:pPr>
         <w:pStyle w:val="Heading2"/>
@@ -1921,8 +2519,8 @@
       </w:r>
       <w:r>
         <w:rPr>
+          <w:bCs/>
           <w:b/>
-          <w:bCs/>
         </w:rPr>
         <w:t xml:space="preserve">dos estrofas de cuatro versos</w:t>
       </w:r>
@@ -1940,11 +2538,11 @@
     </w:p>
     <w:p>
       <w:pPr>
-        <w:pStyle w:val="Compact"/>
         <w:numPr>
           <w:ilvl w:val="0"/>
           <w:numId w:val="1009"/>
         </w:numPr>
+        <w:pStyle w:val="Compact"/>
       </w:pPr>
       <w:r>
         <w:t xml:space="preserve">Que rime el segundo verso con el cuarto de cada estrofa.</w:t>
@@ -1952,11 +2550,11 @@
     </w:p>
     <w:p>
       <w:pPr>
-        <w:pStyle w:val="Compact"/>
         <w:numPr>
           <w:ilvl w:val="0"/>
           <w:numId w:val="1009"/>
         </w:numPr>
+        <w:pStyle w:val="Compact"/>
       </w:pPr>
       <w:r>
         <w:t xml:space="preserve">Que incluya al menos</w:t>
@@ -1966,8 +2564,8 @@
       </w:r>
       <w:r>
         <w:rPr>
+          <w:bCs/>
           <w:b/>
-          <w:bCs/>
         </w:rPr>
         <w:t xml:space="preserve">tres</w:t>
       </w:r>
@@ -1980,11 +2578,11 @@
     </w:p>
     <w:p>
       <w:pPr>
-        <w:pStyle w:val="Compact"/>
         <w:numPr>
           <w:ilvl w:val="0"/>
           <w:numId w:val="1009"/>
         </w:numPr>
+        <w:pStyle w:val="Compact"/>
       </w:pPr>
       <w:r>
         <w:t xml:space="preserve">Que tenga un título.</w:t>
@@ -2003,6 +2601,7 @@
         <w:tblStyle w:val="Table"/>
         <w:tblW w:type="auto" w:w="0"/>
         <w:tblLook w:firstRow="1" w:lastRow="0" w:firstColumn="0" w:lastColumn="0" w:noHBand="0" w:noVBand="0" w:val="0020"/>
+        <w:jc w:val="start"/>
       </w:tblPr>
       <w:tblGrid>
         <w:gridCol w:w="3960"/>
@@ -2010,13 +2609,14 @@
       </w:tblGrid>
       <w:tr>
         <w:trPr>
-          <w:tblHeader w:val="on"/>
+          <w:tblHeader w:val="true"/>
         </w:trPr>
         <w:tc>
           <w:tcPr/>
           <w:p>
             <w:pPr>
               <w:pStyle w:val="Compact"/>
+              <w:jc w:val="left"/>
             </w:pPr>
             <w:r>
               <w:t xml:space="preserve">Elemento</w:t>
@@ -2028,6 +2628,7 @@
           <w:p>
             <w:pPr>
               <w:pStyle w:val="Compact"/>
+              <w:jc w:val="left"/>
             </w:pPr>
             <w:r>
               <w:t xml:space="preserve">Tu respuesta</w:t>
@@ -2041,6 +2642,7 @@
           <w:p>
             <w:pPr>
               <w:pStyle w:val="Compact"/>
+              <w:jc w:val="left"/>
             </w:pPr>
             <w:r>
               <w:t xml:space="preserve">Título</w:t>
@@ -2062,6 +2664,7 @@
           <w:p>
             <w:pPr>
               <w:pStyle w:val="Compact"/>
+              <w:jc w:val="left"/>
             </w:pPr>
             <w:r>
               <w:t xml:space="preserve">Número de versos</w:t>
@@ -2083,6 +2686,7 @@
           <w:p>
             <w:pPr>
               <w:pStyle w:val="Compact"/>
+              <w:jc w:val="left"/>
             </w:pPr>
             <w:r>
               <w:t xml:space="preserve">Tipo de rima</w:t>
@@ -2104,6 +2708,7 @@
           <w:p>
             <w:pPr>
               <w:pStyle w:val="Compact"/>
+              <w:jc w:val="left"/>
             </w:pPr>
             <w:r>
               <w:t xml:space="preserve">Hablante lírico</w:t>
@@ -2125,6 +2730,7 @@
           <w:p>
             <w:pPr>
               <w:pStyle w:val="Compact"/>
+              <w:jc w:val="left"/>
             </w:pPr>
             <w:r>
               <w:t xml:space="preserve">Objeto lírico</w:t>
@@ -2146,6 +2752,7 @@
           <w:p>
             <w:pPr>
               <w:pStyle w:val="Compact"/>
+              <w:jc w:val="left"/>
             </w:pPr>
             <w:r>
               <w:t xml:space="preserve">Motivo lírico</w:t>
@@ -2167,6 +2774,7 @@
           <w:p>
             <w:pPr>
               <w:pStyle w:val="Compact"/>
+              <w:jc w:val="left"/>
             </w:pPr>
             <w:r>
               <w:t xml:space="preserve">Figuras usadas</w:t>
@@ -2190,8 +2798,8 @@
         </w:pict>
       </w:r>
     </w:p>
-    <w:bookmarkEnd w:id="24"/>
-    <w:bookmarkStart w:id="25" w:name="evaluación-integradora"/>
+    <w:bookmarkEnd w:id="40"/>
+    <w:bookmarkStart w:id="42" w:name="evaluación-integradora"/>
     <w:p>
       <w:pPr>
         <w:pStyle w:val="Heading2"/>
@@ -2200,14 +2808,77 @@
         <w:t xml:space="preserve">Evaluación integradora</w:t>
       </w:r>
     </w:p>
+    <w:bookmarkStart w:id="41" w:name="palabras-nuevas-5"/>
+    <w:p>
+      <w:pPr>
+        <w:pStyle w:val="Heading4"/>
+      </w:pPr>
+      <w:r>
+        <w:t xml:space="preserve">📖 Palabras nuevas</w:t>
+      </w:r>
+    </w:p>
     <w:p>
       <w:pPr>
         <w:pStyle w:val="FirstParagraph"/>
       </w:pPr>
       <w:r>
         <w:rPr>
+          <w:bCs/>
           <w:b/>
+        </w:rPr>
+        <w:t xml:space="preserve">Almíbar.</w:t>
+      </w:r>
+      <w:r>
+        <w:t xml:space="preserve"> </w:t>
+      </w:r>
+      <w:r>
+        <w:t xml:space="preserve">Un líquido dulce y espeso, hecho de agua con azúcar, en que se conservan las frutas dentro del frasco.</w:t>
+      </w:r>
+    </w:p>
+    <w:p>
+      <w:pPr>
+        <w:pStyle w:val="BodyText"/>
+      </w:pPr>
+      <w:r>
+        <w:rPr>
           <w:bCs/>
+          <w:b/>
+        </w:rPr>
+        <w:t xml:space="preserve">Mesón.</w:t>
+      </w:r>
+      <w:r>
+        <w:t xml:space="preserve"> </w:t>
+      </w:r>
+      <w:r>
+        <w:t xml:space="preserve">El mueble largo y plano de la cocina donde se cocina y se apoyan las cosas.</w:t>
+      </w:r>
+    </w:p>
+    <w:p>
+      <w:pPr>
+        <w:pStyle w:val="BodyText"/>
+      </w:pPr>
+      <w:r>
+        <w:rPr>
+          <w:bCs/>
+          <w:b/>
+        </w:rPr>
+        <w:t xml:space="preserve">Refunfuñar.</w:t>
+      </w:r>
+      <w:r>
+        <w:t xml:space="preserve"> </w:t>
+      </w:r>
+      <w:r>
+        <w:t xml:space="preserve">Quejarse en voz baja y de mala gana, murmurando porque algo no te gustó.</w:t>
+      </w:r>
+    </w:p>
+    <w:p>
+      <w:pPr>
+        <w:pStyle w:val="BodyText"/>
+      </w:pPr>
+      <w:r>
+        <w:rPr>
+          <w:bCs/>
+          <w:b/>
         </w:rPr>
         <w:t xml:space="preserve">Lee este poema original y responde.</w:t>
       </w:r>
@@ -2266,11 +2937,11 @@
     </w:p>
     <w:p>
       <w:pPr>
-        <w:pStyle w:val="Compact"/>
         <w:numPr>
           <w:ilvl w:val="0"/>
           <w:numId w:val="1010"/>
         </w:numPr>
+        <w:pStyle w:val="Compact"/>
       </w:pPr>
       <w:r>
         <w:t xml:space="preserve">¿Cuántas estrofas tiene el poema? ¿Cuántos versos en total?</w:t>
@@ -2278,11 +2949,11 @@
     </w:p>
     <w:p>
       <w:pPr>
-        <w:pStyle w:val="Compact"/>
         <w:numPr>
           <w:ilvl w:val="0"/>
           <w:numId w:val="1010"/>
         </w:numPr>
+        <w:pStyle w:val="Compact"/>
       </w:pPr>
       <w:r>
         <w:t xml:space="preserve">¿Qué palabras riman? ¿Es rima consonante o asonante?</w:t>
@@ -2290,11 +2961,11 @@
     </w:p>
     <w:p>
       <w:pPr>
-        <w:pStyle w:val="Compact"/>
         <w:numPr>
           <w:ilvl w:val="0"/>
           <w:numId w:val="1010"/>
         </w:numPr>
+        <w:pStyle w:val="Compact"/>
       </w:pPr>
       <w:r>
         <w:t xml:space="preserve">¿Quién es el hablante lírico?</w:t>
@@ -2302,11 +2973,11 @@
     </w:p>
     <w:p>
       <w:pPr>
-        <w:pStyle w:val="Compact"/>
         <w:numPr>
           <w:ilvl w:val="0"/>
           <w:numId w:val="1010"/>
         </w:numPr>
+        <w:pStyle w:val="Compact"/>
       </w:pPr>
       <w:r>
         <w:t xml:space="preserve">¿Cuál es el objeto lírico?</w:t>
@@ -2314,11 +2985,11 @@
     </w:p>
     <w:p>
       <w:pPr>
-        <w:pStyle w:val="Compact"/>
         <w:numPr>
           <w:ilvl w:val="0"/>
           <w:numId w:val="1010"/>
         </w:numPr>
+        <w:pStyle w:val="Compact"/>
       </w:pPr>
       <w:r>
         <w:t xml:space="preserve">¿Cuál es el motivo lírico? Explícalo en una oración.</w:t>
@@ -2326,14 +2997,20 @@
     </w:p>
     <w:p>
       <w:pPr>
-        <w:pStyle w:val="Compact"/>
         <w:numPr>
           <w:ilvl w:val="0"/>
           <w:numId w:val="1010"/>
         </w:numPr>
-      </w:pPr>
-      <w:r>
-        <w:t xml:space="preserve">“Abuela guarda el verano en frascos”</w:t>
+        <w:pStyle w:val="Compact"/>
+      </w:pPr>
+      <w:r>
+        <w:t xml:space="preserve">“</w:t>
+      </w:r>
+      <w:r>
+        <w:t xml:space="preserve">Abuela guarda el verano en frascos</w:t>
+      </w:r>
+      <w:r>
+        <w:t xml:space="preserve">”</w:t>
       </w:r>
       <w:r>
         <w:t xml:space="preserve">: ¿qué figura literaria es y qué significa?</w:t>
@@ -2341,14 +3018,20 @@
     </w:p>
     <w:p>
       <w:pPr>
-        <w:pStyle w:val="Compact"/>
         <w:numPr>
           <w:ilvl w:val="0"/>
           <w:numId w:val="1010"/>
         </w:numPr>
-      </w:pPr>
-      <w:r>
-        <w:t xml:space="preserve">“soles con tapa y cordón”</w:t>
+        <w:pStyle w:val="Compact"/>
+      </w:pPr>
+      <w:r>
+        <w:t xml:space="preserve">“</w:t>
+      </w:r>
+      <w:r>
+        <w:t xml:space="preserve">soles con tapa y cordón</w:t>
+      </w:r>
+      <w:r>
+        <w:t xml:space="preserve">”</w:t>
       </w:r>
       <w:r>
         <w:t xml:space="preserve">: ¿a qué se refiere realmente?</w:t>
@@ -2356,14 +3039,20 @@
     </w:p>
     <w:p>
       <w:pPr>
-        <w:pStyle w:val="Compact"/>
         <w:numPr>
           <w:ilvl w:val="0"/>
           <w:numId w:val="1010"/>
         </w:numPr>
-      </w:pPr>
-      <w:r>
-        <w:t xml:space="preserve">“el invierno, ese ladrón, se va refunfuñando”</w:t>
+        <w:pStyle w:val="Compact"/>
+      </w:pPr>
+      <w:r>
+        <w:t xml:space="preserve">“</w:t>
+      </w:r>
+      <w:r>
+        <w:t xml:space="preserve">el invierno, ese ladrón, se va refunfuñando</w:t>
+      </w:r>
+      <w:r>
+        <w:t xml:space="preserve">”</w:t>
       </w:r>
       <w:r>
         <w:t xml:space="preserve">: nombra las dos figuras que hay aquí.</w:t>
@@ -2371,11 +3060,11 @@
     </w:p>
     <w:p>
       <w:pPr>
-        <w:pStyle w:val="Compact"/>
         <w:numPr>
           <w:ilvl w:val="0"/>
           <w:numId w:val="1010"/>
         </w:numPr>
+        <w:pStyle w:val="Compact"/>
       </w:pPr>
       <w:r>
         <w:t xml:space="preserve">¿A qué género literario pertenece este texto? Justifica con dos características.</w:t>
@@ -2383,11 +3072,11 @@
     </w:p>
     <w:p>
       <w:pPr>
-        <w:pStyle w:val="Compact"/>
         <w:numPr>
           <w:ilvl w:val="0"/>
           <w:numId w:val="1010"/>
         </w:numPr>
+        <w:pStyle w:val="Compact"/>
       </w:pPr>
       <w:r>
         <w:t xml:space="preserve">Escribe un verso más que podría continuar el poema y que rime con</w:t>
@@ -2396,7 +3085,13 @@
         <w:t xml:space="preserve"> </w:t>
       </w:r>
       <w:r>
-        <w:t xml:space="preserve">“nevando”</w:t>
+        <w:t xml:space="preserve">“</w:t>
+      </w:r>
+      <w:r>
+        <w:t xml:space="preserve">nevando</w:t>
+      </w:r>
+      <w:r>
+        <w:t xml:space="preserve">”</w:t>
       </w:r>
       <w:r>
         <w:t xml:space="preserve">.</w:t>
@@ -2407,9 +3102,10 @@
         <w:br w:type="page"/>
       </w:r>
     </w:p>
-    <w:bookmarkEnd w:id="25"/>
-    <w:bookmarkEnd w:id="26"/>
-    <w:bookmarkStart w:id="35" w:name="solucionario-guía-2-lenguaje"/>
+    <w:bookmarkEnd w:id="41"/>
+    <w:bookmarkEnd w:id="42"/>
+    <w:bookmarkEnd w:id="43"/>
+    <w:bookmarkStart w:id="52" w:name="solucionario-guía-2-lenguaje"/>
     <w:p>
       <w:pPr>
         <w:pStyle w:val="Heading1"/>
@@ -2424,8 +3120,8 @@
       </w:pPr>
       <w:r>
         <w:rPr>
+          <w:bCs/>
           <w:b/>
-          <w:bCs/>
         </w:rPr>
         <w:t xml:space="preserve">Uso del adulto.</w:t>
       </w:r>
@@ -2436,7 +3132,7 @@
         <w:t xml:space="preserve">Esta sección no debe entregarse junto con la guía de trabajo. Varias respuestas admiten formulaciones distintas; se indica el criterio a evaluar.</w:t>
       </w:r>
     </w:p>
-    <w:bookmarkStart w:id="27" w:name="diagnóstico-de-entrada-1"/>
+    <w:bookmarkStart w:id="44" w:name="diagnóstico-de-entrada-1"/>
     <w:p>
       <w:pPr>
         <w:pStyle w:val="Heading2"/>
@@ -2447,11 +3143,11 @@
     </w:p>
     <w:p>
       <w:pPr>
-        <w:pStyle w:val="Compact"/>
         <w:numPr>
           <w:ilvl w:val="0"/>
           <w:numId w:val="1011"/>
         </w:numPr>
+        <w:pStyle w:val="Compact"/>
       </w:pPr>
       <w:r>
         <w:t xml:space="preserve">El literario crea un mundo imaginario y busca emocionar; el no literario informa sobre la realidad.</w:t>
@@ -2459,11 +3155,11 @@
     </w:p>
     <w:p>
       <w:pPr>
-        <w:pStyle w:val="Compact"/>
         <w:numPr>
           <w:ilvl w:val="0"/>
           <w:numId w:val="1011"/>
         </w:numPr>
+        <w:pStyle w:val="Compact"/>
       </w:pPr>
       <w:r>
         <w:t xml:space="preserve">Narrativo, lírico y dramático.</w:t>
@@ -2471,11 +3167,11 @@
     </w:p>
     <w:p>
       <w:pPr>
-        <w:pStyle w:val="Compact"/>
         <w:numPr>
           <w:ilvl w:val="0"/>
           <w:numId w:val="1011"/>
         </w:numPr>
+        <w:pStyle w:val="Compact"/>
       </w:pPr>
       <w:r>
         <w:t xml:space="preserve">Verso.</w:t>
@@ -2483,11 +3179,11 @@
     </w:p>
     <w:p>
       <w:pPr>
-        <w:pStyle w:val="Compact"/>
         <w:numPr>
           <w:ilvl w:val="0"/>
           <w:numId w:val="1011"/>
         </w:numPr>
+        <w:pStyle w:val="Compact"/>
       </w:pPr>
       <w:r>
         <w:t xml:space="preserve">Estrofa.</w:t>
@@ -2495,11 +3191,11 @@
     </w:p>
     <w:p>
       <w:pPr>
-        <w:pStyle w:val="Compact"/>
         <w:numPr>
           <w:ilvl w:val="0"/>
           <w:numId w:val="1011"/>
         </w:numPr>
+        <w:pStyle w:val="Compact"/>
       </w:pPr>
       <w:r>
         <w:t xml:space="preserve">La coincidencia de sonidos al final de dos o más versos.</w:t>
@@ -2507,11 +3203,11 @@
     </w:p>
     <w:p>
       <w:pPr>
-        <w:pStyle w:val="Compact"/>
         <w:numPr>
           <w:ilvl w:val="0"/>
           <w:numId w:val="1011"/>
         </w:numPr>
+        <w:pStyle w:val="Compact"/>
       </w:pPr>
       <w:r>
         <w:t xml:space="preserve">Personificación.</w:t>
@@ -2519,11 +3215,11 @@
     </w:p>
     <w:p>
       <w:pPr>
-        <w:pStyle w:val="Compact"/>
         <w:numPr>
           <w:ilvl w:val="0"/>
           <w:numId w:val="1011"/>
         </w:numPr>
+        <w:pStyle w:val="Compact"/>
       </w:pPr>
       <w:r>
         <w:t xml:space="preserve">Comparación (también se acepta hipérbole; lo esencial es que reconozca el nexo</w:t>
@@ -2532,7 +3228,13 @@
         <w:t xml:space="preserve"> </w:t>
       </w:r>
       <w:r>
-        <w:t xml:space="preserve">“más… que”</w:t>
+        <w:t xml:space="preserve">“</w:t>
+      </w:r>
+      <w:r>
+        <w:t xml:space="preserve">más… que</w:t>
+      </w:r>
+      <w:r>
+        <w:t xml:space="preserve">”</w:t>
       </w:r>
       <w:r>
         <w:t xml:space="preserve">).</w:t>
@@ -2540,18 +3242,18 @@
     </w:p>
     <w:p>
       <w:pPr>
-        <w:pStyle w:val="Compact"/>
         <w:numPr>
           <w:ilvl w:val="0"/>
           <w:numId w:val="1011"/>
         </w:numPr>
+        <w:pStyle w:val="Compact"/>
       </w:pPr>
       <w:r>
         <w:t xml:space="preserve">La voz imaginaria que habla dentro del poema, distinta del poeta.</w:t>
       </w:r>
     </w:p>
-    <w:bookmarkEnd w:id="27"/>
-    <w:bookmarkStart w:id="28" w:name="sección-1-ahora-tú"/>
+    <w:bookmarkEnd w:id="44"/>
+    <w:bookmarkStart w:id="45" w:name="sección-1-ahora-tú"/>
     <w:p>
       <w:pPr>
         <w:pStyle w:val="Heading2"/>
@@ -2562,11 +3264,11 @@
     </w:p>
     <w:p>
       <w:pPr>
-        <w:pStyle w:val="Compact"/>
         <w:numPr>
           <w:ilvl w:val="0"/>
           <w:numId w:val="1012"/>
         </w:numPr>
+        <w:pStyle w:val="Compact"/>
       </w:pPr>
       <w:r>
         <w:t xml:space="preserve">No literarios: la receta y el manual. Literarios: la fábula y el poema.</w:t>
@@ -2574,11 +3276,11 @@
     </w:p>
     <w:p>
       <w:pPr>
-        <w:pStyle w:val="Compact"/>
         <w:numPr>
           <w:ilvl w:val="0"/>
           <w:numId w:val="1012"/>
         </w:numPr>
+        <w:pStyle w:val="Compact"/>
       </w:pPr>
       <w:r>
         <w:t xml:space="preserve">Al género dramático, porque está escrita en diálogos y con acotaciones, para ser representada.</w:t>
@@ -2586,11 +3288,11 @@
     </w:p>
     <w:p>
       <w:pPr>
-        <w:pStyle w:val="Compact"/>
         <w:numPr>
           <w:ilvl w:val="0"/>
           <w:numId w:val="1012"/>
         </w:numPr>
+        <w:pStyle w:val="Compact"/>
       </w:pPr>
       <w:r>
         <w:t xml:space="preserve">La protagonista es Emilia; la acción ocurre en un faro apagado.</w:t>
@@ -2598,11 +3300,11 @@
     </w:p>
     <w:p>
       <w:pPr>
-        <w:pStyle w:val="Compact"/>
         <w:numPr>
           <w:ilvl w:val="0"/>
           <w:numId w:val="1012"/>
         </w:numPr>
+        <w:pStyle w:val="Compact"/>
       </w:pPr>
       <w:r>
         <w:t xml:space="preserve">Es el inicio: presenta al personaje, el lugar y plantea el conflicto.</w:t>
@@ -2610,18 +3312,18 @@
     </w:p>
     <w:p>
       <w:pPr>
-        <w:pStyle w:val="Compact"/>
         <w:numPr>
           <w:ilvl w:val="0"/>
           <w:numId w:val="1012"/>
         </w:numPr>
+        <w:pStyle w:val="Compact"/>
       </w:pPr>
       <w:r>
         <w:t xml:space="preserve">Emilia encuentra un cuaderno con su propio nombre escrito, sin saber por qué está allí.</w:t>
       </w:r>
     </w:p>
-    <w:bookmarkEnd w:id="28"/>
-    <w:bookmarkStart w:id="29" w:name="sección-2-ahora-tú"/>
+    <w:bookmarkEnd w:id="45"/>
+    <w:bookmarkStart w:id="46" w:name="sección-2-ahora-tú"/>
     <w:p>
       <w:pPr>
         <w:pStyle w:val="Heading2"/>
@@ -2632,11 +3334,11 @@
     </w:p>
     <w:p>
       <w:pPr>
-        <w:pStyle w:val="Compact"/>
         <w:numPr>
           <w:ilvl w:val="0"/>
           <w:numId w:val="1013"/>
         </w:numPr>
+        <w:pStyle w:val="Compact"/>
       </w:pPr>
       <w:r>
         <w:t xml:space="preserve">3 estrofas y 12 versos.</w:t>
@@ -2644,23 +3346,29 @@
     </w:p>
     <w:p>
       <w:pPr>
-        <w:pStyle w:val="Compact"/>
         <w:numPr>
           <w:ilvl w:val="0"/>
           <w:numId w:val="1013"/>
         </w:numPr>
-      </w:pPr>
-      <w:r>
-        <w:t xml:space="preserve">“mi barco tiene la altura”</w:t>
-      </w:r>
-    </w:p>
-    <w:p>
-      <w:pPr>
-        <w:pStyle w:val="Compact"/>
+        <w:pStyle w:val="Compact"/>
+      </w:pPr>
+      <w:r>
+        <w:t xml:space="preserve">“</w:t>
+      </w:r>
+      <w:r>
+        <w:t xml:space="preserve">mi barco tiene la altura</w:t>
+      </w:r>
+      <w:r>
+        <w:t xml:space="preserve">”</w:t>
+      </w:r>
+    </w:p>
+    <w:p>
+      <w:pPr>
         <w:numPr>
           <w:ilvl w:val="0"/>
           <w:numId w:val="1013"/>
         </w:numPr>
+        <w:pStyle w:val="Compact"/>
       </w:pPr>
       <w:r>
         <w:t xml:space="preserve">Riman</w:t>
@@ -2669,7 +3377,13 @@
         <w:t xml:space="preserve"> </w:t>
       </w:r>
       <w:r>
-        <w:t xml:space="preserve">“sal”</w:t>
+        <w:t xml:space="preserve">“</w:t>
+      </w:r>
+      <w:r>
+        <w:t xml:space="preserve">sal</w:t>
+      </w:r>
+      <w:r>
+        <w:t xml:space="preserve">”</w:t>
       </w:r>
       <w:r>
         <w:t xml:space="preserve"> </w:t>
@@ -2681,7 +3395,13 @@
         <w:t xml:space="preserve"> </w:t>
       </w:r>
       <w:r>
-        <w:t xml:space="preserve">“mar”</w:t>
+        <w:t xml:space="preserve">“</w:t>
+      </w:r>
+      <w:r>
+        <w:t xml:space="preserve">mar</w:t>
+      </w:r>
+      <w:r>
+        <w:t xml:space="preserve">”</w:t>
       </w:r>
       <w:r>
         <w:t xml:space="preserve">: rima asonante (coincide solo la vocal a).</w:t>
@@ -2689,11 +3409,11 @@
     </w:p>
     <w:p>
       <w:pPr>
-        <w:pStyle w:val="Compact"/>
         <w:numPr>
           <w:ilvl w:val="0"/>
           <w:numId w:val="1013"/>
         </w:numPr>
+        <w:pStyle w:val="Compact"/>
       </w:pPr>
       <w:r>
         <w:t xml:space="preserve">Riman</w:t>
@@ -2702,7 +3422,13 @@
         <w:t xml:space="preserve"> </w:t>
       </w:r>
       <w:r>
-        <w:t xml:space="preserve">“timón”</w:t>
+        <w:t xml:space="preserve">“</w:t>
+      </w:r>
+      <w:r>
+        <w:t xml:space="preserve">timón</w:t>
+      </w:r>
+      <w:r>
+        <w:t xml:space="preserve">”</w:t>
       </w:r>
       <w:r>
         <w:t xml:space="preserve"> </w:t>
@@ -2714,7 +3440,13 @@
         <w:t xml:space="preserve"> </w:t>
       </w:r>
       <w:r>
-        <w:t xml:space="preserve">“corazón”</w:t>
+        <w:t xml:space="preserve">“</w:t>
+      </w:r>
+      <w:r>
+        <w:t xml:space="preserve">corazón</w:t>
+      </w:r>
+      <w:r>
+        <w:t xml:space="preserve">”</w:t>
       </w:r>
       <w:r>
         <w:t xml:space="preserve">: rima consonante.</w:t>
@@ -2722,18 +3454,18 @@
     </w:p>
     <w:p>
       <w:pPr>
-        <w:pStyle w:val="Compact"/>
         <w:numPr>
           <w:ilvl w:val="0"/>
           <w:numId w:val="1013"/>
         </w:numPr>
+        <w:pStyle w:val="Compact"/>
       </w:pPr>
       <w:r>
         <w:t xml:space="preserve">Respuesta abierta. Se evalúa que justifique con el contenido del verso, por ejemplo el cierre suave del último verso.</w:t>
       </w:r>
     </w:p>
-    <w:bookmarkEnd w:id="29"/>
-    <w:bookmarkStart w:id="30" w:name="sección-3-ahora-tú"/>
+    <w:bookmarkEnd w:id="46"/>
+    <w:bookmarkStart w:id="47" w:name="sección-3-ahora-tú"/>
     <w:p>
       <w:pPr>
         <w:pStyle w:val="Heading2"/>
@@ -2744,11 +3476,11 @@
     </w:p>
     <w:p>
       <w:pPr>
-        <w:pStyle w:val="Compact"/>
         <w:numPr>
           <w:ilvl w:val="0"/>
           <w:numId w:val="1014"/>
         </w:numPr>
+        <w:pStyle w:val="Compact"/>
       </w:pPr>
       <w:r>
         <w:t xml:space="preserve">Alguien pequeño, imaginativo, que juega con un barco de papel en un charco. No es el poeta.</w:t>
@@ -2756,11 +3488,11 @@
     </w:p>
     <w:p>
       <w:pPr>
-        <w:pStyle w:val="Compact"/>
         <w:numPr>
           <w:ilvl w:val="0"/>
           <w:numId w:val="1014"/>
         </w:numPr>
+        <w:pStyle w:val="Compact"/>
       </w:pPr>
       <w:r>
         <w:t xml:space="preserve">El barco de papel.</w:t>
@@ -2768,11 +3500,11 @@
     </w:p>
     <w:p>
       <w:pPr>
-        <w:pStyle w:val="Compact"/>
         <w:numPr>
           <w:ilvl w:val="0"/>
           <w:numId w:val="1014"/>
         </w:numPr>
+        <w:pStyle w:val="Compact"/>
       </w:pPr>
       <w:r>
         <w:t xml:space="preserve">Que la imaginación transforma lo pequeño en algo grandioso, y que siempre se puede volver a empezar.</w:t>
@@ -2780,11 +3512,11 @@
     </w:p>
     <w:p>
       <w:pPr>
-        <w:pStyle w:val="Compact"/>
         <w:numPr>
           <w:ilvl w:val="0"/>
           <w:numId w:val="1014"/>
         </w:numPr>
+        <w:pStyle w:val="Compact"/>
       </w:pPr>
       <w:r>
         <w:t xml:space="preserve">Cariño y orgullo. Se acepta cualquier justificación con verso, por ejemplo</w:t>
@@ -2793,7 +3525,13 @@
         <w:t xml:space="preserve"> </w:t>
       </w:r>
       <w:r>
-        <w:t xml:space="preserve">“mi barco, tan valiente”</w:t>
+        <w:t xml:space="preserve">“</w:t>
+      </w:r>
+      <w:r>
+        <w:t xml:space="preserve">mi barco, tan valiente</w:t>
+      </w:r>
+      <w:r>
+        <w:t xml:space="preserve">”</w:t>
       </w:r>
       <w:r>
         <w:t xml:space="preserve"> </w:t>
@@ -2805,7 +3543,13 @@
         <w:t xml:space="preserve"> </w:t>
       </w:r>
       <w:r>
-        <w:t xml:space="preserve">“de un dedo y un corazón”</w:t>
+        <w:t xml:space="preserve">“</w:t>
+      </w:r>
+      <w:r>
+        <w:t xml:space="preserve">de un dedo y un corazón</w:t>
+      </w:r>
+      <w:r>
+        <w:t xml:space="preserve">”</w:t>
       </w:r>
       <w:r>
         <w:t xml:space="preserve">.</w:t>
@@ -2813,18 +3557,18 @@
     </w:p>
     <w:p>
       <w:pPr>
-        <w:pStyle w:val="Compact"/>
         <w:numPr>
           <w:ilvl w:val="0"/>
           <w:numId w:val="1014"/>
         </w:numPr>
+        <w:pStyle w:val="Compact"/>
       </w:pPr>
       <w:r>
         <w:t xml:space="preserve">Que no se rinde: acepta que las cosas se deshagan y decide rehacerlas.</w:t>
       </w:r>
     </w:p>
-    <w:bookmarkEnd w:id="30"/>
-    <w:bookmarkStart w:id="31" w:name="sección-4-ahora-tú"/>
+    <w:bookmarkEnd w:id="47"/>
+    <w:bookmarkStart w:id="48" w:name="sección-4-ahora-tú"/>
     <w:p>
       <w:pPr>
         <w:pStyle w:val="Heading2"/>
@@ -2835,20 +3579,20 @@
     </w:p>
     <w:p>
       <w:pPr>
-        <w:pStyle w:val="Compact"/>
         <w:numPr>
           <w:ilvl w:val="0"/>
           <w:numId w:val="1015"/>
         </w:numPr>
-      </w:pPr>
-    </w:p>
-    <w:p>
-      <w:pPr>
-        <w:pStyle w:val="Compact"/>
+        <w:pStyle w:val="Compact"/>
+      </w:pPr>
+    </w:p>
+    <w:p>
+      <w:pPr>
         <w:numPr>
           <w:ilvl w:val="1"/>
           <w:numId w:val="1016"/>
         </w:numPr>
+        <w:pStyle w:val="Compact"/>
       </w:pPr>
       <w:r>
         <w:t xml:space="preserve">onomatopeya · b) personificación · c) metáfora · d) comparación · e) repetición · f) personificación</w:t>
@@ -2856,11 +3600,11 @@
     </w:p>
     <w:p>
       <w:pPr>
-        <w:pStyle w:val="Compact"/>
         <w:numPr>
           <w:ilvl w:val="0"/>
           <w:numId w:val="1015"/>
         </w:numPr>
+        <w:pStyle w:val="Compact"/>
       </w:pPr>
       <w:r>
         <w:t xml:space="preserve">2 estrofas, 8 versos. Riman cristal/carnaval (consonante) y gorrión/balcón (consonante).</w:t>
@@ -2868,11 +3612,11 @@
     </w:p>
     <w:p>
       <w:pPr>
-        <w:pStyle w:val="Compact"/>
         <w:numPr>
           <w:ilvl w:val="0"/>
           <w:numId w:val="1015"/>
         </w:numPr>
+        <w:pStyle w:val="Compact"/>
       </w:pPr>
       <w:r>
         <w:t xml:space="preserve">La alegría y la calma que produce escuchar la lluvia; la lluvia como algo que despierta la vida.</w:t>
@@ -2880,23 +3624,29 @@
     </w:p>
     <w:p>
       <w:pPr>
-        <w:pStyle w:val="Compact"/>
         <w:numPr>
           <w:ilvl w:val="0"/>
           <w:numId w:val="1015"/>
         </w:numPr>
-      </w:pPr>
-    </w:p>
-    <w:p>
-      <w:pPr>
-        <w:pStyle w:val="Compact"/>
+        <w:pStyle w:val="Compact"/>
+      </w:pPr>
+    </w:p>
+    <w:p>
+      <w:pPr>
         <w:numPr>
           <w:ilvl w:val="1"/>
           <w:numId w:val="1017"/>
         </w:numPr>
-      </w:pPr>
-      <w:r>
-        <w:t xml:space="preserve">“el cerro es un gigante dormido”</w:t>
+        <w:pStyle w:val="Compact"/>
+      </w:pPr>
+      <w:r>
+        <w:t xml:space="preserve">“</w:t>
+      </w:r>
+      <w:r>
+        <w:t xml:space="preserve">el cerro es un gigante dormido</w:t>
+      </w:r>
+      <w:r>
+        <w:t xml:space="preserve">”</w:t>
       </w:r>
       <w:r>
         <w:t xml:space="preserve"> </w:t>
@@ -2908,23 +3658,29 @@
         <w:t xml:space="preserve"> </w:t>
       </w:r>
       <w:r>
-        <w:t xml:space="preserve">“sus manos son dos pájaros”</w:t>
-      </w:r>
-    </w:p>
-    <w:p>
-      <w:pPr>
-        <w:pStyle w:val="Compact"/>
+        <w:t xml:space="preserve">“</w:t>
+      </w:r>
+      <w:r>
+        <w:t xml:space="preserve">sus manos son dos pájaros</w:t>
+      </w:r>
+      <w:r>
+        <w:t xml:space="preserve">”</w:t>
+      </w:r>
+    </w:p>
+    <w:p>
+      <w:pPr>
         <w:numPr>
           <w:ilvl w:val="0"/>
           <w:numId w:val="1015"/>
         </w:numPr>
+        <w:pStyle w:val="Compact"/>
       </w:pPr>
       <w:r>
         <w:t xml:space="preserve">Respuesta abierta. Se evalúa que la hipérbole exagere de manera evidente y que la personificación atribuya una acción humana.</w:t>
       </w:r>
     </w:p>
-    <w:bookmarkEnd w:id="31"/>
-    <w:bookmarkStart w:id="32" w:name="actividad-central"/>
+    <w:bookmarkEnd w:id="48"/>
+    <w:bookmarkStart w:id="49" w:name="actividad-central"/>
     <w:p>
       <w:pPr>
         <w:pStyle w:val="Heading2"/>
@@ -2946,6 +3702,7 @@
         <w:tblStyle w:val="Table"/>
         <w:tblW w:type="auto" w:w="0"/>
         <w:tblLook w:firstRow="1" w:lastRow="0" w:firstColumn="0" w:lastColumn="0" w:noHBand="0" w:noVBand="0" w:val="0020"/>
+        <w:jc w:val="start"/>
       </w:tblPr>
       <w:tblGrid>
         <w:gridCol w:w="3960"/>
@@ -2953,13 +3710,14 @@
       </w:tblGrid>
       <w:tr>
         <w:trPr>
-          <w:tblHeader w:val="on"/>
+          <w:tblHeader w:val="true"/>
         </w:trPr>
         <w:tc>
           <w:tcPr/>
           <w:p>
             <w:pPr>
               <w:pStyle w:val="Compact"/>
+              <w:jc w:val="left"/>
             </w:pPr>
             <w:r>
               <w:t xml:space="preserve">Criterio</w:t>
@@ -2971,6 +3729,7 @@
           <w:p>
             <w:pPr>
               <w:pStyle w:val="Compact"/>
+              <w:jc w:val="left"/>
             </w:pPr>
             <w:r>
               <w:t xml:space="preserve">Puntos</w:t>
@@ -2984,6 +3743,7 @@
           <w:p>
             <w:pPr>
               <w:pStyle w:val="Compact"/>
+              <w:jc w:val="left"/>
             </w:pPr>
             <w:r>
               <w:t xml:space="preserve">Dos estrofas de cuatro versos</w:t>
@@ -2995,6 +3755,7 @@
           <w:p>
             <w:pPr>
               <w:pStyle w:val="Compact"/>
+              <w:jc w:val="left"/>
             </w:pPr>
             <w:r>
               <w:t xml:space="preserve">1</w:t>
@@ -3008,6 +3769,7 @@
           <w:p>
             <w:pPr>
               <w:pStyle w:val="Compact"/>
+              <w:jc w:val="left"/>
             </w:pPr>
             <w:r>
               <w:t xml:space="preserve">Rima entre el segundo y el cuarto verso</w:t>
@@ -3019,6 +3781,7 @@
           <w:p>
             <w:pPr>
               <w:pStyle w:val="Compact"/>
+              <w:jc w:val="left"/>
             </w:pPr>
             <w:r>
               <w:t xml:space="preserve">1</w:t>
@@ -3032,6 +3795,7 @@
           <w:p>
             <w:pPr>
               <w:pStyle w:val="Compact"/>
+              <w:jc w:val="left"/>
             </w:pPr>
             <w:r>
               <w:t xml:space="preserve">Tres o más figuras literarias distintas</w:t>
@@ -3043,6 +3807,7 @@
           <w:p>
             <w:pPr>
               <w:pStyle w:val="Compact"/>
+              <w:jc w:val="left"/>
             </w:pPr>
             <w:r>
               <w:t xml:space="preserve">2</w:t>
@@ -3056,6 +3821,7 @@
           <w:p>
             <w:pPr>
               <w:pStyle w:val="Compact"/>
+              <w:jc w:val="left"/>
             </w:pPr>
             <w:r>
               <w:t xml:space="preserve">Título pertinente</w:t>
@@ -3067,6 +3833,7 @@
           <w:p>
             <w:pPr>
               <w:pStyle w:val="Compact"/>
+              <w:jc w:val="left"/>
             </w:pPr>
             <w:r>
               <w:t xml:space="preserve">1</w:t>
@@ -3080,6 +3847,7 @@
           <w:p>
             <w:pPr>
               <w:pStyle w:val="Compact"/>
+              <w:jc w:val="left"/>
             </w:pPr>
             <w:r>
               <w:t xml:space="preserve">Ficha completa y coherente con el poema</w:t>
@@ -3091,6 +3859,7 @@
           <w:p>
             <w:pPr>
               <w:pStyle w:val="Compact"/>
+              <w:jc w:val="left"/>
             </w:pPr>
             <w:r>
               <w:t xml:space="preserve">1</w:t>
@@ -3099,8 +3868,8 @@
         </w:tc>
       </w:tr>
     </w:tbl>
-    <w:bookmarkEnd w:id="32"/>
-    <w:bookmarkStart w:id="33" w:name="evaluación-integradora-1"/>
+    <w:bookmarkEnd w:id="49"/>
+    <w:bookmarkStart w:id="50" w:name="evaluación-integradora-1"/>
     <w:p>
       <w:pPr>
         <w:pStyle w:val="Heading2"/>
@@ -3111,11 +3880,11 @@
     </w:p>
     <w:p>
       <w:pPr>
-        <w:pStyle w:val="Compact"/>
         <w:numPr>
           <w:ilvl w:val="0"/>
           <w:numId w:val="1018"/>
         </w:numPr>
+        <w:pStyle w:val="Compact"/>
       </w:pPr>
       <w:r>
         <w:t xml:space="preserve">2 estrofas, 8 versos.</w:t>
@@ -3123,11 +3892,11 @@
     </w:p>
     <w:p>
       <w:pPr>
-        <w:pStyle w:val="Compact"/>
         <w:numPr>
           <w:ilvl w:val="0"/>
           <w:numId w:val="1018"/>
         </w:numPr>
+        <w:pStyle w:val="Compact"/>
       </w:pPr>
       <w:r>
         <w:t xml:space="preserve">Riman</w:t>
@@ -3136,7 +3905,13 @@
         <w:t xml:space="preserve"> </w:t>
       </w:r>
       <w:r>
-        <w:t xml:space="preserve">“mesón”</w:t>
+        <w:t xml:space="preserve">“</w:t>
+      </w:r>
+      <w:r>
+        <w:t xml:space="preserve">mesón</w:t>
+      </w:r>
+      <w:r>
+        <w:t xml:space="preserve">”</w:t>
       </w:r>
       <w:r>
         <w:t xml:space="preserve"> </w:t>
@@ -3148,7 +3923,13 @@
         <w:t xml:space="preserve"> </w:t>
       </w:r>
       <w:r>
-        <w:t xml:space="preserve">“cordón”</w:t>
+        <w:t xml:space="preserve">“</w:t>
+      </w:r>
+      <w:r>
+        <w:t xml:space="preserve">cordón</w:t>
+      </w:r>
+      <w:r>
+        <w:t xml:space="preserve">”</w:t>
       </w:r>
       <w:r>
         <w:t xml:space="preserve"> </w:t>
@@ -3160,7 +3941,13 @@
         <w:t xml:space="preserve"> </w:t>
       </w:r>
       <w:r>
-        <w:t xml:space="preserve">“nevando”</w:t>
+        <w:t xml:space="preserve">“</w:t>
+      </w:r>
+      <w:r>
+        <w:t xml:space="preserve">nevando</w:t>
+      </w:r>
+      <w:r>
+        <w:t xml:space="preserve">”</w:t>
       </w:r>
       <w:r>
         <w:t xml:space="preserve"> </w:t>
@@ -3172,7 +3959,13 @@
         <w:t xml:space="preserve"> </w:t>
       </w:r>
       <w:r>
-        <w:t xml:space="preserve">“refunfuñando”</w:t>
+        <w:t xml:space="preserve">“</w:t>
+      </w:r>
+      <w:r>
+        <w:t xml:space="preserve">refunfuñando</w:t>
+      </w:r>
+      <w:r>
+        <w:t xml:space="preserve">”</w:t>
       </w:r>
       <w:r>
         <w:t xml:space="preserve"> </w:t>
@@ -3184,7 +3977,13 @@
         <w:t xml:space="preserve"> </w:t>
       </w:r>
       <w:r>
-        <w:t xml:space="preserve">“cordón”</w:t>
+        <w:t xml:space="preserve">“</w:t>
+      </w:r>
+      <w:r>
+        <w:t xml:space="preserve">cordón</w:t>
+      </w:r>
+      <w:r>
+        <w:t xml:space="preserve">”</w:t>
       </w:r>
       <w:r>
         <w:t xml:space="preserve"> </w:t>
@@ -3196,7 +3995,13 @@
         <w:t xml:space="preserve"> </w:t>
       </w:r>
       <w:r>
-        <w:t xml:space="preserve">“ladrón”</w:t>
+        <w:t xml:space="preserve">“</w:t>
+      </w:r>
+      <w:r>
+        <w:t xml:space="preserve">ladrón</w:t>
+      </w:r>
+      <w:r>
+        <w:t xml:space="preserve">”</w:t>
       </w:r>
       <w:r>
         <w:t xml:space="preserve">.</w:t>
@@ -3204,11 +4009,11 @@
     </w:p>
     <w:p>
       <w:pPr>
-        <w:pStyle w:val="Compact"/>
         <w:numPr>
           <w:ilvl w:val="0"/>
           <w:numId w:val="1018"/>
         </w:numPr>
+        <w:pStyle w:val="Compact"/>
       </w:pPr>
       <w:r>
         <w:t xml:space="preserve">Alguien que observa a su abuela en la cocina, probablemente un nieto o nieta.</w:t>
@@ -3216,11 +4021,11 @@
     </w:p>
     <w:p>
       <w:pPr>
-        <w:pStyle w:val="Compact"/>
         <w:numPr>
           <w:ilvl w:val="0"/>
           <w:numId w:val="1018"/>
         </w:numPr>
+        <w:pStyle w:val="Compact"/>
       </w:pPr>
       <w:r>
         <w:t xml:space="preserve">Los frascos de conserva de la abuela, o el verano guardado.</w:t>
@@ -3228,11 +4033,11 @@
     </w:p>
     <w:p>
       <w:pPr>
-        <w:pStyle w:val="Compact"/>
         <w:numPr>
           <w:ilvl w:val="0"/>
           <w:numId w:val="1018"/>
         </w:numPr>
+        <w:pStyle w:val="Compact"/>
       </w:pPr>
       <w:r>
         <w:t xml:space="preserve">El afecto por la abuela y la idea de que la comida casera conserva los recuerdos y vence al frío.</w:t>
@@ -3240,11 +4045,11 @@
     </w:p>
     <w:p>
       <w:pPr>
-        <w:pStyle w:val="Compact"/>
         <w:numPr>
           <w:ilvl w:val="0"/>
           <w:numId w:val="1018"/>
         </w:numPr>
+        <w:pStyle w:val="Compact"/>
       </w:pPr>
       <w:r>
         <w:t xml:space="preserve">Metáfora: los frascos de conserva guardan la fruta del verano, y con ella el recuerdo de esa estación.</w:t>
@@ -3252,11 +4057,11 @@
     </w:p>
     <w:p>
       <w:pPr>
-        <w:pStyle w:val="Compact"/>
         <w:numPr>
           <w:ilvl w:val="0"/>
           <w:numId w:val="1018"/>
         </w:numPr>
+        <w:pStyle w:val="Compact"/>
       </w:pPr>
       <w:r>
         <w:t xml:space="preserve">A los duraznos en almíbar, redondos y dorados como pequeños soles, con la tapa y el cordón del frasco.</w:t>
@@ -3264,23 +4069,35 @@
     </w:p>
     <w:p>
       <w:pPr>
-        <w:pStyle w:val="Compact"/>
         <w:numPr>
           <w:ilvl w:val="0"/>
           <w:numId w:val="1018"/>
         </w:numPr>
+        <w:pStyle w:val="Compact"/>
       </w:pPr>
       <w:r>
         <w:t xml:space="preserve">Metáfora (</w:t>
       </w:r>
       <w:r>
-        <w:t xml:space="preserve">“el invierno, ese ladrón”</w:t>
+        <w:t xml:space="preserve">“</w:t>
+      </w:r>
+      <w:r>
+        <w:t xml:space="preserve">el invierno, ese ladrón</w:t>
+      </w:r>
+      <w:r>
+        <w:t xml:space="preserve">”</w:t>
       </w:r>
       <w:r>
         <w:t xml:space="preserve">) y personificación (</w:t>
       </w:r>
       <w:r>
-        <w:t xml:space="preserve">“se va refunfuñando”</w:t>
+        <w:t xml:space="preserve">“</w:t>
+      </w:r>
+      <w:r>
+        <w:t xml:space="preserve">se va refunfuñando</w:t>
+      </w:r>
+      <w:r>
+        <w:t xml:space="preserve">”</w:t>
       </w:r>
       <w:r>
         <w:t xml:space="preserve">).</w:t>
@@ -3288,11 +4105,11 @@
     </w:p>
     <w:p>
       <w:pPr>
-        <w:pStyle w:val="Compact"/>
         <w:numPr>
           <w:ilvl w:val="0"/>
           <w:numId w:val="1018"/>
         </w:numPr>
+        <w:pStyle w:val="Compact"/>
       </w:pPr>
       <w:r>
         <w:t xml:space="preserve">Al género lírico: está escrito en verso y estrofas, y expresa sentimientos a través de un hablante lírico.</w:t>
@@ -3300,11 +4117,11 @@
     </w:p>
     <w:p>
       <w:pPr>
-        <w:pStyle w:val="Compact"/>
         <w:numPr>
           <w:ilvl w:val="0"/>
           <w:numId w:val="1018"/>
         </w:numPr>
+        <w:pStyle w:val="Compact"/>
       </w:pPr>
       <w:r>
         <w:t xml:space="preserve">Respuesta abierta. Se evalúa que el verso rime en</w:t>
@@ -3313,7 +4130,13 @@
         <w:t xml:space="preserve"> </w:t>
       </w:r>
       <w:r>
-        <w:t xml:space="preserve">“-ando”</w:t>
+        <w:t xml:space="preserve">“</w:t>
+      </w:r>
+      <w:r>
+        <w:t xml:space="preserve">-ando</w:t>
+      </w:r>
+      <w:r>
+        <w:t xml:space="preserve">”</w:t>
       </w:r>
       <w:r>
         <w:t xml:space="preserve"> </w:t>
@@ -3322,8 +4145,8 @@
         <w:t xml:space="preserve">y que tenga sentido con el poema.</w:t>
       </w:r>
     </w:p>
-    <w:bookmarkEnd w:id="33"/>
-    <w:bookmarkStart w:id="34" w:name="tabla-de-remediación"/>
+    <w:bookmarkEnd w:id="50"/>
+    <w:bookmarkStart w:id="51" w:name="tabla-de-remediación"/>
     <w:p>
       <w:pPr>
         <w:pStyle w:val="Heading2"/>
@@ -3336,8 +4159,8 @@
       <w:tblPr>
         <w:tblStyle w:val="Table"/>
         <w:tblW w:type="pct" w:w="5000"/>
-        <w:tblLayout w:type="fixed"/>
         <w:tblLook w:firstRow="1" w:lastRow="0" w:firstColumn="0" w:lastColumn="0" w:noHBand="0" w:noVBand="0" w:val="0020"/>
+        <w:jc w:val="start"/>
       </w:tblPr>
       <w:tblGrid>
         <w:gridCol w:w="2640"/>
@@ -3346,13 +4169,14 @@
       </w:tblGrid>
       <w:tr>
         <w:trPr>
-          <w:tblHeader w:val="on"/>
+          <w:tblHeader w:val="true"/>
         </w:trPr>
         <w:tc>
           <w:tcPr/>
           <w:p>
             <w:pPr>
               <w:pStyle w:val="Compact"/>
+              <w:jc w:val="left"/>
             </w:pPr>
             <w:r>
               <w:t xml:space="preserve">Si falló en…</w:t>
@@ -3364,6 +4188,7 @@
           <w:p>
             <w:pPr>
               <w:pStyle w:val="Compact"/>
+              <w:jc w:val="left"/>
             </w:pPr>
             <w:r>
               <w:t xml:space="preserve">Volver a…</w:t>
@@ -3375,6 +4200,7 @@
           <w:p>
             <w:pPr>
               <w:pStyle w:val="Compact"/>
+              <w:jc w:val="left"/>
             </w:pPr>
             <w:r>
               <w:t xml:space="preserve">Refuerzo sugerido</w:t>
@@ -3388,6 +4214,7 @@
           <w:p>
             <w:pPr>
               <w:pStyle w:val="Compact"/>
+              <w:jc w:val="left"/>
             </w:pPr>
             <w:r>
               <w:t xml:space="preserve">Pregunta 9</w:t>
@@ -3399,6 +4226,7 @@
           <w:p>
             <w:pPr>
               <w:pStyle w:val="Compact"/>
+              <w:jc w:val="left"/>
             </w:pPr>
             <w:r>
               <w:t xml:space="preserve">Sección 1</w:t>
@@ -3410,6 +4238,7 @@
           <w:p>
             <w:pPr>
               <w:pStyle w:val="Compact"/>
+              <w:jc w:val="left"/>
             </w:pPr>
             <w:r>
               <w:t xml:space="preserve">Clasificar cinco textos del hogar en literarios y no literarios</w:t>
@@ -3423,6 +4252,7 @@
           <w:p>
             <w:pPr>
               <w:pStyle w:val="Compact"/>
+              <w:jc w:val="left"/>
             </w:pPr>
             <w:r>
               <w:t xml:space="preserve">Preguntas 1, 2, 10</w:t>
@@ -3434,6 +4264,7 @@
           <w:p>
             <w:pPr>
               <w:pStyle w:val="Compact"/>
+              <w:jc w:val="left"/>
             </w:pPr>
             <w:r>
               <w:t xml:space="preserve">Sección 2</w:t>
@@ -3445,6 +4276,7 @@
           <w:p>
             <w:pPr>
               <w:pStyle w:val="Compact"/>
+              <w:jc w:val="left"/>
             </w:pPr>
             <w:r>
               <w:t xml:space="preserve">Contar versos y marcar rimas en tres poemas distintos</w:t>
@@ -3458,6 +4290,7 @@
           <w:p>
             <w:pPr>
               <w:pStyle w:val="Compact"/>
+              <w:jc w:val="left"/>
             </w:pPr>
             <w:r>
               <w:t xml:space="preserve">Preguntas 3, 4, 5</w:t>
@@ -3469,6 +4302,7 @@
           <w:p>
             <w:pPr>
               <w:pStyle w:val="Compact"/>
+              <w:jc w:val="left"/>
             </w:pPr>
             <w:r>
               <w:t xml:space="preserve">Sección 3</w:t>
@@ -3480,6 +4314,7 @@
           <w:p>
             <w:pPr>
               <w:pStyle w:val="Compact"/>
+              <w:jc w:val="left"/>
             </w:pPr>
             <w:r>
               <w:t xml:space="preserve">Preguntarse</w:t>
@@ -3488,7 +4323,13 @@
               <w:t xml:space="preserve"> </w:t>
             </w:r>
             <w:r>
-              <w:t xml:space="preserve">“¿quién habla?”</w:t>
+              <w:t xml:space="preserve">“</w:t>
+            </w:r>
+            <w:r>
+              <w:t xml:space="preserve">¿quién habla?</w:t>
+            </w:r>
+            <w:r>
+              <w:t xml:space="preserve">”</w:t>
             </w:r>
             <w:r>
               <w:t xml:space="preserve"> </w:t>
@@ -3500,7 +4341,13 @@
               <w:t xml:space="preserve"> </w:t>
             </w:r>
             <w:r>
-              <w:t xml:space="preserve">“¿qué siente?”</w:t>
+              <w:t xml:space="preserve">“</w:t>
+            </w:r>
+            <w:r>
+              <w:t xml:space="preserve">¿qué siente?</w:t>
+            </w:r>
+            <w:r>
+              <w:t xml:space="preserve">”</w:t>
             </w:r>
             <w:r>
               <w:t xml:space="preserve"> </w:t>
@@ -3517,6 +4364,7 @@
           <w:p>
             <w:pPr>
               <w:pStyle w:val="Compact"/>
+              <w:jc w:val="left"/>
             </w:pPr>
             <w:r>
               <w:t xml:space="preserve">Preguntas 6, 7, 8</w:t>
@@ -3528,6 +4376,7 @@
           <w:p>
             <w:pPr>
               <w:pStyle w:val="Compact"/>
+              <w:jc w:val="left"/>
             </w:pPr>
             <w:r>
               <w:t xml:space="preserve">Sección 4</w:t>
@@ -3539,6 +4388,7 @@
           <w:p>
             <w:pPr>
               <w:pStyle w:val="Compact"/>
+              <w:jc w:val="left"/>
             </w:pPr>
             <w:r>
               <w:t xml:space="preserve">Buscar figuras literarias en letras de canciones</w:t>
@@ -3553,8 +4403,8 @@
       </w:pPr>
       <w:r>
         <w:rPr>
+          <w:bCs/>
           <w:b/>
-          <w:bCs/>
         </w:rPr>
         <w:t xml:space="preserve">Puntaje total: 10 puntos.</w:t>
       </w:r>
@@ -3565,13 +4415,9 @@
         <w:t xml:space="preserve">8 o más indica dominio del contenido; entre 6 y 7, repaso focalizado; menos de 6, rehacer las secciones marcadas.</w:t>
       </w:r>
     </w:p>
-    <w:bookmarkEnd w:id="34"/>
-    <w:bookmarkEnd w:id="35"/>
-    <w:sectPr>
-      <w:footnotePr>
-        <w:numRestart w:val="eachSect"/>
-      </w:footnotePr>
-    </w:sectPr>
+    <w:bookmarkEnd w:id="51"/>
+    <w:bookmarkEnd w:id="52"/>
+    <w:sectPr/>
   </w:body>
 </w:document>
 </file>
@@ -3602,14 +4448,14 @@
 <file path=word/numbering.xml><?xml version="1.0" encoding="utf-8"?>
 <w:numbering xmlns:w="http://schemas.openxmlformats.org/wordprocessingml/2006/main">
   <w:abstractNum w:abstractNumId="990">
-    <w:nsid w:val="0000A990"/>
+    <w:nsid w:val="A990"/>
     <w:multiLevelType w:val="multilevel"/>
     <w:lvl w:ilvl="0">
       <w:numFmt w:val="bullet"/>
       <w:lvlText w:val=" "/>
       <w:lvlJc w:val="left"/>
       <w:pPr>
-        <w:ind w:left="720" w:hanging="360"/>
+        <w:ind w:left="720" w:hanging="480"/>
       </w:pPr>
     </w:lvl>
     <w:lvl w:ilvl="1">
@@ -3617,7 +4463,7 @@
       <w:lvlText w:val=" "/>
       <w:lvlJc w:val="left"/>
       <w:pPr>
-        <w:ind w:left="1440" w:hanging="360"/>
+        <w:ind w:left="1440" w:hanging="480"/>
       </w:pPr>
     </w:lvl>
     <w:lvl w:ilvl="2">
@@ -3625,7 +4471,7 @@
       <w:lvlText w:val=" "/>
       <w:lvlJc w:val="left"/>
       <w:pPr>
-        <w:ind w:left="2160" w:hanging="360"/>
+        <w:ind w:left="2160" w:hanging="480"/>
       </w:pPr>
     </w:lvl>
     <w:lvl w:ilvl="3">
@@ -3633,7 +4479,7 @@
       <w:lvlText w:val=" "/>
       <w:lvlJc w:val="left"/>
       <w:pPr>
-        <w:ind w:left="2880" w:hanging="360"/>
+        <w:ind w:left="2880" w:hanging="480"/>
       </w:pPr>
     </w:lvl>
     <w:lvl w:ilvl="4">
@@ -3641,7 +4487,7 @@
       <w:lvlText w:val=" "/>
       <w:lvlJc w:val="left"/>
       <w:pPr>
-        <w:ind w:left="3600" w:hanging="360"/>
+        <w:ind w:left="3600" w:hanging="480"/>
       </w:pPr>
     </w:lvl>
     <w:lvl w:ilvl="5">
@@ -3649,7 +4495,7 @@
       <w:lvlText w:val=" "/>
       <w:lvlJc w:val="left"/>
       <w:pPr>
-        <w:ind w:left="4320" w:hanging="360"/>
+        <w:ind w:left="4320" w:hanging="480"/>
       </w:pPr>
     </w:lvl>
     <w:lvl w:ilvl="6">
@@ -3657,7 +4503,7 @@
       <w:lvlText w:val=" "/>
       <w:lvlJc w:val="left"/>
       <w:pPr>
-        <w:ind w:left="5040" w:hanging="360"/>
+        <w:ind w:left="5040" w:hanging="480"/>
       </w:pPr>
     </w:lvl>
     <w:lvl w:ilvl="7">
@@ -3665,7 +4511,7 @@
       <w:lvlText w:val=" "/>
       <w:lvlJc w:val="left"/>
       <w:pPr>
-        <w:ind w:left="5760" w:hanging="360"/>
+        <w:ind w:left="5760" w:hanging="480"/>
       </w:pPr>
     </w:lvl>
     <w:lvl w:ilvl="8">
@@ -3673,115 +4519,88 @@
       <w:lvlText w:val=" "/>
       <w:lvlJc w:val="left"/>
       <w:pPr>
-        <w:ind w:left="6480" w:hanging="360"/>
+        <w:ind w:left="6480" w:hanging="480"/>
       </w:pPr>
     </w:lvl>
   </w:abstractNum>
   <w:abstractNum w:abstractNumId="991">
-    <w:nsid w:val="0000A991"/>
+    <w:nsid w:val="A991"/>
     <w:multiLevelType w:val="multilevel"/>
     <w:lvl w:ilvl="0">
       <w:numFmt w:val="bullet"/>
-      <w:lvlText w:val=""/>
+      <w:lvlText w:val="•"/>
       <w:lvlJc w:val="left"/>
       <w:pPr>
-        <w:ind w:left="720" w:hanging="360"/>
-      </w:pPr>
-      <w:rPr>
-        <w:rFonts w:ascii="Symbol" w:hAnsi="Symbol" w:cs="Symbol" w:hint="default"/>
-      </w:rPr>
+        <w:ind w:left="720" w:hanging="480"/>
+      </w:pPr>
     </w:lvl>
     <w:lvl w:ilvl="1">
       <w:numFmt w:val="bullet"/>
-      <w:lvlText w:val="o"/>
+      <w:lvlText w:val="–"/>
       <w:lvlJc w:val="left"/>
       <w:pPr>
-        <w:ind w:left="1440" w:hanging="360"/>
-      </w:pPr>
-      <w:rPr>
-        <w:rFonts w:ascii="Courier New" w:hAnsi="Courier New" w:cs="Courier New" w:hint="default"/>
-      </w:rPr>
+        <w:ind w:left="1440" w:hanging="480"/>
+      </w:pPr>
     </w:lvl>
     <w:lvl w:ilvl="2">
       <w:numFmt w:val="bullet"/>
-      <w:lvlText w:val=""/>
+      <w:lvlText w:val="•"/>
       <w:lvlJc w:val="left"/>
       <w:pPr>
-        <w:ind w:left="2160" w:hanging="360"/>
-      </w:pPr>
-      <w:rPr>
-        <w:rFonts w:ascii="Wingdings" w:hAnsi="Wingdings" w:cs="Wingdings" w:hint="default"/>
-      </w:rPr>
+        <w:ind w:left="2160" w:hanging="480"/>
+      </w:pPr>
     </w:lvl>
     <w:lvl w:ilvl="3">
       <w:numFmt w:val="bullet"/>
-      <w:lvlText w:val=""/>
+      <w:lvlText w:val="–"/>
       <w:lvlJc w:val="left"/>
       <w:pPr>
-        <w:ind w:left="2880" w:hanging="360"/>
-      </w:pPr>
-      <w:rPr>
-        <w:rFonts w:ascii="Symbol" w:hAnsi="Symbol" w:cs="Symbol" w:hint="default"/>
-      </w:rPr>
+        <w:ind w:left="2880" w:hanging="480"/>
+      </w:pPr>
     </w:lvl>
     <w:lvl w:ilvl="4">
       <w:numFmt w:val="bullet"/>
-      <w:lvlText w:val="o"/>
+      <w:lvlText w:val="•"/>
       <w:lvlJc w:val="left"/>
       <w:pPr>
-        <w:ind w:left="3600" w:hanging="360"/>
-      </w:pPr>
-      <w:rPr>
-        <w:rFonts w:ascii="Courier New" w:hAnsi="Courier New" w:cs="Courier New" w:hint="default"/>
-      </w:rPr>
+        <w:ind w:left="3600" w:hanging="480"/>
+      </w:pPr>
     </w:lvl>
     <w:lvl w:ilvl="5">
       <w:numFmt w:val="bullet"/>
-      <w:lvlText w:val=""/>
+      <w:lvlText w:val="–"/>
       <w:lvlJc w:val="left"/>
       <w:pPr>
-        <w:ind w:left="4320" w:hanging="360"/>
-      </w:pPr>
-      <w:rPr>
-        <w:rFonts w:ascii="Wingdings" w:hAnsi="Wingdings" w:cs="Wingdings" w:hint="default"/>
-      </w:rPr>
+        <w:ind w:left="4320" w:hanging="480"/>
+      </w:pPr>
     </w:lvl>
     <w:lvl w:ilvl="6">
       <w:numFmt w:val="bullet"/>
-      <w:lvlText w:val=""/>
+      <w:lvlText w:val="•"/>
       <w:lvlJc w:val="left"/>
       <w:pPr>
-        <w:ind w:left="5040" w:hanging="360"/>
-      </w:pPr>
-      <w:rPr>
-        <w:rFonts w:ascii="Symbol" w:hAnsi="Symbol" w:cs="Symbol" w:hint="default"/>
-      </w:rPr>
+        <w:ind w:left="5040" w:hanging="480"/>
+      </w:pPr>
     </w:lvl>
     <w:lvl w:ilvl="7">
       <w:numFmt w:val="bullet"/>
-      <w:lvlText w:val="o"/>
+      <w:lvlText w:val="–"/>
       <w:lvlJc w:val="left"/>
       <w:pPr>
-        <w:ind w:left="5760" w:hanging="360"/>
-      </w:pPr>
-      <w:rPr>
-        <w:rFonts w:ascii="Courier New" w:hAnsi="Courier New" w:cs="Courier New" w:hint="default"/>
-      </w:rPr>
+        <w:ind w:left="5760" w:hanging="480"/>
+      </w:pPr>
     </w:lvl>
     <w:lvl w:ilvl="8">
       <w:numFmt w:val="bullet"/>
-      <w:lvlText w:val=""/>
+      <w:lvlText w:val="•"/>
       <w:lvlJc w:val="left"/>
       <w:pPr>
-        <w:ind w:left="6480" w:hanging="360"/>
-      </w:pPr>
-      <w:rPr>
-        <w:rFonts w:ascii="Wingdings" w:hAnsi="Wingdings" w:cs="Wingdings" w:hint="default"/>
-      </w:rPr>
+        <w:ind w:left="6480" w:hanging="480"/>
+      </w:pPr>
     </w:lvl>
   </w:abstractNum>
   <w:abstractNum w:abstractNumId="99411">
-    <w:nsid w:val="00A99411"/>
+    <w:nsid w:val="A99411"/>
     <w:multiLevelType w:val="multilevel"/>
     <w:lvl w:ilvl="0">
       <w:start w:val="1"/>
@@ -3789,7 +4608,7 @@
       <w:lvlText w:val="%1."/>
       <w:lvlJc w:val="left"/>
       <w:pPr>
-        <w:ind w:left="720" w:hanging="360"/>
+        <w:ind w:left="720" w:hanging="480"/>
       </w:pPr>
     </w:lvl>
     <w:lvl w:ilvl="1">
@@ -3798,7 +4617,7 @@
       <w:lvlText w:val="%2."/>
       <w:lvlJc w:val="left"/>
       <w:pPr>
-        <w:ind w:left="1440" w:hanging="360"/>
+        <w:ind w:left="1440" w:hanging="480"/>
       </w:pPr>
     </w:lvl>
     <w:lvl w:ilvl="2">
@@ -3807,7 +4626,7 @@
       <w:lvlText w:val="%3."/>
       <w:lvlJc w:val="left"/>
       <w:pPr>
-        <w:ind w:left="2160" w:hanging="360"/>
+        <w:ind w:left="2160" w:hanging="480"/>
       </w:pPr>
     </w:lvl>
     <w:lvl w:ilvl="3">
@@ -3816,7 +4635,7 @@
       <w:lvlText w:val="%4."/>
       <w:lvlJc w:val="left"/>
       <w:pPr>
-        <w:ind w:left="2880" w:hanging="360"/>
+        <w:ind w:left="2880" w:hanging="480"/>
       </w:pPr>
     </w:lvl>
     <w:lvl w:ilvl="4">
@@ -3825,7 +4644,7 @@
       <w:lvlText w:val="%5."/>
       <w:lvlJc w:val="left"/>
       <w:pPr>
-        <w:ind w:left="3600" w:hanging="360"/>
+        <w:ind w:left="3600" w:hanging="480"/>
       </w:pPr>
     </w:lvl>
     <w:lvl w:ilvl="5">
@@ -3834,7 +4653,7 @@
       <w:lvlText w:val="%6."/>
       <w:lvlJc w:val="left"/>
       <w:pPr>
-        <w:ind w:left="4320" w:hanging="360"/>
+        <w:ind w:left="4320" w:hanging="480"/>
       </w:pPr>
     </w:lvl>
     <w:lvl w:ilvl="6">
@@ -3843,7 +4662,7 @@
       <w:lvlText w:val="%7."/>
       <w:lvlJc w:val="left"/>
       <w:pPr>
-        <w:ind w:left="5040" w:hanging="360"/>
+        <w:ind w:left="5040" w:hanging="480"/>
       </w:pPr>
     </w:lvl>
     <w:lvl w:ilvl="7">
@@ -3852,7 +4671,7 @@
       <w:lvlText w:val="%8."/>
       <w:lvlJc w:val="left"/>
       <w:pPr>
-        <w:ind w:left="5760" w:hanging="360"/>
+        <w:ind w:left="5760" w:hanging="480"/>
       </w:pPr>
     </w:lvl>
     <w:lvl w:ilvl="8">
@@ -3861,12 +4680,12 @@
       <w:lvlText w:val="%9."/>
       <w:lvlJc w:val="left"/>
       <w:pPr>
-        <w:ind w:left="6480" w:hanging="360"/>
+        <w:ind w:left="6480" w:hanging="480"/>
       </w:pPr>
     </w:lvl>
   </w:abstractNum>
   <w:abstractNum w:abstractNumId="99721">
-    <w:nsid w:val="00A99721"/>
+    <w:nsid w:val="A99721"/>
     <w:multiLevelType w:val="multilevel"/>
     <w:lvl w:ilvl="0">
       <w:start w:val="1"/>
@@ -3874,7 +4693,7 @@
       <w:lvlText w:val="%1)"/>
       <w:lvlJc w:val="left"/>
       <w:pPr>
-        <w:ind w:left="720" w:hanging="360"/>
+        <w:ind w:left="720" w:hanging="480"/>
       </w:pPr>
     </w:lvl>
     <w:lvl w:ilvl="1">
@@ -3883,7 +4702,7 @@
       <w:lvlText w:val="%2)"/>
       <w:lvlJc w:val="left"/>
       <w:pPr>
-        <w:ind w:left="1440" w:hanging="360"/>
+        <w:ind w:left="1440" w:hanging="480"/>
       </w:pPr>
     </w:lvl>
     <w:lvl w:ilvl="2">
@@ -3892,7 +4711,7 @@
       <w:lvlText w:val="%3)"/>
       <w:lvlJc w:val="left"/>
       <w:pPr>
-        <w:ind w:left="2160" w:hanging="360"/>
+        <w:ind w:left="2160" w:hanging="480"/>
       </w:pPr>
     </w:lvl>
     <w:lvl w:ilvl="3">
@@ -3901,7 +4720,7 @@
       <w:lvlText w:val="%4)"/>
       <w:lvlJc w:val="left"/>
       <w:pPr>
-        <w:ind w:left="2880" w:hanging="360"/>
+        <w:ind w:left="2880" w:hanging="480"/>
       </w:pPr>
     </w:lvl>
     <w:lvl w:ilvl="4">
@@ -3910,7 +4729,7 @@
       <w:lvlText w:val="%5)"/>
       <w:lvlJc w:val="left"/>
       <w:pPr>
-        <w:ind w:left="3600" w:hanging="360"/>
+        <w:ind w:left="3600" w:hanging="480"/>
       </w:pPr>
     </w:lvl>
     <w:lvl w:ilvl="5">
@@ -3919,7 +4738,7 @@
       <w:lvlText w:val="%6)"/>
       <w:lvlJc w:val="left"/>
       <w:pPr>
-        <w:ind w:left="4320" w:hanging="360"/>
+        <w:ind w:left="4320" w:hanging="480"/>
       </w:pPr>
     </w:lvl>
     <w:lvl w:ilvl="6">
@@ -3928,7 +4747,7 @@
       <w:lvlText w:val="%7)"/>
       <w:lvlJc w:val="left"/>
       <w:pPr>
-        <w:ind w:left="5040" w:hanging="360"/>
+        <w:ind w:left="5040" w:hanging="480"/>
       </w:pPr>
     </w:lvl>
     <w:lvl w:ilvl="7">
@@ -3937,7 +4756,7 @@
       <w:lvlText w:val="%8)"/>
       <w:lvlJc w:val="left"/>
       <w:pPr>
-        <w:ind w:left="5760" w:hanging="360"/>
+        <w:ind w:left="5760" w:hanging="480"/>
       </w:pPr>
     </w:lvl>
     <w:lvl w:ilvl="8">
@@ -3946,7 +4765,7 @@
       <w:lvlText w:val="%9)"/>
       <w:lvlJc w:val="left"/>
       <w:pPr>
-        <w:ind w:left="6480" w:hanging="360"/>
+        <w:ind w:left="6480" w:hanging="480"/>
       </w:pPr>
     </w:lvl>
   </w:abstractNum>
@@ -4447,10 +5266,10 @@
   <w:docDefaults>
     <w:rPrDefault>
       <w:rPr>
-        <w:rFonts w:asciiTheme="minorHAnsi" w:cstheme="minorBidi" w:eastAsiaTheme="minorEastAsia" w:hAnsiTheme="minorHAnsi"/>
+        <w:rFonts w:asciiTheme="minorHAnsi" w:cstheme="minorBidi" w:eastAsiaTheme="minorHAnsi" w:hAnsiTheme="minorHAnsi"/>
         <w:sz w:val="24"/>
         <w:szCs w:val="24"/>
-        <w:lang w:bidi="ar-SA" w:eastAsia="zh-CN" w:val="en-US"/>
+        <w:lang w:bidi="ar-SA" w:eastAsia="en-US" w:val="en-US"/>
       </w:rPr>
     </w:rPrDefault>
     <w:pPrDefault>
@@ -4468,10 +5287,10 @@
     <w:name w:val="Body Text"/>
     <w:basedOn w:val="Normal"/>
     <w:link w:val="BodyTextChar"/>
-    <w:qFormat/>
     <w:pPr>
       <w:spacing w:after="180" w:before="180"/>
     </w:pPr>
+    <w:qFormat/>
   </w:style>
   <w:style w:customStyle="1" w:styleId="FirstParagraph" w:type="paragraph">
     <w:name w:val="First Paragraph"/>
@@ -4491,94 +5310,57 @@
     <w:name w:val="Title"/>
     <w:basedOn w:val="Normal"/>
     <w:next w:val="BodyText"/>
-    <w:link w:val="TitleChar"/>
-    <w:uiPriority w:val="10"/>
     <w:qFormat/>
-    <w:rsid w:val="00A10FD9"/>
     <w:pPr>
-      <w:spacing w:after="80" w:line="240" w:lineRule="auto"/>
-      <w:contextualSpacing/>
+      <w:keepNext/>
+      <w:keepLines/>
+      <w:spacing w:after="240" w:before="480"/>
       <w:jc w:val="center"/>
     </w:pPr>
     <w:rPr>
       <w:rFonts w:asciiTheme="majorHAnsi" w:cstheme="majorBidi" w:eastAsiaTheme="majorEastAsia" w:hAnsiTheme="majorHAnsi"/>
-      <w:sz w:val="56"/>
-      <w:szCs w:val="56"/>
-    </w:rPr>
-  </w:style>
-  <w:style w:customStyle="1" w:styleId="TitleChar" w:type="character">
-    <w:name w:val="Title Char"/>
-    <w:basedOn w:val="DefaultParagraphFont"/>
-    <w:link w:val="Title"/>
-    <w:uiPriority w:val="10"/>
-    <w:rsid w:val="00A10FD9"/>
-    <w:rPr>
-      <w:rFonts w:asciiTheme="majorHAnsi" w:cstheme="majorBidi" w:eastAsiaTheme="majorEastAsia" w:hAnsiTheme="majorHAnsi"/>
-      <w:sz w:val="56"/>
-      <w:szCs w:val="56"/>
+      <w:b/>
+      <w:bCs/>
+      <w:color w:themeColor="accent1" w:themeShade="B5" w:val="345A8A"/>
+      <w:sz w:val="36"/>
+      <w:szCs w:val="36"/>
     </w:rPr>
   </w:style>
   <w:style w:styleId="Subtitle" w:type="paragraph">
     <w:name w:val="Subtitle"/>
-    <w:basedOn w:val="Title"/>
-    <w:next w:val="BodyText"/>
-    <w:link w:val="SubtitleChar"/>
-    <w:uiPriority w:val="11"/>
-    <w:qFormat/>
-    <w:rsid w:val="00A10FD9"/>
-    <w:pPr>
-      <w:numPr>
-        <w:ilvl w:val="1"/>
-      </w:numPr>
-    </w:pPr>
-    <w:rPr>
-      <w:rFonts w:cstheme="majorBidi" w:eastAsiaTheme="majorEastAsia"/>
-      <w:spacing w:val="15"/>
-      <w:sz w:val="28"/>
-      <w:szCs w:val="28"/>
-    </w:rPr>
-  </w:style>
-  <w:style w:customStyle="1" w:styleId="SubtitleChar" w:type="character">
-    <w:name w:val="Subtitle Char"/>
-    <w:basedOn w:val="DefaultParagraphFont"/>
-    <w:link w:val="Subtitle"/>
-    <w:uiPriority w:val="11"/>
-    <w:rsid w:val="00A10FD9"/>
-    <w:rPr>
-      <w:rFonts w:cstheme="majorBidi" w:eastAsiaTheme="majorEastAsia"/>
-      <w:color w:themeColor="text1" w:themeTint="A6" w:val="595959"/>
-      <w:spacing w:val="15"/>
-      <w:sz w:val="28"/>
-      <w:szCs w:val="28"/>
-    </w:rPr>
-  </w:style>
-  <w:style w:customStyle="1" w:styleId="Author" w:type="paragraph">
-    <w:name w:val="Author"/>
     <w:basedOn w:val="Title"/>
     <w:next w:val="BodyText"/>
     <w:qFormat/>
     <w:pPr>
       <w:keepNext/>
       <w:keepLines/>
+      <w:spacing w:after="240" w:before="240"/>
+      <w:jc w:val="center"/>
     </w:pPr>
     <w:rPr>
-      <w:sz w:val="24"/>
-      <w:szCs w:val="24"/>
+      <w:sz w:val="30"/>
+      <w:szCs w:val="30"/>
     </w:rPr>
   </w:style>
-  <w:style w:styleId="Date" w:type="paragraph">
-    <w:name w:val="Date"/>
-    <w:basedOn w:val="Title"/>
+  <w:style w:customStyle="1" w:styleId="Author" w:type="paragraph">
+    <w:name w:val="Author"/>
     <w:next w:val="BodyText"/>
     <w:qFormat/>
     <w:pPr>
       <w:keepNext/>
       <w:keepLines/>
+      <w:jc w:val="center"/>
     </w:pPr>
-    <w:rPr>
-      <w:sz w:val="24"/>
-      <w:szCs w:val="24"/>
-    </w:rPr>
+  </w:style>
+  <w:style w:styleId="Date" w:type="paragraph">
+    <w:name w:val="Date"/>
+    <w:next w:val="BodyText"/>
+    <w:qFormat/>
+    <w:pPr>
+      <w:keepNext/>
+      <w:keepLines/>
+      <w:jc w:val="center"/>
+    </w:pPr>
   </w:style>
   <w:style w:customStyle="1" w:styleId="AbstractTitle" w:type="paragraph">
     <w:name w:val="Abstract Title"/>
@@ -4588,13 +5370,15 @@
     <w:pPr>
       <w:keepNext/>
       <w:keepLines/>
+      <w:jc w:val="center"/>
       <w:spacing w:after="0" w:before="300"/>
-      <w:jc w:val="center"/>
     </w:pPr>
     <w:rPr>
-      <w:b/>
       <w:sz w:val="20"/>
       <w:szCs w:val="20"/>
+      <w:b/>
+      <w:color w:val="345A8A"/>
+      &gt;
     </w:rPr>
   </w:style>
   <w:style w:customStyle="1" w:styleId="Abstract" w:type="paragraph">
@@ -4621,321 +5405,191 @@
     <w:rPr/>
   </w:style>
   <w:style w:styleId="Heading1" w:type="paragraph">
-    <w:name w:val="heading 1"/>
+    <w:name w:val="Heading 1"/>
     <w:basedOn w:val="Normal"/>
     <w:next w:val="BodyText"/>
-    <w:link w:val="Heading1Char"/>
     <w:uiPriority w:val="9"/>
     <w:qFormat/>
-    <w:rsid w:val="00A10FD9"/>
     <w:pPr>
       <w:keepNext/>
       <w:keepLines/>
-      <w:spacing w:after="80" w:before="360"/>
+      <w:spacing w:after="0" w:before="480"/>
       <w:outlineLvl w:val="0"/>
     </w:pPr>
     <w:rPr>
       <w:rFonts w:asciiTheme="majorHAnsi" w:cstheme="majorBidi" w:eastAsiaTheme="majorEastAsia" w:hAnsiTheme="majorHAnsi"/>
-      <w:color w:themeColor="accent1" w:themeShade="BF" w:val="0F4761"/>
-      <w:sz w:val="40"/>
-      <w:szCs w:val="40"/>
+      <w:b/>
+      <w:bCs/>
+      <w:color w:themeColor="accent1" w:val="4F81BD"/>
+      <w:sz w:val="32"/>
+      <w:szCs w:val="32"/>
     </w:rPr>
   </w:style>
   <w:style w:styleId="Heading2" w:type="paragraph">
-    <w:name w:val="heading 2"/>
+    <w:name w:val="Heading 2"/>
     <w:basedOn w:val="Normal"/>
     <w:next w:val="BodyText"/>
-    <w:link w:val="Heading2Char"/>
     <w:uiPriority w:val="9"/>
-    <w:semiHidden/>
     <w:unhideWhenUsed/>
     <w:qFormat/>
-    <w:rsid w:val="00A10FD9"/>
     <w:pPr>
       <w:keepNext/>
       <w:keepLines/>
-      <w:spacing w:after="80" w:before="160"/>
+      <w:spacing w:after="0" w:before="200"/>
       <w:outlineLvl w:val="1"/>
     </w:pPr>
     <w:rPr>
       <w:rFonts w:asciiTheme="majorHAnsi" w:cstheme="majorBidi" w:eastAsiaTheme="majorEastAsia" w:hAnsiTheme="majorHAnsi"/>
-      <w:color w:themeColor="accent1" w:themeShade="BF" w:val="0F4761"/>
-      <w:sz w:val="32"/>
-      <w:szCs w:val="32"/>
+      <w:b/>
+      <w:bCs/>
+      <w:color w:themeColor="accent1" w:val="4F81BD"/>
+      <w:sz w:val="28"/>
+      <w:szCs w:val="28"/>
     </w:rPr>
   </w:style>
   <w:style w:styleId="Heading3" w:type="paragraph">
-    <w:name w:val="heading 3"/>
+    <w:name w:val="Heading 3"/>
     <w:basedOn w:val="Normal"/>
     <w:next w:val="BodyText"/>
-    <w:link w:val="Heading3Char"/>
     <w:uiPriority w:val="9"/>
-    <w:semiHidden/>
     <w:unhideWhenUsed/>
     <w:qFormat/>
-    <w:rsid w:val="00A10FD9"/>
     <w:pPr>
       <w:keepNext/>
       <w:keepLines/>
-      <w:spacing w:after="80" w:before="160"/>
+      <w:spacing w:after="0" w:before="200"/>
       <w:outlineLvl w:val="2"/>
     </w:pPr>
     <w:rPr>
-      <w:rFonts w:cstheme="majorBidi" w:eastAsiaTheme="majorEastAsia"/>
-      <w:color w:themeColor="accent1" w:themeShade="BF" w:val="0F4761"/>
-      <w:sz w:val="28"/>
-      <w:szCs w:val="28"/>
+      <w:rFonts w:asciiTheme="majorHAnsi" w:cstheme="majorBidi" w:eastAsiaTheme="majorEastAsia" w:hAnsiTheme="majorHAnsi"/>
+      <w:b/>
+      <w:bCs/>
+      <w:color w:themeColor="accent1" w:val="4F81BD"/>
+      <w:sz w:val="24"/>
+      <w:szCs w:val="24"/>
     </w:rPr>
   </w:style>
   <w:style w:styleId="Heading4" w:type="paragraph">
-    <w:name w:val="heading 4"/>
+    <w:name w:val="Heading 4"/>
     <w:basedOn w:val="Normal"/>
     <w:next w:val="BodyText"/>
-    <w:link w:val="Heading4Char"/>
     <w:uiPriority w:val="9"/>
-    <w:semiHidden/>
     <w:unhideWhenUsed/>
     <w:qFormat/>
-    <w:rsid w:val="00A10FD9"/>
     <w:pPr>
       <w:keepNext/>
       <w:keepLines/>
-      <w:spacing w:after="40" w:before="80"/>
+      <w:spacing w:after="0" w:before="200"/>
       <w:outlineLvl w:val="3"/>
     </w:pPr>
     <w:rPr>
-      <w:rFonts w:cstheme="majorBidi" w:eastAsiaTheme="majorEastAsia"/>
+      <w:rFonts w:asciiTheme="majorHAnsi" w:cstheme="majorBidi" w:eastAsiaTheme="majorEastAsia" w:hAnsiTheme="majorHAnsi"/>
       <w:i/>
-      <w:iCs/>
-      <w:color w:themeColor="accent1" w:themeShade="BF" w:val="0F4761"/>
+      <w:bCs/>
+      <w:color w:themeColor="accent1" w:val="4F81BD"/>
+      <w:sz w:val="24"/>
+      <w:szCs w:val="24"/>
     </w:rPr>
   </w:style>
   <w:style w:styleId="Heading5" w:type="paragraph">
-    <w:name w:val="heading 5"/>
+    <w:name w:val="Heading 5"/>
     <w:basedOn w:val="Normal"/>
     <w:next w:val="BodyText"/>
-    <w:link w:val="Heading5Char"/>
     <w:uiPriority w:val="9"/>
-    <w:semiHidden/>
     <w:unhideWhenUsed/>
     <w:qFormat/>
-    <w:rsid w:val="00A10FD9"/>
     <w:pPr>
       <w:keepNext/>
       <w:keepLines/>
-      <w:spacing w:after="40" w:before="80"/>
+      <w:spacing w:after="0" w:before="200"/>
       <w:outlineLvl w:val="4"/>
     </w:pPr>
     <w:rPr>
-      <w:rFonts w:cstheme="majorBidi" w:eastAsiaTheme="majorEastAsia"/>
-      <w:color w:themeColor="accent1" w:themeShade="BF" w:val="0F4761"/>
+      <w:rFonts w:asciiTheme="majorHAnsi" w:cstheme="majorBidi" w:eastAsiaTheme="majorEastAsia" w:hAnsiTheme="majorHAnsi"/>
+      <w:iCs/>
+      <w:color w:themeColor="accent1" w:val="4F81BD"/>
+      <w:sz w:val="24"/>
+      <w:szCs w:val="24"/>
     </w:rPr>
   </w:style>
   <w:style w:styleId="Heading6" w:type="paragraph">
-    <w:name w:val="heading 6"/>
+    <w:name w:val="Heading 6"/>
     <w:basedOn w:val="Normal"/>
     <w:next w:val="BodyText"/>
-    <w:link w:val="Heading6Char"/>
     <w:uiPriority w:val="9"/>
-    <w:semiHidden/>
     <w:unhideWhenUsed/>
     <w:qFormat/>
-    <w:rsid w:val="00A10FD9"/>
     <w:pPr>
       <w:keepNext/>
       <w:keepLines/>
-      <w:spacing w:after="0" w:before="40"/>
+      <w:spacing w:after="0" w:before="200"/>
       <w:outlineLvl w:val="5"/>
     </w:pPr>
     <w:rPr>
-      <w:rFonts w:cstheme="majorBidi" w:eastAsiaTheme="majorEastAsia"/>
-      <w:i/>
-      <w:iCs/>
-      <w:color w:themeColor="text1" w:themeTint="A6" w:val="595959"/>
+      <w:rFonts w:asciiTheme="majorHAnsi" w:cstheme="majorBidi" w:eastAsiaTheme="majorEastAsia" w:hAnsiTheme="majorHAnsi"/>
+      <w:color w:themeColor="accent1" w:val="4F81BD"/>
+      <w:sz w:val="24"/>
+      <w:szCs w:val="24"/>
     </w:rPr>
   </w:style>
   <w:style w:styleId="Heading7" w:type="paragraph">
-    <w:name w:val="heading 7"/>
+    <w:name w:val="Heading 7"/>
     <w:basedOn w:val="Normal"/>
     <w:next w:val="BodyText"/>
-    <w:link w:val="Heading7Char"/>
     <w:uiPriority w:val="9"/>
-    <w:semiHidden/>
     <w:unhideWhenUsed/>
     <w:qFormat/>
-    <w:rsid w:val="00A10FD9"/>
     <w:pPr>
       <w:keepNext/>
       <w:keepLines/>
-      <w:spacing w:after="0" w:before="40"/>
+      <w:spacing w:after="0" w:before="200"/>
       <w:outlineLvl w:val="6"/>
     </w:pPr>
     <w:rPr>
-      <w:rFonts w:cstheme="majorBidi" w:eastAsiaTheme="majorEastAsia"/>
-      <w:color w:themeColor="text1" w:themeTint="A6" w:val="595959"/>
+      <w:rFonts w:asciiTheme="majorHAnsi" w:cstheme="majorBidi" w:eastAsiaTheme="majorEastAsia" w:hAnsiTheme="majorHAnsi"/>
+      <w:color w:themeColor="accent1" w:val="4F81BD"/>
+      <w:sz w:val="24"/>
+      <w:szCs w:val="24"/>
     </w:rPr>
   </w:style>
   <w:style w:styleId="Heading8" w:type="paragraph">
-    <w:name w:val="heading 8"/>
+    <w:name w:val="Heading 8"/>
     <w:basedOn w:val="Normal"/>
     <w:next w:val="BodyText"/>
-    <w:link w:val="Heading8Char"/>
     <w:uiPriority w:val="9"/>
-    <w:semiHidden/>
     <w:unhideWhenUsed/>
     <w:qFormat/>
-    <w:rsid w:val="00A10FD9"/>
     <w:pPr>
       <w:keepNext/>
       <w:keepLines/>
-      <w:spacing w:after="0"/>
+      <w:spacing w:after="0" w:before="200"/>
       <w:outlineLvl w:val="7"/>
     </w:pPr>
     <w:rPr>
-      <w:rFonts w:cstheme="majorBidi" w:eastAsiaTheme="majorEastAsia"/>
-      <w:i/>
-      <w:iCs/>
-      <w:color w:themeColor="text1" w:themeTint="D8" w:val="272727"/>
+      <w:rFonts w:asciiTheme="majorHAnsi" w:cstheme="majorBidi" w:eastAsiaTheme="majorEastAsia" w:hAnsiTheme="majorHAnsi"/>
+      <w:color w:themeColor="accent1" w:val="4F81BD"/>
+      <w:sz w:val="24"/>
+      <w:szCs w:val="24"/>
     </w:rPr>
   </w:style>
   <w:style w:styleId="Heading9" w:type="paragraph">
-    <w:name w:val="heading 9"/>
+    <w:name w:val="Heading 9"/>
     <w:basedOn w:val="Normal"/>
     <w:next w:val="BodyText"/>
-    <w:link w:val="Heading9Char"/>
     <w:uiPriority w:val="9"/>
-    <w:semiHidden/>
     <w:unhideWhenUsed/>
     <w:qFormat/>
-    <w:rsid w:val="00A10FD9"/>
     <w:pPr>
       <w:keepNext/>
       <w:keepLines/>
-      <w:spacing w:after="0"/>
+      <w:spacing w:after="0" w:before="200"/>
       <w:outlineLvl w:val="8"/>
     </w:pPr>
     <w:rPr>
-      <w:rFonts w:cstheme="majorBidi" w:eastAsiaTheme="majorEastAsia"/>
-      <w:color w:themeColor="text1" w:themeTint="D8" w:val="272727"/>
-    </w:rPr>
-  </w:style>
-  <w:style w:customStyle="1" w:styleId="Heading1Char" w:type="character">
-    <w:name w:val="Heading 1 Char"/>
-    <w:basedOn w:val="DefaultParagraphFont"/>
-    <w:link w:val="Heading1"/>
-    <w:uiPriority w:val="9"/>
-    <w:rsid w:val="00A10FD9"/>
-    <w:rPr>
       <w:rFonts w:asciiTheme="majorHAnsi" w:cstheme="majorBidi" w:eastAsiaTheme="majorEastAsia" w:hAnsiTheme="majorHAnsi"/>
-      <w:color w:themeColor="accent1" w:themeShade="BF" w:val="0F4761"/>
-      <w:sz w:val="40"/>
-      <w:szCs w:val="40"/>
-    </w:rPr>
-  </w:style>
-  <w:style w:customStyle="1" w:styleId="Heading2Char" w:type="character">
-    <w:name w:val="Heading 2 Char"/>
-    <w:basedOn w:val="DefaultParagraphFont"/>
-    <w:link w:val="Heading2"/>
-    <w:uiPriority w:val="9"/>
-    <w:semiHidden/>
-    <w:rsid w:val="00A10FD9"/>
-    <w:rPr>
-      <w:rFonts w:asciiTheme="majorHAnsi" w:cstheme="majorBidi" w:eastAsiaTheme="majorEastAsia" w:hAnsiTheme="majorHAnsi"/>
-      <w:color w:themeColor="accent1" w:themeShade="BF" w:val="0F4761"/>
-      <w:sz w:val="32"/>
-      <w:szCs w:val="32"/>
-    </w:rPr>
-  </w:style>
-  <w:style w:customStyle="1" w:styleId="Heading3Char" w:type="character">
-    <w:name w:val="Heading 3 Char"/>
-    <w:basedOn w:val="DefaultParagraphFont"/>
-    <w:link w:val="Heading3"/>
-    <w:uiPriority w:val="9"/>
-    <w:semiHidden/>
-    <w:rsid w:val="00A10FD9"/>
-    <w:rPr>
-      <w:rFonts w:cstheme="majorBidi" w:eastAsiaTheme="majorEastAsia"/>
-      <w:color w:themeColor="accent1" w:themeShade="BF" w:val="0F4761"/>
-      <w:sz w:val="28"/>
-      <w:szCs w:val="28"/>
-    </w:rPr>
-  </w:style>
-  <w:style w:customStyle="1" w:styleId="Heading4Char" w:type="character">
-    <w:name w:val="Heading 4 Char"/>
-    <w:basedOn w:val="DefaultParagraphFont"/>
-    <w:link w:val="Heading4"/>
-    <w:uiPriority w:val="9"/>
-    <w:semiHidden/>
-    <w:rsid w:val="00A10FD9"/>
-    <w:rPr>
-      <w:rFonts w:cstheme="majorBidi" w:eastAsiaTheme="majorEastAsia"/>
-      <w:i/>
-      <w:iCs/>
-      <w:color w:themeColor="accent1" w:themeShade="BF" w:val="0F4761"/>
-    </w:rPr>
-  </w:style>
-  <w:style w:customStyle="1" w:styleId="Heading5Char" w:type="character">
-    <w:name w:val="Heading 5 Char"/>
-    <w:basedOn w:val="DefaultParagraphFont"/>
-    <w:link w:val="Heading5"/>
-    <w:uiPriority w:val="9"/>
-    <w:semiHidden/>
-    <w:rsid w:val="00A10FD9"/>
-    <w:rPr>
-      <w:rFonts w:cstheme="majorBidi" w:eastAsiaTheme="majorEastAsia"/>
-      <w:color w:themeColor="accent1" w:themeShade="BF" w:val="0F4761"/>
-    </w:rPr>
-  </w:style>
-  <w:style w:customStyle="1" w:styleId="Heading6Char" w:type="character">
-    <w:name w:val="Heading 6 Char"/>
-    <w:basedOn w:val="DefaultParagraphFont"/>
-    <w:link w:val="Heading6"/>
-    <w:uiPriority w:val="9"/>
-    <w:semiHidden/>
-    <w:rsid w:val="00A10FD9"/>
-    <w:rPr>
-      <w:rFonts w:cstheme="majorBidi" w:eastAsiaTheme="majorEastAsia"/>
-      <w:i/>
-      <w:iCs/>
-      <w:color w:themeColor="text1" w:themeTint="A6" w:val="595959"/>
-    </w:rPr>
-  </w:style>
-  <w:style w:customStyle="1" w:styleId="Heading7Char" w:type="character">
-    <w:name w:val="Heading 7 Char"/>
-    <w:basedOn w:val="DefaultParagraphFont"/>
-    <w:link w:val="Heading7"/>
-    <w:uiPriority w:val="9"/>
-    <w:semiHidden/>
-    <w:rsid w:val="00A10FD9"/>
-    <w:rPr>
-      <w:rFonts w:cstheme="majorBidi" w:eastAsiaTheme="majorEastAsia"/>
-      <w:color w:themeColor="text1" w:themeTint="A6" w:val="595959"/>
-    </w:rPr>
-  </w:style>
-  <w:style w:customStyle="1" w:styleId="Heading8Char" w:type="character">
-    <w:name w:val="Heading 8 Char"/>
-    <w:basedOn w:val="DefaultParagraphFont"/>
-    <w:link w:val="Heading8"/>
-    <w:uiPriority w:val="9"/>
-    <w:semiHidden/>
-    <w:rsid w:val="00A10FD9"/>
-    <w:rPr>
-      <w:rFonts w:cstheme="majorBidi" w:eastAsiaTheme="majorEastAsia"/>
-      <w:i/>
-      <w:iCs/>
-      <w:color w:themeColor="text1" w:themeTint="D8" w:val="272727"/>
-    </w:rPr>
-  </w:style>
-  <w:style w:customStyle="1" w:styleId="Heading9Char" w:type="character">
-    <w:name w:val="Heading 9 Char"/>
-    <w:basedOn w:val="DefaultParagraphFont"/>
-    <w:link w:val="Heading9"/>
-    <w:uiPriority w:val="9"/>
-    <w:semiHidden/>
-    <w:rsid w:val="00A10FD9"/>
-    <w:rPr>
-      <w:rFonts w:cstheme="majorBidi" w:eastAsiaTheme="majorEastAsia"/>
-      <w:color w:themeColor="text1" w:themeTint="D8" w:val="272727"/>
+      <w:color w:themeColor="accent1" w:val="4F81BD"/>
+      <w:sz w:val="24"/>
+      <w:szCs w:val="24"/>
     </w:rPr>
   </w:style>
   <w:style w:styleId="BlockText" w:type="paragraph">
@@ -4957,18 +5611,6 @@
     <w:uiPriority w:val="9"/>
     <w:unhideWhenUsed/>
     <w:qFormat/>
-  </w:style>
-  <w:style w:styleId="FootnoteBlockText" w:type="paragraph">
-    <w:name w:val="Footnote Block Text"/>
-    <w:basedOn w:val="FootnoteText"/>
-    <w:next w:val="FootnoteText"/>
-    <w:uiPriority w:val="9"/>
-    <w:unhideWhenUsed/>
-    <w:qFormat/>
-    <w:pPr>
-      <w:spacing w:after="100" w:before="100"/>
-      <w:ind w:firstLine="0" w:left="480" w:right="480"/>
-    </w:pPr>
   </w:style>
   <w:style w:default="1" w:styleId="DefaultParagraphFont" w:type="character">
     <w:name w:val="Default Paragraph Font"/>
@@ -4991,11 +5633,18 @@
       </w:tblCellMar>
     </w:tblPr>
     <w:tblStylePr w:type="firstRow">
+      <w:tblPr>
+        <w:jc w:val="left"/>
+        <w:tblInd w:type="dxa" w:w="0"/>
+      </w:tblPr>
+      <w:trPr>
+        <w:jc w:val="left"/>
+      </w:trPr>
       <w:tcPr>
+        <w:vAlign w:val="bottom"/>
         <w:tcBorders>
           <w:bottom w:val="single"/>
         </w:tcBorders>
-        <w:vAlign w:val="bottom"/>
       </w:tcPr>
     </w:tblStylePr>
   </w:style>
@@ -5110,8 +5759,8 @@
     <w:name w:val="KeywordTok"/>
     <w:basedOn w:val="VerbatimChar"/>
     <w:rPr>
+      <w:color w:val="007020"/>
       <w:b/>
-      <w:color w:val="007020"/>
     </w:rPr>
   </w:style>
   <w:style w:type="character" w:customStyle="1" w:styleId="DataTypeTok">
@@ -5188,42 +5837,42 @@
     <w:name w:val="ImportTok"/>
     <w:basedOn w:val="VerbatimChar"/>
     <w:rPr>
+      <w:color w:val="008000"/>
       <w:b/>
-      <w:color w:val="008000"/>
     </w:rPr>
   </w:style>
   <w:style w:type="character" w:customStyle="1" w:styleId="CommentTok">
     <w:name w:val="CommentTok"/>
     <w:basedOn w:val="VerbatimChar"/>
     <w:rPr>
+      <w:color w:val="60a0b0"/>
       <w:i/>
-      <w:color w:val="60a0b0"/>
     </w:rPr>
   </w:style>
   <w:style w:type="character" w:customStyle="1" w:styleId="DocumentationTok">
     <w:name w:val="DocumentationTok"/>
     <w:basedOn w:val="VerbatimChar"/>
     <w:rPr>
+      <w:color w:val="ba2121"/>
       <w:i/>
-      <w:color w:val="ba2121"/>
     </w:rPr>
   </w:style>
   <w:style w:type="character" w:customStyle="1" w:styleId="AnnotationTok">
     <w:name w:val="AnnotationTok"/>
     <w:basedOn w:val="VerbatimChar"/>
     <w:rPr>
+      <w:color w:val="60a0b0"/>
       <w:b/>
       <w:i/>
-      <w:color w:val="60a0b0"/>
     </w:rPr>
   </w:style>
   <w:style w:type="character" w:customStyle="1" w:styleId="CommentVarTok">
     <w:name w:val="CommentVarTok"/>
     <w:basedOn w:val="VerbatimChar"/>
     <w:rPr>
+      <w:color w:val="60a0b0"/>
       <w:b/>
       <w:i/>
-      <w:color w:val="60a0b0"/>
     </w:rPr>
   </w:style>
   <w:style w:type="character" w:customStyle="1" w:styleId="OtherTok">
@@ -5251,8 +5900,8 @@
     <w:name w:val="ControlFlowTok"/>
     <w:basedOn w:val="VerbatimChar"/>
     <w:rPr>
+      <w:color w:val="007020"/>
       <w:b/>
-      <w:color w:val="007020"/>
     </w:rPr>
   </w:style>
   <w:style w:type="character" w:customStyle="1" w:styleId="OperatorTok">
@@ -5297,34 +5946,34 @@
     <w:name w:val="InformationTok"/>
     <w:basedOn w:val="VerbatimChar"/>
     <w:rPr>
+      <w:color w:val="60a0b0"/>
       <w:b/>
       <w:i/>
-      <w:color w:val="60a0b0"/>
     </w:rPr>
   </w:style>
   <w:style w:type="character" w:customStyle="1" w:styleId="WarningTok">
     <w:name w:val="WarningTok"/>
     <w:basedOn w:val="VerbatimChar"/>
     <w:rPr>
+      <w:color w:val="60a0b0"/>
       <w:b/>
       <w:i/>
-      <w:color w:val="60a0b0"/>
     </w:rPr>
   </w:style>
   <w:style w:type="character" w:customStyle="1" w:styleId="AlertTok">
     <w:name w:val="AlertTok"/>
     <w:basedOn w:val="VerbatimChar"/>
     <w:rPr>
+      <w:color w:val="ff0000"/>
       <w:b/>
-      <w:color w:val="ff0000"/>
     </w:rPr>
   </w:style>
   <w:style w:type="character" w:customStyle="1" w:styleId="ErrorTok">
     <w:name w:val="ErrorTok"/>
     <w:basedOn w:val="VerbatimChar"/>
     <w:rPr>
+      <w:color w:val="ff0000"/>
       <w:b/>
-      <w:color w:val="ff0000"/>
     </w:rPr>
   </w:style>
   <w:style w:type="character" w:customStyle="1" w:styleId="NormalTok">
@@ -5346,44 +5995,44 @@
         <a:sysClr val="window" lastClr="FFFFFF"/>
       </a:lt1>
       <a:dk2>
-        <a:srgbClr val="0E2841"/>
+        <a:srgbClr val="1F497D"/>
       </a:dk2>
       <a:lt2>
-        <a:srgbClr val="E8E8E8"/>
+        <a:srgbClr val="EEECE1"/>
       </a:lt2>
       <a:accent1>
-        <a:srgbClr val="156082"/>
+        <a:srgbClr val="4F81BD"/>
       </a:accent1>
       <a:accent2>
-        <a:srgbClr val="E97132"/>
+        <a:srgbClr val="C0504D"/>
       </a:accent2>
       <a:accent3>
-        <a:srgbClr val="196B24"/>
+        <a:srgbClr val="9BBB59"/>
       </a:accent3>
       <a:accent4>
-        <a:srgbClr val="0F9ED5"/>
+        <a:srgbClr val="8064A2"/>
       </a:accent4>
       <a:accent5>
-        <a:srgbClr val="A02B93"/>
+        <a:srgbClr val="4BACC6"/>
       </a:accent5>
       <a:accent6>
-        <a:srgbClr val="4EA72E"/>
+        <a:srgbClr val="F79646"/>
       </a:accent6>
       <a:hlink>
-        <a:srgbClr val="467886"/>
+        <a:srgbClr val="0000FF"/>
       </a:hlink>
       <a:folHlink>
-        <a:srgbClr val="96607D"/>
+        <a:srgbClr val="800080"/>
       </a:folHlink>
     </a:clrScheme>
     <a:fontScheme name="Office">
       <a:majorFont>
-        <a:latin typeface="Aptos Display" panose="02110004020202020204"/>
+        <a:latin typeface="Calibri"/>
         <a:ea typeface=""/>
         <a:cs typeface=""/>
-        <a:font script="Jpan" typeface="游ゴシック Light"/>
+        <a:font script="Jpan" typeface="ＭＳ ゴシック"/>
         <a:font script="Hang" typeface="맑은 고딕"/>
-        <a:font script="Hans" typeface="等线 Light"/>
+        <a:font script="Hans" typeface="宋体"/>
         <a:font script="Hant" typeface="新細明體"/>
         <a:font script="Arab" typeface="Times New Roman"/>
         <a:font script="Hebr" typeface="Times New Roman"/>
@@ -5410,32 +6059,14 @@
         <a:font script="Mong" typeface="Mongolian Baiti"/>
         <a:font script="Viet" typeface="Times New Roman"/>
         <a:font script="Uigh" typeface="Microsoft Uighur"/>
-        <a:font script="Geor" typeface="Sylfaen"/>
-        <a:font script="Armn" typeface="Arial"/>
-        <a:font script="Bugi" typeface="Leelawadee UI"/>
-        <a:font script="Bopo" typeface="Microsoft JhengHei"/>
-        <a:font script="Java" typeface="Javanese Text"/>
-        <a:font script="Lisu" typeface="Segoe UI"/>
-        <a:font script="Mymr" typeface="Myanmar Text"/>
-        <a:font script="Nkoo" typeface="Ebrima"/>
-        <a:font script="Olck" typeface="Nirmala UI"/>
-        <a:font script="Osma" typeface="Ebrima"/>
-        <a:font script="Phag" typeface="Phagspa"/>
-        <a:font script="Syrn" typeface="Estrangelo Edessa"/>
-        <a:font script="Syrj" typeface="Estrangelo Edessa"/>
-        <a:font script="Syre" typeface="Estrangelo Edessa"/>
-        <a:font script="Sora" typeface="Nirmala UI"/>
-        <a:font script="Tale" typeface="Microsoft Tai Le"/>
-        <a:font script="Talu" typeface="Microsoft New Tai Lue"/>
-        <a:font script="Tfng" typeface="Ebrima"/>
       </a:majorFont>
       <a:minorFont>
-        <a:latin typeface="Aptos" panose="02110004020202020204"/>
+        <a:latin typeface="Cambria"/>
         <a:ea typeface=""/>
         <a:cs typeface=""/>
-        <a:font script="Jpan" typeface="游明朝"/>
+        <a:font script="Jpan" typeface="ＭＳ 明朝"/>
         <a:font script="Hang" typeface="맑은 고딕"/>
-        <a:font script="Hans" typeface="等线"/>
+        <a:font script="Hans" typeface="宋体"/>
         <a:font script="Hant" typeface="新細明體"/>
         <a:font script="Arab" typeface="Arial"/>
         <a:font script="Hebr" typeface="Arial"/>
@@ -5462,24 +6093,6 @@
         <a:font script="Mong" typeface="Mongolian Baiti"/>
         <a:font script="Viet" typeface="Arial"/>
         <a:font script="Uigh" typeface="Microsoft Uighur"/>
-        <a:font script="Geor" typeface="Sylfaen"/>
-        <a:font script="Armn" typeface="Arial"/>
-        <a:font script="Bugi" typeface="Leelawadee UI"/>
-        <a:font script="Bopo" typeface="Microsoft JhengHei"/>
-        <a:font script="Java" typeface="Javanese Text"/>
-        <a:font script="Lisu" typeface="Segoe UI"/>
-        <a:font script="Mymr" typeface="Myanmar Text"/>
-        <a:font script="Nkoo" typeface="Ebrima"/>
-        <a:font script="Olck" typeface="Nirmala UI"/>
-        <a:font script="Osma" typeface="Ebrima"/>
-        <a:font script="Phag" typeface="Phagspa"/>
-        <a:font script="Syrn" typeface="Estrangelo Edessa"/>
-        <a:font script="Syrj" typeface="Estrangelo Edessa"/>
-        <a:font script="Syre" typeface="Estrangelo Edessa"/>
-        <a:font script="Sora" typeface="Nirmala UI"/>
-        <a:font script="Tale" typeface="Microsoft Tai Le"/>
-        <a:font script="Talu" typeface="Microsoft New Tai Lue"/>
-        <a:font script="Tfng" typeface="Ebrima"/>
       </a:minorFont>
     </a:fontScheme>
     <a:fmtScheme name="Office">
@@ -5491,141 +6104,200 @@
           <a:gsLst>
             <a:gs pos="0">
               <a:schemeClr val="phClr">
-                <a:lumMod val="110000"/>
-                <a:satMod val="105000"/>
-                <a:tint val="67000"/>
+                <a:tint val="50000"/>
+                <a:satMod val="300000"/>
               </a:schemeClr>
             </a:gs>
-            <a:gs pos="50000">
+            <a:gs pos="35000">
               <a:schemeClr val="phClr">
-                <a:lumMod val="105000"/>
-                <a:satMod val="103000"/>
-                <a:tint val="73000"/>
+                <a:tint val="37000"/>
+                <a:satMod val="300000"/>
               </a:schemeClr>
             </a:gs>
             <a:gs pos="100000">
               <a:schemeClr val="phClr">
-                <a:lumMod val="105000"/>
-                <a:satMod val="109000"/>
-                <a:tint val="81000"/>
+                <a:tint val="15000"/>
+                <a:satMod val="350000"/>
               </a:schemeClr>
             </a:gs>
           </a:gsLst>
-          <a:lin ang="5400000" scaled="0"/>
+          <a:lin ang="16200000" scaled="1"/>
         </a:gradFill>
         <a:gradFill rotWithShape="1">
           <a:gsLst>
             <a:gs pos="0">
               <a:schemeClr val="phClr">
-                <a:satMod val="103000"/>
-                <a:lumMod val="102000"/>
-                <a:tint val="94000"/>
-              </a:schemeClr>
-            </a:gs>
-            <a:gs pos="50000">
-              <a:schemeClr val="phClr">
-                <a:satMod val="110000"/>
-                <a:lumMod val="100000"/>
+                <a:tint val="100000"/>
                 <a:shade val="100000"/>
+                <a:satMod val="130000"/>
               </a:schemeClr>
             </a:gs>
             <a:gs pos="100000">
               <a:schemeClr val="phClr">
-                <a:lumMod val="99000"/>
-                <a:satMod val="120000"/>
-                <a:shade val="78000"/>
+                <a:tint val="50000"/>
+                <a:shade val="100000"/>
+                <a:satMod val="350000"/>
               </a:schemeClr>
             </a:gs>
           </a:gsLst>
-          <a:lin ang="5400000" scaled="0"/>
+          <a:lin ang="16200000" scaled="0"/>
         </a:gradFill>
       </a:fillStyleLst>
       <a:lnStyleLst>
-        <a:ln w="6350" cap="flat" cmpd="sng" algn="ctr">
+        <a:ln w="9525" cap="flat" cmpd="sng" algn="ctr">
+          <a:solidFill>
+            <a:schemeClr val="phClr">
+              <a:shade val="95000"/>
+              <a:satMod val="105000"/>
+            </a:schemeClr>
+          </a:solidFill>
+          <a:prstDash val="solid"/>
+        </a:ln>
+        <a:ln w="25400" cap="flat" cmpd="sng" algn="ctr">
           <a:solidFill>
             <a:schemeClr val="phClr"/>
           </a:solidFill>
           <a:prstDash val="solid"/>
-          <a:miter lim="800000"/>
         </a:ln>
-        <a:ln w="12700" cap="flat" cmpd="sng" algn="ctr">
+        <a:ln w="38100" cap="flat" cmpd="sng" algn="ctr">
           <a:solidFill>
             <a:schemeClr val="phClr"/>
           </a:solidFill>
           <a:prstDash val="solid"/>
-          <a:miter lim="800000"/>
-        </a:ln>
-        <a:ln w="19050" cap="flat" cmpd="sng" algn="ctr">
-          <a:solidFill>
-            <a:schemeClr val="phClr"/>
-          </a:solidFill>
-          <a:prstDash val="solid"/>
-          <a:miter lim="800000"/>
         </a:ln>
       </a:lnStyleLst>
       <a:effectStyleLst>
         <a:effectStyle>
-          <a:effectLst/>
-        </a:effectStyle>
-        <a:effectStyle>
-          <a:effectLst/>
+          <a:effectLst>
+            <a:outerShdw blurRad="40000" dist="20000" dir="5400000" rotWithShape="0">
+              <a:srgbClr val="000000">
+                <a:alpha val="38000"/>
+              </a:srgbClr>
+            </a:outerShdw>
+          </a:effectLst>
         </a:effectStyle>
         <a:effectStyle>
           <a:effectLst>
-            <a:outerShdw blurRad="57150" dist="19050" dir="5400000" algn="ctr" rotWithShape="0">
+            <a:outerShdw blurRad="40000" dist="23000" dir="5400000" rotWithShape="0">
               <a:srgbClr val="000000">
-                <a:alpha val="63000"/>
+                <a:alpha val="35000"/>
               </a:srgbClr>
             </a:outerShdw>
           </a:effectLst>
+        </a:effectStyle>
+        <a:effectStyle>
+          <a:effectLst>
+            <a:outerShdw blurRad="40000" dist="23000" dir="5400000" rotWithShape="0">
+              <a:srgbClr val="000000">
+                <a:alpha val="35000"/>
+              </a:srgbClr>
+            </a:outerShdw>
+          </a:effectLst>
+          <a:scene3d>
+            <a:camera prst="orthographicFront">
+              <a:rot lat="0" lon="0" rev="0"/>
+            </a:camera>
+            <a:lightRig rig="threePt" dir="t">
+              <a:rot lat="0" lon="0" rev="1200000"/>
+            </a:lightRig>
+          </a:scene3d>
+          <a:sp3d>
+            <a:bevelT w="63500" h="25400"/>
+          </a:sp3d>
         </a:effectStyle>
       </a:effectStyleLst>
       <a:bgFillStyleLst>
         <a:solidFill>
           <a:schemeClr val="phClr"/>
         </a:solidFill>
-        <a:solidFill>
-          <a:schemeClr val="phClr">
-            <a:tint val="95000"/>
-            <a:satMod val="170000"/>
-          </a:schemeClr>
-        </a:solidFill>
         <a:gradFill rotWithShape="1">
           <a:gsLst>
             <a:gs pos="0">
               <a:schemeClr val="phClr">
-                <a:tint val="93000"/>
-                <a:satMod val="150000"/>
-                <a:shade val="98000"/>
-                <a:lumMod val="102000"/>
+                <a:tint val="40000"/>
+                <a:satMod val="350000"/>
               </a:schemeClr>
             </a:gs>
-            <a:gs pos="50000">
+            <a:gs pos="40000">
               <a:schemeClr val="phClr">
-                <a:tint val="98000"/>
-                <a:satMod val="130000"/>
-                <a:shade val="90000"/>
-                <a:lumMod val="103000"/>
+                <a:tint val="45000"/>
+                <a:shade val="99000"/>
+                <a:satMod val="350000"/>
               </a:schemeClr>
             </a:gs>
             <a:gs pos="100000">
               <a:schemeClr val="phClr">
-                <a:shade val="63000"/>
-                <a:satMod val="120000"/>
+                <a:shade val="20000"/>
+                <a:satMod val="255000"/>
               </a:schemeClr>
             </a:gs>
           </a:gsLst>
-          <a:lin ang="5400000" scaled="0"/>
+          <a:path path="circle">
+            <a:fillToRect l="50000" t="-80000" r="50000" b="180000"/>
+          </a:path>
+        </a:gradFill>
+        <a:gradFill rotWithShape="1">
+          <a:gsLst>
+            <a:gs pos="0">
+              <a:schemeClr val="phClr">
+                <a:tint val="80000"/>
+                <a:satMod val="300000"/>
+              </a:schemeClr>
+            </a:gs>
+            <a:gs pos="100000">
+              <a:schemeClr val="phClr">
+                <a:shade val="30000"/>
+                <a:satMod val="200000"/>
+              </a:schemeClr>
+            </a:gs>
+          </a:gsLst>
+          <a:path path="circle">
+            <a:fillToRect l="50000" t="50000" r="50000" b="50000"/>
+          </a:path>
         </a:gradFill>
       </a:bgFillStyleLst>
     </a:fmtScheme>
   </a:themeElements>
-  <a:objectDefaults/>
+  <a:objectDefaults>
+    <a:spDef>
+      <a:spPr/>
+      <a:bodyPr/>
+      <a:lstStyle/>
+      <a:style>
+        <a:lnRef idx="1">
+          <a:schemeClr val="accent1"/>
+        </a:lnRef>
+        <a:fillRef idx="3">
+          <a:schemeClr val="accent1"/>
+        </a:fillRef>
+        <a:effectRef idx="2">
+          <a:schemeClr val="accent1"/>
+        </a:effectRef>
+        <a:fontRef idx="minor">
+          <a:schemeClr val="lt1"/>
+        </a:fontRef>
+      </a:style>
+    </a:spDef>
+    <a:lnDef>
+      <a:spPr/>
+      <a:bodyPr/>
+      <a:lstStyle/>
+      <a:style>
+        <a:lnRef idx="2">
+          <a:schemeClr val="accent1"/>
+        </a:lnRef>
+        <a:fillRef idx="0">
+          <a:schemeClr val="accent1"/>
+        </a:fillRef>
+        <a:effectRef idx="1">
+          <a:schemeClr val="accent1"/>
+        </a:effectRef>
+        <a:fontRef idx="minor">
+          <a:schemeClr val="tx1"/>
+        </a:fontRef>
+      </a:style>
+    </a:lnDef>
+  </a:objectDefaults>
   <a:extraClrSchemeLst/>
-  <a:extLst>
-    <a:ext uri="{05A4C25C-085E-4340-85A3-A5531E510DB2}">
-      <thm15:themeFamily xmlns:thm15="http://schemas.microsoft.com/office/thememl/2012/main" name="Office Theme" id="{2E142A2C-CD16-42D6-873A-C26D2A0506FA}" vid="{1BDDFF52-6CD6-40A5-AB3C-68EB2F1E4D0A}"/>
-    </a:ext>
-  </a:extLst>
 </a:theme>
 </file>